--- a/docs/documentacion_oficial/09_Backlog_Producto_Custodio_RAT_Manager_v1.13.docx
+++ b/docs/documentacion_oficial/09_Backlog_Producto_Custodio_RAT_Manager_v1.13.docx
@@ -2,46 +2,258 @@
 <file path=word/document.xml><?xml version="1.0" encoding="utf-8"?>
 <w:document xmlns:wpc="http://schemas.microsoft.com/office/word/2010/wordprocessingCanvas" xmlns:mo="http://schemas.microsoft.com/office/mac/office/2008/main" xmlns:mc="http://schemas.openxmlformats.org/markup-compatibility/2006" xmlns:mv="urn:schemas-microsoft-com:mac:vml" xmlns:o="urn:schemas-microsoft-com:office:office" xmlns:r="http://schemas.openxmlformats.org/officeDocument/2006/relationships" xmlns:m="http://schemas.openxmlformats.org/officeDocument/2006/math" xmlns:v="urn:schemas-microsoft-com:vml" xmlns:wp14="http://schemas.microsoft.com/office/word/2010/wordprocessingDrawing" xmlns:wp="http://schemas.openxmlformats.org/drawingml/2006/wordprocessingDrawing" xmlns:w10="urn:schemas-microsoft-com:office:word" xmlns:w="http://schemas.openxmlformats.org/wordprocessingml/2006/main" xmlns:w14="http://schemas.microsoft.com/office/word/2010/wordml" xmlns:wpg="http://schemas.microsoft.com/office/word/2010/wordprocessingGroup" xmlns:wpi="http://schemas.microsoft.com/office/word/2010/wordprocessingInk" xmlns:wne="http://schemas.microsoft.com/office/word/2006/wordml" xmlns:wps="http://schemas.microsoft.com/office/word/2010/wordprocessingShape" mc:Ignorable="w14 wp14">
   <w:body>
+    <w:p/>
+    <w:p/>
+    <w:p/>
     <w:p>
       <w:pPr>
+        <w:jc w:val="center"/>
+        <w:pBdr>
+          <w:top w:val="single" w:sz="16" w:space="4" w:color="1F497D"/>
+          <w:left w:val="single" w:sz="16" w:space="4" w:color="1F497D"/>
+          <w:bottom w:val="single" w:sz="16" w:space="4" w:color="1F497D"/>
+          <w:right w:val="single" w:sz="16" w:space="4" w:color="1F497D"/>
+        </w:pBdr>
+        <w:shd w:val="clear" w:color="auto" w:fill="1F497D"/>
+      </w:pPr>
+      <w:r>
+        <w:rPr>
+          <w:b/>
+          <w:color w:val="FFFFFF"/>
+          <w:sz w:val="24"/>
+        </w:rPr>
+        <w:t xml:space="preserve">  ▣  CUSTODIO  ·  CUSTODIO RAT MANAGER  </w:t>
+      </w:r>
+    </w:p>
+    <w:p>
+      <w:pPr>
+        <w:spacing w:before="720" w:after="120"/>
+        <w:jc w:val="center"/>
+      </w:pPr>
+      <w:r>
+        <w:rPr>
+          <w:i/>
+          <w:color w:val="808080"/>
+          <w:sz w:val="22"/>
+        </w:rPr>
+        <w:t>CUST-DOC-09</w:t>
+      </w:r>
+    </w:p>
+    <w:p/>
+    <w:p/>
+    <w:p>
+      <w:pPr>
+        <w:spacing w:after="240"/>
         <w:jc w:val="center"/>
       </w:pPr>
       <w:r>
         <w:rPr>
           <w:b/>
           <w:color w:val="1F497D"/>
-          <w:sz w:val="44"/>
+          <w:sz w:val="56"/>
+        </w:rPr>
+        <w:t>BACKLOG DE PRODUCTO</w:t>
+      </w:r>
+    </w:p>
+    <w:p>
+      <w:pPr>
+        <w:spacing w:after="480"/>
+        <w:jc w:val="center"/>
+      </w:pPr>
+      <w:r>
+        <w:rPr>
+          <w:i/>
+          <w:color w:val="2E74B5"/>
+          <w:sz w:val="28"/>
+        </w:rPr>
+        <w:t>User Stories, Features y Bugs · Priorización OLA-1 a OLA-3</w:t>
+      </w:r>
+    </w:p>
+    <w:p/>
+    <w:p/>
+    <w:p>
+      <w:pPr>
+        <w:jc w:val="center"/>
+        <w:pBdr>
+          <w:bottom w:val="single" w:sz="12" w:space="1" w:color="2E74B5"/>
+        </w:pBdr>
+      </w:pPr>
+      <w:r>
+        <w:rPr>
+          <w:sz w:val="4"/>
+        </w:rPr>
+        <w:t xml:space="preserve">  </w:t>
+      </w:r>
+    </w:p>
+    <w:p/>
+    <w:p/>
+    <w:p>
+      <w:pPr>
+        <w:spacing w:after="40"/>
+        <w:jc w:val="center"/>
+      </w:pPr>
+      <w:r>
+        <w:rPr>
+          <w:b/>
+          <w:color w:val="1F497D"/>
+          <w:sz w:val="22"/>
+        </w:rPr>
+        <w:t xml:space="preserve">Versión:  </w:t>
+      </w:r>
+      <w:r>
+        <w:rPr>
+          <w:color w:val="404040"/>
+          <w:sz w:val="22"/>
+        </w:rPr>
+        <w:t>v1.10</w:t>
+      </w:r>
+    </w:p>
+    <w:p>
+      <w:pPr>
+        <w:spacing w:after="40"/>
+        <w:jc w:val="center"/>
+      </w:pPr>
+      <w:r>
+        <w:rPr>
+          <w:b/>
+          <w:color w:val="1F497D"/>
+          <w:sz w:val="22"/>
+        </w:rPr>
+        <w:t xml:space="preserve">Fecha de emisión:  </w:t>
+      </w:r>
+      <w:r>
+        <w:rPr>
+          <w:color w:val="404040"/>
+          <w:sz w:val="22"/>
+        </w:rPr>
+        <w:t>Junio 2026</w:t>
+      </w:r>
+    </w:p>
+    <w:p>
+      <w:pPr>
+        <w:spacing w:after="40"/>
+        <w:jc w:val="center"/>
+      </w:pPr>
+      <w:r>
+        <w:rPr>
+          <w:b/>
+          <w:color w:val="1F497D"/>
+          <w:sz w:val="22"/>
+        </w:rPr>
+        <w:t xml:space="preserve">Autor:  </w:t>
+      </w:r>
+      <w:r>
+        <w:rPr>
+          <w:color w:val="404040"/>
+          <w:sz w:val="22"/>
+        </w:rPr>
+        <w:t>Equipo de Desarrollo — Custodio</w:t>
+      </w:r>
+    </w:p>
+    <w:p>
+      <w:pPr>
+        <w:spacing w:after="40"/>
+        <w:jc w:val="center"/>
+      </w:pPr>
+      <w:r>
+        <w:rPr>
+          <w:b/>
+          <w:color w:val="1F497D"/>
+          <w:sz w:val="22"/>
+        </w:rPr>
+        <w:t xml:space="preserve">Empresa responsable:  </w:t>
+      </w:r>
+      <w:r>
+        <w:rPr>
+          <w:color w:val="404040"/>
+          <w:sz w:val="22"/>
+        </w:rPr>
+        <w:t>Custodio SpA</w:t>
+      </w:r>
+    </w:p>
+    <w:p>
+      <w:pPr>
+        <w:spacing w:after="40"/>
+        <w:jc w:val="center"/>
+      </w:pPr>
+      <w:r>
+        <w:rPr>
+          <w:b/>
+          <w:color w:val="1F497D"/>
+          <w:sz w:val="22"/>
+        </w:rPr>
+        <w:t xml:space="preserve">Clasificación:  </w:t>
+      </w:r>
+      <w:r>
+        <w:rPr>
+          <w:color w:val="404040"/>
+          <w:sz w:val="22"/>
+        </w:rPr>
+        <w:t>Interno — Confidencial</w:t>
+      </w:r>
+    </w:p>
+    <w:p>
+      <w:pPr>
+        <w:spacing w:after="40"/>
+        <w:jc w:val="center"/>
+      </w:pPr>
+      <w:r>
+        <w:rPr>
+          <w:b/>
+          <w:color w:val="1F497D"/>
+          <w:sz w:val="22"/>
+        </w:rPr>
+        <w:t xml:space="preserve">Producto:  </w:t>
+      </w:r>
+      <w:r>
+        <w:rPr>
+          <w:color w:val="404040"/>
+          <w:sz w:val="22"/>
         </w:rPr>
         <w:t>Custodio RAT Manager</w:t>
       </w:r>
     </w:p>
-    <w:p/>
     <w:p>
       <w:pPr>
-        <w:pStyle w:val="Heading1"/>
+        <w:spacing w:after="40"/>
         <w:jc w:val="center"/>
       </w:pPr>
       <w:r>
-        <w:t>09 — Backlog de Producto</w:t>
+        <w:rPr>
+          <w:b/>
+          <w:color w:val="1F497D"/>
+          <w:sz w:val="22"/>
+        </w:rPr>
+        <w:t xml:space="preserve">Marco regulatorio:  </w:t>
+      </w:r>
+      <w:r>
+        <w:rPr>
+          <w:color w:val="404040"/>
+          <w:sz w:val="22"/>
+        </w:rPr>
+        <w:t>Ley N.° 21.719 — Chile</w:t>
       </w:r>
     </w:p>
-    <w:p>
-      <w:pPr>
-        <w:jc w:val="center"/>
-      </w:pPr>
-      <w:r>
-        <w:t>Estado al 24/08/2026</w:t>
-      </w:r>
-    </w:p>
+    <w:p/>
     <w:p/>
     <w:p>
       <w:pPr>
         <w:jc w:val="center"/>
+        <w:pBdr>
+          <w:top w:val="single" w:sz="16" w:space="4" w:color="1F497D"/>
+          <w:left w:val="single" w:sz="16" w:space="4" w:color="1F497D"/>
+          <w:bottom w:val="single" w:sz="16" w:space="4" w:color="1F497D"/>
+          <w:right w:val="single" w:sz="16" w:space="4" w:color="1F497D"/>
+        </w:pBdr>
+        <w:shd w:val="clear" w:color="auto" w:fill="1F497D"/>
       </w:pPr>
       <w:r>
-        <w:t>Versión: v1.13  ·  Fecha: 24/08/2026</w:t>
-        <w:br/>
-        <w:t>Ley 21.719 — Protección de Datos Personales de Chile</w:t>
+        <w:rPr>
+          <w:b/>
+          <w:color w:val="FFFFFF"/>
+          <w:sz w:val="20"/>
+        </w:rPr>
+        <w:t xml:space="preserve">  CUMPLIMIENTO DE LA LEY 21.719 DE PROTECCIÓN DE DATOS PERSONALES DE CHILE  </w:t>
       </w:r>
     </w:p>
     <w:p>
@@ -54,28 +266,681 @@
         <w:pStyle w:val="Heading1"/>
       </w:pPr>
       <w:r>
-        <w:t>Estado Global</w:t>
+        <w:t>Control de versiones</w:t>
       </w:r>
     </w:p>
     <w:tbl>
       <w:tblPr>
         <w:tblStyle w:val="TableGrid"/>
         <w:tblW w:type="auto" w:w="0"/>
+        <w:jc w:val="center"/>
         <w:tblLook w:firstColumn="1" w:firstRow="1" w:lastColumn="0" w:lastRow="0" w:noHBand="0" w:noVBand="1" w:val="04A0"/>
       </w:tblPr>
       <w:tblGrid>
-        <w:gridCol w:w="1440"/>
-        <w:gridCol w:w="1440"/>
-        <w:gridCol w:w="1440"/>
-        <w:gridCol w:w="1440"/>
-        <w:gridCol w:w="1440"/>
-        <w:gridCol w:w="1440"/>
+        <w:gridCol w:w="2493"/>
+        <w:gridCol w:w="2493"/>
+        <w:gridCol w:w="2493"/>
+        <w:gridCol w:w="2493"/>
       </w:tblGrid>
       <w:tr>
         <w:tc>
           <w:tcPr>
-            <w:tcW w:type="dxa" w:w="1440"/>
-            <w:shd w:fill="1F497D" w:color="auto" w:val="clear"/>
+            <w:tcW w:type="dxa" w:w="850"/>
+            <w:shd w:val="clear" w:color="auto" w:fill="1F497D"/>
+          </w:tcPr>
+          <w:p>
+            <w:r/>
+            <w:r>
+              <w:rPr>
+                <w:b/>
+                <w:color w:val="FFFFFF"/>
+              </w:rPr>
+              <w:t>Versión</w:t>
+            </w:r>
+          </w:p>
+        </w:tc>
+        <w:tc>
+          <w:tcPr>
+            <w:tcW w:type="dxa" w:w="1417"/>
+            <w:shd w:val="clear" w:color="auto" w:fill="1F497D"/>
+          </w:tcPr>
+          <w:p>
+            <w:r/>
+            <w:r>
+              <w:rPr>
+                <w:b/>
+                <w:color w:val="FFFFFF"/>
+              </w:rPr>
+              <w:t>Fecha</w:t>
+            </w:r>
+          </w:p>
+        </w:tc>
+        <w:tc>
+          <w:tcPr>
+            <w:tcW w:type="dxa" w:w="1701"/>
+            <w:shd w:val="clear" w:color="auto" w:fill="1F497D"/>
+          </w:tcPr>
+          <w:p>
+            <w:r/>
+            <w:r>
+              <w:rPr>
+                <w:b/>
+                <w:color w:val="FFFFFF"/>
+              </w:rPr>
+              <w:t>Autor</w:t>
+            </w:r>
+          </w:p>
+        </w:tc>
+        <w:tc>
+          <w:tcPr>
+            <w:tcW w:type="dxa" w:w="6004"/>
+            <w:shd w:val="clear" w:color="auto" w:fill="1F497D"/>
+          </w:tcPr>
+          <w:p>
+            <w:r/>
+            <w:r>
+              <w:rPr>
+                <w:b/>
+                <w:color w:val="FFFFFF"/>
+              </w:rPr>
+              <w:t>Cambios</w:t>
+            </w:r>
+          </w:p>
+        </w:tc>
+      </w:tr>
+      <w:tr>
+        <w:tc>
+          <w:tcPr>
+            <w:tcW w:type="dxa" w:w="850"/>
+          </w:tcPr>
+          <w:p>
+            <w:r>
+              <w:rPr>
+                <w:sz w:val="20"/>
+              </w:rPr>
+              <w:t>1.0</w:t>
+            </w:r>
+          </w:p>
+        </w:tc>
+        <w:tc>
+          <w:tcPr>
+            <w:tcW w:type="dxa" w:w="1417"/>
+          </w:tcPr>
+          <w:p>
+            <w:r>
+              <w:rPr>
+                <w:sz w:val="20"/>
+              </w:rPr>
+              <w:t>Junio 2026</w:t>
+            </w:r>
+          </w:p>
+        </w:tc>
+        <w:tc>
+          <w:tcPr>
+            <w:tcW w:type="dxa" w:w="1701"/>
+          </w:tcPr>
+          <w:p>
+            <w:r>
+              <w:rPr>
+                <w:sz w:val="20"/>
+              </w:rPr>
+              <w:t>Equipo de Desarrollo — Custodio</w:t>
+            </w:r>
+          </w:p>
+        </w:tc>
+        <w:tc>
+          <w:tcPr>
+            <w:tcW w:type="dxa" w:w="2493"/>
+          </w:tcPr>
+          <w:p>
+            <w:r/>
+            <w:r>
+              <w:rPr>
+                <w:sz w:val="20"/>
+              </w:rPr>
+              <w:t>Backlog inicial con 20 items priorizados para OLA-1.</w:t>
+            </w:r>
+          </w:p>
+        </w:tc>
+      </w:tr>
+      <w:tr>
+        <w:tc>
+          <w:tcPr>
+            <w:tcW w:type="dxa" w:w="850"/>
+          </w:tcPr>
+          <w:p>
+            <w:r>
+              <w:rPr>
+                <w:sz w:val="20"/>
+              </w:rPr>
+              <w:t>1.1</w:t>
+            </w:r>
+          </w:p>
+        </w:tc>
+        <w:tc>
+          <w:tcPr>
+            <w:tcW w:type="dxa" w:w="1417"/>
+          </w:tcPr>
+          <w:p>
+            <w:r>
+              <w:rPr>
+                <w:sz w:val="20"/>
+              </w:rPr>
+              <w:t>Junio 2026</w:t>
+            </w:r>
+          </w:p>
+        </w:tc>
+        <w:tc>
+          <w:tcPr>
+            <w:tcW w:type="dxa" w:w="1701"/>
+          </w:tcPr>
+          <w:p>
+            <w:r>
+              <w:rPr>
+                <w:sz w:val="20"/>
+              </w:rPr>
+              <w:t>Equipo de Desarrollo — Custodio</w:t>
+            </w:r>
+          </w:p>
+        </w:tc>
+        <w:tc>
+          <w:tcPr>
+            <w:tcW w:type="dxa" w:w="2493"/>
+          </w:tcPr>
+          <w:p>
+            <w:r/>
+            <w:r>
+              <w:rPr>
+                <w:sz w:val="20"/>
+              </w:rPr>
+              <w:t>Agregados 8 features de compliance: Token blacklist, hash chain, IDOR, CSRF, encryption.</w:t>
+            </w:r>
+          </w:p>
+        </w:tc>
+      </w:tr>
+      <w:tr>
+        <w:tc>
+          <w:tcPr>
+            <w:tcW w:type="dxa" w:w="850"/>
+          </w:tcPr>
+          <w:p>
+            <w:r>
+              <w:rPr>
+                <w:sz w:val="20"/>
+              </w:rPr>
+              <w:t>1.2</w:t>
+            </w:r>
+          </w:p>
+        </w:tc>
+        <w:tc>
+          <w:tcPr>
+            <w:tcW w:type="dxa" w:w="1417"/>
+          </w:tcPr>
+          <w:p>
+            <w:r>
+              <w:rPr>
+                <w:sz w:val="20"/>
+              </w:rPr>
+              <w:t>Junio 2026</w:t>
+            </w:r>
+          </w:p>
+        </w:tc>
+        <w:tc>
+          <w:tcPr>
+            <w:tcW w:type="dxa" w:w="1701"/>
+          </w:tcPr>
+          <w:p>
+            <w:r>
+              <w:rPr>
+                <w:sz w:val="20"/>
+              </w:rPr>
+              <w:t>Equipo de Desarrollo — Custodio</w:t>
+            </w:r>
+          </w:p>
+        </w:tc>
+        <w:tc>
+          <w:tcPr>
+            <w:tcW w:type="dxa" w:w="2493"/>
+          </w:tcPr>
+          <w:p>
+            <w:r/>
+            <w:r>
+              <w:rPr>
+                <w:sz w:val="20"/>
+              </w:rPr>
+              <w:t>Items de auditoría v1.2: brecha CSV injection, public company IDOR, rate limits, PII masking.</w:t>
+            </w:r>
+          </w:p>
+        </w:tc>
+      </w:tr>
+      <w:tr>
+        <w:tc>
+          <w:tcPr>
+            <w:tcW w:type="dxa" w:w="850"/>
+          </w:tcPr>
+          <w:p>
+            <w:r>
+              <w:rPr>
+                <w:sz w:val="20"/>
+              </w:rPr>
+              <w:t>1.3</w:t>
+            </w:r>
+          </w:p>
+        </w:tc>
+        <w:tc>
+          <w:tcPr>
+            <w:tcW w:type="dxa" w:w="1417"/>
+          </w:tcPr>
+          <w:p>
+            <w:r>
+              <w:rPr>
+                <w:sz w:val="20"/>
+              </w:rPr>
+              <w:t>Junio 2026</w:t>
+            </w:r>
+          </w:p>
+        </w:tc>
+        <w:tc>
+          <w:tcPr>
+            <w:tcW w:type="dxa" w:w="1701"/>
+          </w:tcPr>
+          <w:p>
+            <w:r>
+              <w:rPr>
+                <w:sz w:val="20"/>
+              </w:rPr>
+              <w:t>Equipo de Desarrollo — Custodio</w:t>
+            </w:r>
+          </w:p>
+        </w:tc>
+        <w:tc>
+          <w:tcPr>
+            <w:tcW w:type="dxa" w:w="2493"/>
+          </w:tcPr>
+          <w:p>
+            <w:r/>
+            <w:r>
+              <w:rPr>
+                <w:sz w:val="20"/>
+              </w:rPr>
+              <w:t>_Beta Launch: cerrados P0 de auditoría, nuevos items DT-014/DT-015/DT-016, pendientes CSRF/encryption._</w:t>
+            </w:r>
+          </w:p>
+        </w:tc>
+      </w:tr>
+      <w:tr>
+        <w:tc>
+          <w:tcPr>
+            <w:tcW w:type="dxa" w:w="850"/>
+          </w:tcPr>
+          <w:p>
+            <w:r>
+              <w:rPr>
+                <w:sz w:val="20"/>
+              </w:rPr>
+              <w:t>1.4</w:t>
+            </w:r>
+          </w:p>
+        </w:tc>
+        <w:tc>
+          <w:tcPr>
+            <w:tcW w:type="dxa" w:w="1417"/>
+          </w:tcPr>
+          <w:p>
+            <w:r>
+              <w:rPr>
+                <w:sz w:val="20"/>
+              </w:rPr>
+              <w:t>Junio 2026</w:t>
+            </w:r>
+          </w:p>
+        </w:tc>
+        <w:tc>
+          <w:tcPr>
+            <w:tcW w:type="dxa" w:w="1701"/>
+          </w:tcPr>
+          <w:p>
+            <w:r>
+              <w:rPr>
+                <w:sz w:val="20"/>
+              </w:rPr>
+              <w:t>Equipo de Desarrollo — Custodio</w:t>
+            </w:r>
+          </w:p>
+        </w:tc>
+        <w:tc>
+          <w:tcPr>
+            <w:tcW w:type="dxa" w:w="2493"/>
+          </w:tcPr>
+          <w:p>
+            <w:r/>
+            <w:r>
+              <w:rPr>
+                <w:sz w:val="20"/>
+              </w:rPr>
+              <w:t>_Post-OCI: OCI Object Storage con fallback chain, Admin Asesor IA._</w:t>
+            </w:r>
+          </w:p>
+        </w:tc>
+      </w:tr>
+      <w:tr>
+        <w:tc>
+          <w:tcPr>
+            <w:tcW w:type="dxa" w:w="850"/>
+          </w:tcPr>
+          <w:p>
+            <w:r>
+              <w:rPr>
+                <w:sz w:val="20"/>
+              </w:rPr>
+              <w:t>1.5</w:t>
+            </w:r>
+          </w:p>
+        </w:tc>
+        <w:tc>
+          <w:tcPr>
+            <w:tcW w:type="dxa" w:w="1417"/>
+          </w:tcPr>
+          <w:p>
+            <w:r>
+              <w:rPr>
+                <w:sz w:val="20"/>
+              </w:rPr>
+              <w:t>Junio 2026</w:t>
+            </w:r>
+          </w:p>
+        </w:tc>
+        <w:tc>
+          <w:tcPr>
+            <w:tcW w:type="dxa" w:w="1701"/>
+          </w:tcPr>
+          <w:p>
+            <w:r>
+              <w:rPr>
+                <w:sz w:val="20"/>
+              </w:rPr>
+              <w:t>Equipo de Desarrollo — Custodio</w:t>
+            </w:r>
+          </w:p>
+        </w:tc>
+        <w:tc>
+          <w:tcPr>
+            <w:tcW w:type="dxa" w:w="2493"/>
+          </w:tcPr>
+          <w:p>
+            <w:r/>
+            <w:r>
+              <w:rPr>
+                <w:sz w:val="20"/>
+              </w:rPr>
+              <w:t>_Seguridad: CSRF (DT-SEC-01), Encryption at Rest (DT-SEC-02), Service Layer (DT-ARC-01)._</w:t>
+            </w:r>
+          </w:p>
+        </w:tc>
+      </w:tr>
+      <w:tr>
+        <w:tc>
+          <w:tcPr>
+            <w:tcW w:type="dxa" w:w="850"/>
+          </w:tcPr>
+          <w:p>
+            <w:r>
+              <w:rPr>
+                <w:sz w:val="20"/>
+              </w:rPr>
+              <w:t>1.6</w:t>
+            </w:r>
+          </w:p>
+        </w:tc>
+        <w:tc>
+          <w:tcPr>
+            <w:tcW w:type="dxa" w:w="1417"/>
+          </w:tcPr>
+          <w:p>
+            <w:r>
+              <w:rPr>
+                <w:sz w:val="20"/>
+              </w:rPr>
+              <w:t>Junio 2026</w:t>
+            </w:r>
+          </w:p>
+        </w:tc>
+        <w:tc>
+          <w:tcPr>
+            <w:tcW w:type="dxa" w:w="1701"/>
+          </w:tcPr>
+          <w:p>
+            <w:r>
+              <w:rPr>
+                <w:sz w:val="20"/>
+              </w:rPr>
+              <w:t>Equipo de Desarrollo — Custodio</w:t>
+            </w:r>
+          </w:p>
+        </w:tc>
+        <w:tc>
+          <w:tcPr>
+            <w:tcW w:type="dxa" w:w="2493"/>
+          </w:tcPr>
+          <w:p>
+            <w:r/>
+            <w:r>
+              <w:rPr>
+                <w:sz w:val="20"/>
+              </w:rPr>
+              <w:t>_UI/UX: RatDetailModal (DT-UX-01), Drawer responsive (DT-UX-02), Dashboard clickable (DT-UX-03), IDOR fix (DT-UX-04)._</w:t>
+            </w:r>
+          </w:p>
+        </w:tc>
+      </w:tr>
+      <w:tr>
+        <w:tc>
+          <w:tcPr>
+            <w:tcW w:type="dxa" w:w="850"/>
+          </w:tcPr>
+          <w:p>
+            <w:r>
+              <w:rPr>
+                <w:sz w:val="20"/>
+              </w:rPr>
+              <w:t>1.7</w:t>
+            </w:r>
+          </w:p>
+        </w:tc>
+        <w:tc>
+          <w:tcPr>
+            <w:tcW w:type="dxa" w:w="1417"/>
+          </w:tcPr>
+          <w:p>
+            <w:r>
+              <w:rPr>
+                <w:sz w:val="20"/>
+              </w:rPr>
+              <w:t>Junio 2026</w:t>
+            </w:r>
+          </w:p>
+        </w:tc>
+        <w:tc>
+          <w:tcPr>
+            <w:tcW w:type="dxa" w:w="1701"/>
+          </w:tcPr>
+          <w:p>
+            <w:r>
+              <w:rPr>
+                <w:sz w:val="20"/>
+              </w:rPr>
+              <w:t>Equipo de Desarrollo — Custodio</w:t>
+            </w:r>
+          </w:p>
+        </w:tc>
+        <w:tc>
+          <w:tcPr>
+            <w:tcW w:type="dxa" w:w="2493"/>
+          </w:tcPr>
+          <w:p>
+            <w:r/>
+            <w:r>
+              <w:rPr>
+                <w:sz w:val="20"/>
+              </w:rPr>
+              <w:t>Sprint 1: FORMADMIN ARCO QW1-QW10. Sprint 2: SLA Alert T-2d + Export ARCO CSV/Excel/PDF.</w:t>
+            </w:r>
+          </w:p>
+        </w:tc>
+      </w:tr>
+      <w:tr>
+        <w:tc>
+          <w:tcPr>
+            <w:tcW w:type="dxa" w:w="850"/>
+          </w:tcPr>
+          <w:p>
+            <w:r>
+              <w:rPr>
+                <w:sz w:val="20"/>
+              </w:rPr>
+              <w:t>1.8</w:t>
+            </w:r>
+          </w:p>
+        </w:tc>
+        <w:tc>
+          <w:tcPr>
+            <w:tcW w:type="dxa" w:w="1417"/>
+          </w:tcPr>
+          <w:p>
+            <w:r>
+              <w:rPr>
+                <w:sz w:val="20"/>
+              </w:rPr>
+              <w:t>Junio 2026</w:t>
+            </w:r>
+          </w:p>
+        </w:tc>
+        <w:tc>
+          <w:tcPr>
+            <w:tcW w:type="dxa" w:w="1701"/>
+          </w:tcPr>
+          <w:p>
+            <w:r>
+              <w:rPr>
+                <w:sz w:val="20"/>
+              </w:rPr>
+              <w:t>Equipo de Desarrollo — Custodio</w:t>
+            </w:r>
+          </w:p>
+        </w:tc>
+        <w:tc>
+          <w:tcPr>
+            <w:tcW w:type="dxa" w:w="2493"/>
+          </w:tcPr>
+          <w:p>
+            <w:r/>
+            <w:r>
+              <w:rPr>
+                <w:sz w:val="20"/>
+              </w:rPr>
+              <w:t>_Iter 11+12: 9 fixes CRITICOS+ALTOS cerrados (DT-ITER12-01 a DT-ITER12-09). Score: 6.3/10. QW-ITER13: paginación, retry OCI, audit_log table._</w:t>
+            </w:r>
+          </w:p>
+        </w:tc>
+      </w:tr>
+      <w:tr>
+        <w:tc>
+          <w:tcPr>
+            <w:tcW w:type="dxa" w:w="850"/>
+          </w:tcPr>
+          <w:p>
+            <w:r>
+              <w:rPr>
+                <w:sz w:val="20"/>
+              </w:rPr>
+              <w:t>1.9</w:t>
+            </w:r>
+          </w:p>
+        </w:tc>
+        <w:tc>
+          <w:tcPr>
+            <w:tcW w:type="dxa" w:w="1417"/>
+          </w:tcPr>
+          <w:p>
+            <w:r>
+              <w:rPr>
+                <w:sz w:val="20"/>
+              </w:rPr>
+              <w:t>Julio 2026</w:t>
+            </w:r>
+          </w:p>
+        </w:tc>
+        <w:tc>
+          <w:tcPr>
+            <w:tcW w:type="dxa" w:w="1701"/>
+          </w:tcPr>
+          <w:p>
+            <w:r>
+              <w:rPr>
+                <w:sz w:val="20"/>
+              </w:rPr>
+              <w:t>Equipo de Desarrollo — Custodio</w:t>
+            </w:r>
+          </w:p>
+        </w:tc>
+        <w:tc>
+          <w:tcPr>
+            <w:tcW w:type="dxa" w:w="2493"/>
+          </w:tcPr>
+          <w:p>
+            <w:r/>
+            <w:r>
+              <w:rPr>
+                <w:sz w:val="20"/>
+                <w:u w:val="single"/>
+              </w:rPr>
+              <w:t>_IDOR multi-tenant en 6 endpoints RAT (DT-ITER13-01). base_legal_valida strict (DT-ITER13-02). ConsentimientoAlert (DT-ITER13-03). Homologación orden campos RAT (DT-ITER13-04). PDF títulos sección (DT-ITER13-05). Encoding UTF-8 fix (DT-ITER13-06)._</w:t>
+            </w:r>
+          </w:p>
+        </w:tc>
+      </w:tr>
+    </w:tbl>
+    <w:p/>
+    <w:p>
+      <w:pPr>
+        <w:pStyle w:val="Heading2"/>
+      </w:pPr>
+      <w:r>
+        <w:t>Estado del documento</w:t>
+      </w:r>
+    </w:p>
+    <w:tbl>
+      <w:tblPr>
+        <w:tblStyle w:val="TableGrid"/>
+        <w:tblW w:type="auto" w:w="0"/>
+        <w:jc w:val="center"/>
+        <w:tblLook w:firstColumn="1" w:firstRow="1" w:lastColumn="0" w:lastRow="0" w:noHBand="0" w:noVBand="1" w:val="04A0"/>
+      </w:tblPr>
+      <w:tblGrid>
+        <w:gridCol w:w="4986"/>
+        <w:gridCol w:w="4986"/>
+      </w:tblGrid>
+      <w:tr>
+        <w:tc>
+          <w:tcPr>
+            <w:tcW w:type="dxa" w:w="4986"/>
+            <w:shd w:val="clear" w:color="auto" w:fill="1F497D"/>
+          </w:tcPr>
+          <w:p>
+            <w:r/>
+            <w:r>
+              <w:rPr>
+                <w:b/>
+                <w:color w:val="FFFFFF"/>
+              </w:rPr>
+              <w:t>Campo</w:t>
+            </w:r>
+          </w:p>
+        </w:tc>
+        <w:tc>
+          <w:tcPr>
+            <w:tcW w:type="dxa" w:w="4986"/>
+            <w:shd w:val="clear" w:color="auto" w:fill="1F497D"/>
           </w:tcPr>
           <w:p>
             <w:r>
@@ -83,82 +948,7 @@
                 <w:b/>
                 <w:color w:val="FFFFFF"/>
               </w:rPr>
-              <w:t>Módulo</w:t>
-            </w:r>
-          </w:p>
-        </w:tc>
-        <w:tc>
-          <w:tcPr>
-            <w:tcW w:type="dxa" w:w="1440"/>
-            <w:shd w:fill="1F497D" w:color="auto" w:val="clear"/>
-          </w:tcPr>
-          <w:p>
-            <w:r>
-              <w:rPr>
-                <w:b/>
-                <w:color w:val="FFFFFF"/>
-              </w:rPr>
-              <w:t>Pendiente</w:t>
-            </w:r>
-          </w:p>
-        </w:tc>
-        <w:tc>
-          <w:tcPr>
-            <w:tcW w:type="dxa" w:w="1440"/>
-            <w:shd w:fill="1F497D" w:color="auto" w:val="clear"/>
-          </w:tcPr>
-          <w:p>
-            <w:r>
-              <w:rPr>
-                <w:b/>
-                <w:color w:val="FFFFFF"/>
-              </w:rPr>
-              <w:t>En Progreso</w:t>
-            </w:r>
-          </w:p>
-        </w:tc>
-        <w:tc>
-          <w:tcPr>
-            <w:tcW w:type="dxa" w:w="1440"/>
-            <w:shd w:fill="1F497D" w:color="auto" w:val="clear"/>
-          </w:tcPr>
-          <w:p>
-            <w:r>
-              <w:rPr>
-                <w:b/>
-                <w:color w:val="FFFFFF"/>
-              </w:rPr>
-              <w:t>Completado</w:t>
-            </w:r>
-          </w:p>
-        </w:tc>
-        <w:tc>
-          <w:tcPr>
-            <w:tcW w:type="dxa" w:w="1440"/>
-            <w:shd w:fill="1F497D" w:color="auto" w:val="clear"/>
-          </w:tcPr>
-          <w:p>
-            <w:r>
-              <w:rPr>
-                <w:b/>
-                <w:color w:val="FFFFFF"/>
-              </w:rPr>
-              <w:t>Postergado</w:t>
-            </w:r>
-          </w:p>
-        </w:tc>
-        <w:tc>
-          <w:tcPr>
-            <w:tcW w:type="dxa" w:w="1440"/>
-            <w:shd w:fill="1F497D" w:color="auto" w:val="clear"/>
-          </w:tcPr>
-          <w:p>
-            <w:r>
-              <w:rPr>
-                <w:b/>
-                <w:color w:val="FFFFFF"/>
-              </w:rPr>
-              <w:t>Total</w:t>
+              <w:t>Valor</w:t>
             </w:r>
           </w:p>
         </w:tc>
@@ -166,61 +956,27 @@
       <w:tr>
         <w:tc>
           <w:tcPr>
-            <w:tcW w:type="dxa" w:w="1440"/>
+            <w:tcW w:type="dxa" w:w="4986"/>
           </w:tcPr>
           <w:p>
             <w:r>
-              <w:t>Módulo Empresas</w:t>
+              <w:rPr>
+                <w:sz w:val="20"/>
+              </w:rPr>
+              <w:t>Nombre</w:t>
             </w:r>
           </w:p>
         </w:tc>
         <w:tc>
           <w:tcPr>
-            <w:tcW w:type="dxa" w:w="1440"/>
+            <w:tcW w:type="dxa" w:w="4986"/>
           </w:tcPr>
           <w:p>
             <w:r>
-              <w:t>5</w:t>
-            </w:r>
-          </w:p>
-        </w:tc>
-        <w:tc>
-          <w:tcPr>
-            <w:tcW w:type="dxa" w:w="1440"/>
-          </w:tcPr>
-          <w:p>
-            <w:r>
-              <w:t>0</w:t>
-            </w:r>
-          </w:p>
-        </w:tc>
-        <w:tc>
-          <w:tcPr>
-            <w:tcW w:type="dxa" w:w="1440"/>
-          </w:tcPr>
-          <w:p>
-            <w:r>
-              <w:t>5</w:t>
-            </w:r>
-          </w:p>
-        </w:tc>
-        <w:tc>
-          <w:tcPr>
-            <w:tcW w:type="dxa" w:w="1440"/>
-          </w:tcPr>
-          <w:p>
-            <w:r>
-              <w:t>0</w:t>
-            </w:r>
-          </w:p>
-        </w:tc>
-        <w:tc>
-          <w:tcPr>
-            <w:tcW w:type="dxa" w:w="1440"/>
-          </w:tcPr>
-          <w:p>
-            <w:r>
-              <w:t>10</w:t>
+              <w:rPr>
+                <w:sz w:val="20"/>
+              </w:rPr>
+              <w:t>Backlog de Producto</w:t>
             </w:r>
           </w:p>
         </w:tc>
@@ -228,61 +984,27 @@
       <w:tr>
         <w:tc>
           <w:tcPr>
-            <w:tcW w:type="dxa" w:w="1440"/>
+            <w:tcW w:type="dxa" w:w="4986"/>
           </w:tcPr>
           <w:p>
             <w:r>
-              <w:t>Módulo ARCO (Tickets)</w:t>
+              <w:rPr>
+                <w:sz w:val="20"/>
+              </w:rPr>
+              <w:t>Producto</w:t>
             </w:r>
           </w:p>
         </w:tc>
         <w:tc>
           <w:tcPr>
-            <w:tcW w:type="dxa" w:w="1440"/>
+            <w:tcW w:type="dxa" w:w="4986"/>
           </w:tcPr>
           <w:p>
             <w:r>
-              <w:t>6</w:t>
-            </w:r>
-          </w:p>
-        </w:tc>
-        <w:tc>
-          <w:tcPr>
-            <w:tcW w:type="dxa" w:w="1440"/>
-          </w:tcPr>
-          <w:p>
-            <w:r>
-              <w:t>0</w:t>
-            </w:r>
-          </w:p>
-        </w:tc>
-        <w:tc>
-          <w:tcPr>
-            <w:tcW w:type="dxa" w:w="1440"/>
-          </w:tcPr>
-          <w:p>
-            <w:r>
-              <w:t>3</w:t>
-            </w:r>
-          </w:p>
-        </w:tc>
-        <w:tc>
-          <w:tcPr>
-            <w:tcW w:type="dxa" w:w="1440"/>
-          </w:tcPr>
-          <w:p>
-            <w:r>
-              <w:t>1</w:t>
-            </w:r>
-          </w:p>
-        </w:tc>
-        <w:tc>
-          <w:tcPr>
-            <w:tcW w:type="dxa" w:w="1440"/>
-          </w:tcPr>
-          <w:p>
-            <w:r>
-              <w:t>10</w:t>
+              <w:rPr>
+                <w:sz w:val="20"/>
+              </w:rPr>
+              <w:t>Custodio RAT Manager</w:t>
             </w:r>
           </w:p>
         </w:tc>
@@ -290,2042 +1012,27 @@
       <w:tr>
         <w:tc>
           <w:tcPr>
-            <w:tcW w:type="dxa" w:w="1440"/>
+            <w:tcW w:type="dxa" w:w="4986"/>
           </w:tcPr>
           <w:p>
             <w:r>
-              <w:t>Formulario Público ARCO</w:t>
+              <w:rPr>
+                <w:sz w:val="20"/>
+              </w:rPr>
+              <w:t>Marco regulatorio</w:t>
             </w:r>
           </w:p>
         </w:tc>
         <w:tc>
           <w:tcPr>
-            <w:tcW w:type="dxa" w:w="1440"/>
-          </w:tcPr>
-          <w:p>
-            <w:r>
-              <w:t>4</w:t>
-            </w:r>
-          </w:p>
-        </w:tc>
-        <w:tc>
-          <w:tcPr>
-            <w:tcW w:type="dxa" w:w="1440"/>
-          </w:tcPr>
-          <w:p>
-            <w:r>
-              <w:t>0</w:t>
-            </w:r>
-          </w:p>
-        </w:tc>
-        <w:tc>
-          <w:tcPr>
-            <w:tcW w:type="dxa" w:w="1440"/>
-          </w:tcPr>
-          <w:p>
-            <w:r>
-              <w:t>6</w:t>
-            </w:r>
-          </w:p>
-        </w:tc>
-        <w:tc>
-          <w:tcPr>
-            <w:tcW w:type="dxa" w:w="1440"/>
-          </w:tcPr>
-          <w:p>
-            <w:r>
-              <w:t>0</w:t>
-            </w:r>
-          </w:p>
-        </w:tc>
-        <w:tc>
-          <w:tcPr>
-            <w:tcW w:type="dxa" w:w="1440"/>
-          </w:tcPr>
-          <w:p>
-            <w:r>
-              <w:t>10</w:t>
-            </w:r>
-          </w:p>
-        </w:tc>
-      </w:tr>
-      <w:tr>
-        <w:tc>
-          <w:tcPr>
-            <w:tcW w:type="dxa" w:w="1440"/>
-          </w:tcPr>
-          <w:p>
-            <w:r>
-              <w:t>Formulario Admin ARCO</w:t>
-            </w:r>
-          </w:p>
-        </w:tc>
-        <w:tc>
-          <w:tcPr>
-            <w:tcW w:type="dxa" w:w="1440"/>
-          </w:tcPr>
-          <w:p>
-            <w:r>
-              <w:t>0</w:t>
-            </w:r>
-          </w:p>
-        </w:tc>
-        <w:tc>
-          <w:tcPr>
-            <w:tcW w:type="dxa" w:w="1440"/>
-          </w:tcPr>
-          <w:p>
-            <w:r>
-              <w:t>0</w:t>
-            </w:r>
-          </w:p>
-        </w:tc>
-        <w:tc>
-          <w:tcPr>
-            <w:tcW w:type="dxa" w:w="1440"/>
-          </w:tcPr>
-          <w:p>
-            <w:r>
-              <w:t>10</w:t>
-            </w:r>
-          </w:p>
-        </w:tc>
-        <w:tc>
-          <w:tcPr>
-            <w:tcW w:type="dxa" w:w="1440"/>
-          </w:tcPr>
-          <w:p>
-            <w:r>
-              <w:t>0</w:t>
-            </w:r>
-          </w:p>
-        </w:tc>
-        <w:tc>
-          <w:tcPr>
-            <w:tcW w:type="dxa" w:w="1440"/>
-          </w:tcPr>
-          <w:p>
-            <w:r>
-              <w:t>10</w:t>
-            </w:r>
-          </w:p>
-        </w:tc>
-      </w:tr>
-      <w:tr>
-        <w:tc>
-          <w:tcPr>
-            <w:tcW w:type="dxa" w:w="1440"/>
-          </w:tcPr>
-          <w:p>
-            <w:r>
-              <w:t>TOTAL</w:t>
-            </w:r>
-          </w:p>
-        </w:tc>
-        <w:tc>
-          <w:tcPr>
-            <w:tcW w:type="dxa" w:w="1440"/>
-          </w:tcPr>
-          <w:p>
-            <w:r>
-              <w:t>15</w:t>
-            </w:r>
-          </w:p>
-        </w:tc>
-        <w:tc>
-          <w:tcPr>
-            <w:tcW w:type="dxa" w:w="1440"/>
-          </w:tcPr>
-          <w:p>
-            <w:r>
-              <w:t>0</w:t>
-            </w:r>
-          </w:p>
-        </w:tc>
-        <w:tc>
-          <w:tcPr>
-            <w:tcW w:type="dxa" w:w="1440"/>
-          </w:tcPr>
-          <w:p>
-            <w:r>
-              <w:t>24</w:t>
-            </w:r>
-          </w:p>
-        </w:tc>
-        <w:tc>
-          <w:tcPr>
-            <w:tcW w:type="dxa" w:w="1440"/>
-          </w:tcPr>
-          <w:p>
-            <w:r>
-              <w:t>1</w:t>
-            </w:r>
-          </w:p>
-        </w:tc>
-        <w:tc>
-          <w:tcPr>
-            <w:tcW w:type="dxa" w:w="1440"/>
-          </w:tcPr>
-          <w:p>
-            <w:r>
-              <w:t>40</w:t>
-            </w:r>
-          </w:p>
-        </w:tc>
-      </w:tr>
-    </w:tbl>
-    <w:p>
-      <w:pPr>
-        <w:pStyle w:val="Heading1"/>
-      </w:pPr>
-      <w:r>
-        <w:t>Módulo Empresas — Quick Wins</w:t>
-      </w:r>
-    </w:p>
-    <w:tbl>
-      <w:tblPr>
-        <w:tblStyle w:val="TableGrid"/>
-        <w:tblW w:type="auto" w:w="0"/>
-        <w:tblLook w:firstColumn="1" w:firstRow="1" w:lastColumn="0" w:lastRow="0" w:noHBand="0" w:noVBand="1" w:val="04A0"/>
-      </w:tblPr>
-      <w:tblGrid>
-        <w:gridCol w:w="1728"/>
-        <w:gridCol w:w="1728"/>
-        <w:gridCol w:w="1728"/>
-        <w:gridCol w:w="1728"/>
-        <w:gridCol w:w="1728"/>
-      </w:tblGrid>
-      <w:tr>
-        <w:tc>
-          <w:tcPr>
-            <w:tcW w:type="dxa" w:w="1728"/>
-            <w:shd w:fill="1F497D" w:color="auto" w:val="clear"/>
+            <w:tcW w:type="dxa" w:w="4986"/>
           </w:tcPr>
           <w:p>
             <w:r>
               <w:rPr>
-                <w:b/>
-                <w:color w:val="FFFFFF"/>
+                <w:sz w:val="20"/>
               </w:rPr>
-              <w:t>#</w:t>
-            </w:r>
-          </w:p>
-        </w:tc>
-        <w:tc>
-          <w:tcPr>
-            <w:tcW w:type="dxa" w:w="1728"/>
-            <w:shd w:fill="1F497D" w:color="auto" w:val="clear"/>
-          </w:tcPr>
-          <w:p>
-            <w:r>
-              <w:rPr>
-                <w:b/>
-                <w:color w:val="FFFFFF"/>
-              </w:rPr>
-              <w:t>Mejora</w:t>
-            </w:r>
-          </w:p>
-        </w:tc>
-        <w:tc>
-          <w:tcPr>
-            <w:tcW w:type="dxa" w:w="1728"/>
-            <w:shd w:fill="1F497D" w:color="auto" w:val="clear"/>
-          </w:tcPr>
-          <w:p>
-            <w:r>
-              <w:rPr>
-                <w:b/>
-                <w:color w:val="FFFFFF"/>
-              </w:rPr>
-              <w:t>Impacto</w:t>
-            </w:r>
-          </w:p>
-        </w:tc>
-        <w:tc>
-          <w:tcPr>
-            <w:tcW w:type="dxa" w:w="1728"/>
-            <w:shd w:fill="1F497D" w:color="auto" w:val="clear"/>
-          </w:tcPr>
-          <w:p>
-            <w:r>
-              <w:rPr>
-                <w:b/>
-                <w:color w:val="FFFFFF"/>
-              </w:rPr>
-              <w:t>Estado</w:t>
-            </w:r>
-          </w:p>
-        </w:tc>
-        <w:tc>
-          <w:tcPr>
-            <w:tcW w:type="dxa" w:w="1728"/>
-            <w:shd w:fill="1F497D" w:color="auto" w:val="clear"/>
-          </w:tcPr>
-          <w:p>
-            <w:r>
-              <w:rPr>
-                <w:b/>
-                <w:color w:val="FFFFFF"/>
-              </w:rPr>
-              <w:t>Fecha Cierre</w:t>
-            </w:r>
-          </w:p>
-        </w:tc>
-      </w:tr>
-      <w:tr>
-        <w:tc>
-          <w:tcPr>
-            <w:tcW w:type="dxa" w:w="1728"/>
-          </w:tcPr>
-          <w:p>
-            <w:r>
-              <w:t>QW1</w:t>
-            </w:r>
-          </w:p>
-        </w:tc>
-        <w:tc>
-          <w:tcPr>
-            <w:tcW w:type="dxa" w:w="1728"/>
-          </w:tcPr>
-          <w:p>
-            <w:r>
-              <w:t>Vista auditoría per-empresa</w:t>
-            </w:r>
-          </w:p>
-        </w:tc>
-        <w:tc>
-          <w:tcPr>
-            <w:tcW w:type="dxa" w:w="1728"/>
-          </w:tcPr>
-          <w:p>
-            <w:r>
-              <w:t>ALTO</w:t>
-            </w:r>
-          </w:p>
-        </w:tc>
-        <w:tc>
-          <w:tcPr>
-            <w:tcW w:type="dxa" w:w="1728"/>
-          </w:tcPr>
-          <w:p>
-            <w:r>
-              <w:t>✅ Cerrado</w:t>
-            </w:r>
-          </w:p>
-        </w:tc>
-        <w:tc>
-          <w:tcPr>
-            <w:tcW w:type="dxa" w:w="1728"/>
-          </w:tcPr>
-          <w:p>
-            <w:r>
-              <w:t>2026-08-21</w:t>
-            </w:r>
-          </w:p>
-        </w:tc>
-      </w:tr>
-      <w:tr>
-        <w:tc>
-          <w:tcPr>
-            <w:tcW w:type="dxa" w:w="1728"/>
-          </w:tcPr>
-          <w:p>
-            <w:r>
-              <w:t>QW2</w:t>
-            </w:r>
-          </w:p>
-        </w:tc>
-        <w:tc>
-          <w:tcPr>
-            <w:tcW w:type="dxa" w:w="1728"/>
-          </w:tcPr>
-          <w:p>
-            <w:r>
-              <w:t>Exportar Reporte APDP (PDF)</w:t>
-            </w:r>
-          </w:p>
-        </w:tc>
-        <w:tc>
-          <w:tcPr>
-            <w:tcW w:type="dxa" w:w="1728"/>
-          </w:tcPr>
-          <w:p>
-            <w:r>
-              <w:t>CRÍTICO</w:t>
-            </w:r>
-          </w:p>
-        </w:tc>
-        <w:tc>
-          <w:tcPr>
-            <w:tcW w:type="dxa" w:w="1728"/>
-          </w:tcPr>
-          <w:p>
-            <w:r>
-              <w:t>✅ Cerrado</w:t>
-            </w:r>
-          </w:p>
-        </w:tc>
-        <w:tc>
-          <w:tcPr>
-            <w:tcW w:type="dxa" w:w="1728"/>
-          </w:tcPr>
-          <w:p>
-            <w:r>
-              <w:t>2026-08-21</w:t>
-            </w:r>
-          </w:p>
-        </w:tc>
-      </w:tr>
-      <w:tr>
-        <w:tc>
-          <w:tcPr>
-            <w:tcW w:type="dxa" w:w="1728"/>
-          </w:tcPr>
-          <w:p>
-            <w:r>
-              <w:t>QW3</w:t>
-            </w:r>
-          </w:p>
-        </w:tc>
-        <w:tc>
-          <w:tcPr>
-            <w:tcW w:type="dxa" w:w="1728"/>
-          </w:tcPr>
-          <w:p>
-            <w:r>
-              <w:t>Score de cumplimiento v1</w:t>
-            </w:r>
-          </w:p>
-        </w:tc>
-        <w:tc>
-          <w:tcPr>
-            <w:tcW w:type="dxa" w:w="1728"/>
-          </w:tcPr>
-          <w:p>
-            <w:r>
-              <w:t>MEDIO</w:t>
-            </w:r>
-          </w:p>
-        </w:tc>
-        <w:tc>
-          <w:tcPr>
-            <w:tcW w:type="dxa" w:w="1728"/>
-          </w:tcPr>
-          <w:p>
-            <w:r>
-              <w:t>⚪ Pendiente</w:t>
-            </w:r>
-          </w:p>
-        </w:tc>
-        <w:tc>
-          <w:tcPr>
-            <w:tcW w:type="dxa" w:w="1728"/>
-          </w:tcPr>
-          <w:p>
-            <w:r>
-              <w:t>—</w:t>
-            </w:r>
-          </w:p>
-        </w:tc>
-      </w:tr>
-      <w:tr>
-        <w:tc>
-          <w:tcPr>
-            <w:tcW w:type="dxa" w:w="1728"/>
-          </w:tcPr>
-          <w:p>
-            <w:r>
-              <w:t>QW4</w:t>
-            </w:r>
-          </w:p>
-        </w:tc>
-        <w:tc>
-          <w:tcPr>
-            <w:tcW w:type="dxa" w:w="1728"/>
-          </w:tcPr>
-          <w:p>
-            <w:r>
-              <w:t>Exportación CSV/Excel/PDF tickets</w:t>
-            </w:r>
-          </w:p>
-        </w:tc>
-        <w:tc>
-          <w:tcPr>
-            <w:tcW w:type="dxa" w:w="1728"/>
-          </w:tcPr>
-          <w:p>
-            <w:r>
-              <w:t>ALTO</w:t>
-            </w:r>
-          </w:p>
-        </w:tc>
-        <w:tc>
-          <w:tcPr>
-            <w:tcW w:type="dxa" w:w="1728"/>
-          </w:tcPr>
-          <w:p>
-            <w:r>
-              <w:t>⚪ Pendiente</w:t>
-            </w:r>
-          </w:p>
-        </w:tc>
-        <w:tc>
-          <w:tcPr>
-            <w:tcW w:type="dxa" w:w="1728"/>
-          </w:tcPr>
-          <w:p>
-            <w:r>
-              <w:t>—</w:t>
-            </w:r>
-          </w:p>
-        </w:tc>
-      </w:tr>
-      <w:tr>
-        <w:tc>
-          <w:tcPr>
-            <w:tcW w:type="dxa" w:w="1728"/>
-          </w:tcPr>
-          <w:p>
-            <w:r>
-              <w:t>QW5</w:t>
-            </w:r>
-          </w:p>
-        </w:tc>
-        <w:tc>
-          <w:tcPr>
-            <w:tcW w:type="dxa" w:w="1728"/>
-          </w:tcPr>
-          <w:p>
-            <w:r>
-              <w:t>SLA alert email T-2 días</w:t>
-            </w:r>
-          </w:p>
-        </w:tc>
-        <w:tc>
-          <w:tcPr>
-            <w:tcW w:type="dxa" w:w="1728"/>
-          </w:tcPr>
-          <w:p>
-            <w:r>
-              <w:t>CRÍTICO</w:t>
-            </w:r>
-          </w:p>
-        </w:tc>
-        <w:tc>
-          <w:tcPr>
-            <w:tcW w:type="dxa" w:w="1728"/>
-          </w:tcPr>
-          <w:p>
-            <w:r>
-              <w:t>✅ Cerrado</w:t>
-            </w:r>
-          </w:p>
-        </w:tc>
-        <w:tc>
-          <w:tcPr>
-            <w:tcW w:type="dxa" w:w="1728"/>
-          </w:tcPr>
-          <w:p>
-            <w:r>
-              <w:t>2026-07-18</w:t>
-            </w:r>
-          </w:p>
-        </w:tc>
-      </w:tr>
-      <w:tr>
-        <w:tc>
-          <w:tcPr>
-            <w:tcW w:type="dxa" w:w="1728"/>
-          </w:tcPr>
-          <w:p>
-            <w:r>
-              <w:t>QW6</w:t>
-            </w:r>
-          </w:p>
-        </w:tc>
-        <w:tc>
-          <w:tcPr>
-            <w:tcW w:type="dxa" w:w="1728"/>
-          </w:tcPr>
-          <w:p>
-            <w:r>
-              <w:t>Ficha empresa con tabs (Datos/RATs/ARCO/Brechas)</w:t>
-            </w:r>
-          </w:p>
-        </w:tc>
-        <w:tc>
-          <w:tcPr>
-            <w:tcW w:type="dxa" w:w="1728"/>
-          </w:tcPr>
-          <w:p>
-            <w:r>
-              <w:t>MEDIO</w:t>
-            </w:r>
-          </w:p>
-        </w:tc>
-        <w:tc>
-          <w:tcPr>
-            <w:tcW w:type="dxa" w:w="1728"/>
-          </w:tcPr>
-          <w:p>
-            <w:r>
-              <w:t>✅ Cerrado</w:t>
-            </w:r>
-          </w:p>
-        </w:tc>
-        <w:tc>
-          <w:tcPr>
-            <w:tcW w:type="dxa" w:w="1728"/>
-          </w:tcPr>
-          <w:p>
-            <w:r>
-              <w:t>2026-08-22</w:t>
-            </w:r>
-          </w:p>
-        </w:tc>
-      </w:tr>
-      <w:tr>
-        <w:tc>
-          <w:tcPr>
-            <w:tcW w:type="dxa" w:w="1728"/>
-          </w:tcPr>
-          <w:p>
-            <w:r>
-              <w:t>QW7</w:t>
-            </w:r>
-          </w:p>
-        </w:tc>
-        <w:tc>
-          <w:tcPr>
-            <w:tcW w:type="dxa" w:w="1728"/>
-          </w:tcPr>
-          <w:p>
-            <w:r>
-              <w:t>Banner alertas en lista empresas</w:t>
-            </w:r>
-          </w:p>
-        </w:tc>
-        <w:tc>
-          <w:tcPr>
-            <w:tcW w:type="dxa" w:w="1728"/>
-          </w:tcPr>
-          <w:p>
-            <w:r>
-              <w:t>MEDIO</w:t>
-            </w:r>
-          </w:p>
-        </w:tc>
-        <w:tc>
-          <w:tcPr>
-            <w:tcW w:type="dxa" w:w="1728"/>
-          </w:tcPr>
-          <w:p>
-            <w:r>
-              <w:t>✅ Cerrado</w:t>
-            </w:r>
-          </w:p>
-        </w:tc>
-        <w:tc>
-          <w:tcPr>
-            <w:tcW w:type="dxa" w:w="1728"/>
-          </w:tcPr>
-          <w:p>
-            <w:r>
-              <w:t>2026-08-21</w:t>
-            </w:r>
-          </w:p>
-        </w:tc>
-      </w:tr>
-      <w:tr>
-        <w:tc>
-          <w:tcPr>
-            <w:tcW w:type="dxa" w:w="1728"/>
-          </w:tcPr>
-          <w:p>
-            <w:r>
-              <w:t>QW8</w:t>
-            </w:r>
-          </w:p>
-        </w:tc>
-        <w:tc>
-          <w:tcPr>
-            <w:tcW w:type="dxa" w:w="1728"/>
-          </w:tcPr>
-          <w:p>
-            <w:r>
-              <w:t>Recordatorio ARCO T-2 días</w:t>
-            </w:r>
-          </w:p>
-        </w:tc>
-        <w:tc>
-          <w:tcPr>
-            <w:tcW w:type="dxa" w:w="1728"/>
-          </w:tcPr>
-          <w:p>
-            <w:r>
-              <w:t>ALTO</w:t>
-            </w:r>
-          </w:p>
-        </w:tc>
-        <w:tc>
-          <w:tcPr>
-            <w:tcW w:type="dxa" w:w="1728"/>
-          </w:tcPr>
-          <w:p>
-            <w:r>
-              <w:t>⚪ Pendiente</w:t>
-            </w:r>
-          </w:p>
-        </w:tc>
-        <w:tc>
-          <w:tcPr>
-            <w:tcW w:type="dxa" w:w="1728"/>
-          </w:tcPr>
-          <w:p>
-            <w:r>
-              <w:t>—</w:t>
-            </w:r>
-          </w:p>
-        </w:tc>
-      </w:tr>
-      <w:tr>
-        <w:tc>
-          <w:tcPr>
-            <w:tcW w:type="dxa" w:w="1728"/>
-          </w:tcPr>
-          <w:p>
-            <w:r>
-              <w:t>QW9</w:t>
-            </w:r>
-          </w:p>
-        </w:tc>
-        <w:tc>
-          <w:tcPr>
-            <w:tcW w:type="dxa" w:w="1728"/>
-          </w:tcPr>
-          <w:p>
-            <w:r>
-              <w:t>Editar RUT post-creación</w:t>
-            </w:r>
-          </w:p>
-        </w:tc>
-        <w:tc>
-          <w:tcPr>
-            <w:tcW w:type="dxa" w:w="1728"/>
-          </w:tcPr>
-          <w:p>
-            <w:r>
-              <w:t>BAJO</w:t>
-            </w:r>
-          </w:p>
-        </w:tc>
-        <w:tc>
-          <w:tcPr>
-            <w:tcW w:type="dxa" w:w="1728"/>
-          </w:tcPr>
-          <w:p>
-            <w:r>
-              <w:t>⚪ Pendiente</w:t>
-            </w:r>
-          </w:p>
-        </w:tc>
-        <w:tc>
-          <w:tcPr>
-            <w:tcW w:type="dxa" w:w="1728"/>
-          </w:tcPr>
-          <w:p>
-            <w:r>
-              <w:t>—</w:t>
-            </w:r>
-          </w:p>
-        </w:tc>
-      </w:tr>
-      <w:tr>
-        <w:tc>
-          <w:tcPr>
-            <w:tcW w:type="dxa" w:w="1728"/>
-          </w:tcPr>
-          <w:p>
-            <w:r>
-              <w:t>QW10</w:t>
-            </w:r>
-          </w:p>
-        </w:tc>
-        <w:tc>
-          <w:tcPr>
-            <w:tcW w:type="dxa" w:w="1728"/>
-          </w:tcPr>
-          <w:p>
-            <w:r>
-              <w:t>Plantillas RAT por rubro</w:t>
-            </w:r>
-          </w:p>
-        </w:tc>
-        <w:tc>
-          <w:tcPr>
-            <w:tcW w:type="dxa" w:w="1728"/>
-          </w:tcPr>
-          <w:p>
-            <w:r>
-              <w:t>MEDIO</w:t>
-            </w:r>
-          </w:p>
-        </w:tc>
-        <w:tc>
-          <w:tcPr>
-            <w:tcW w:type="dxa" w:w="1728"/>
-          </w:tcPr>
-          <w:p>
-            <w:r>
-              <w:t>⚪ Pendiente</w:t>
-            </w:r>
-          </w:p>
-        </w:tc>
-        <w:tc>
-          <w:tcPr>
-            <w:tcW w:type="dxa" w:w="1728"/>
-          </w:tcPr>
-          <w:p>
-            <w:r>
-              <w:t>—</w:t>
-            </w:r>
-          </w:p>
-        </w:tc>
-      </w:tr>
-    </w:tbl>
-    <w:p>
-      <w:pPr>
-        <w:pStyle w:val="Heading1"/>
-      </w:pPr>
-      <w:r>
-        <w:t>Módulo ARCO — Quick Wins</w:t>
-      </w:r>
-    </w:p>
-    <w:tbl>
-      <w:tblPr>
-        <w:tblStyle w:val="TableGrid"/>
-        <w:tblW w:type="auto" w:w="0"/>
-        <w:tblLook w:firstColumn="1" w:firstRow="1" w:lastColumn="0" w:lastRow="0" w:noHBand="0" w:noVBand="1" w:val="04A0"/>
-      </w:tblPr>
-      <w:tblGrid>
-        <w:gridCol w:w="1728"/>
-        <w:gridCol w:w="1728"/>
-        <w:gridCol w:w="1728"/>
-        <w:gridCol w:w="1728"/>
-        <w:gridCol w:w="1728"/>
-      </w:tblGrid>
-      <w:tr>
-        <w:tc>
-          <w:tcPr>
-            <w:tcW w:type="dxa" w:w="1728"/>
-            <w:shd w:fill="1F497D" w:color="auto" w:val="clear"/>
-          </w:tcPr>
-          <w:p>
-            <w:r>
-              <w:rPr>
-                <w:b/>
-                <w:color w:val="FFFFFF"/>
-              </w:rPr>
-              <w:t>#</w:t>
-            </w:r>
-          </w:p>
-        </w:tc>
-        <w:tc>
-          <w:tcPr>
-            <w:tcW w:type="dxa" w:w="1728"/>
-            <w:shd w:fill="1F497D" w:color="auto" w:val="clear"/>
-          </w:tcPr>
-          <w:p>
-            <w:r>
-              <w:rPr>
-                <w:b/>
-                <w:color w:val="FFFFFF"/>
-              </w:rPr>
-              <w:t>Mejora</w:t>
-            </w:r>
-          </w:p>
-        </w:tc>
-        <w:tc>
-          <w:tcPr>
-            <w:tcW w:type="dxa" w:w="1728"/>
-            <w:shd w:fill="1F497D" w:color="auto" w:val="clear"/>
-          </w:tcPr>
-          <w:p>
-            <w:r>
-              <w:rPr>
-                <w:b/>
-                <w:color w:val="FFFFFF"/>
-              </w:rPr>
-              <w:t>Impacto</w:t>
-            </w:r>
-          </w:p>
-        </w:tc>
-        <w:tc>
-          <w:tcPr>
-            <w:tcW w:type="dxa" w:w="1728"/>
-            <w:shd w:fill="1F497D" w:color="auto" w:val="clear"/>
-          </w:tcPr>
-          <w:p>
-            <w:r>
-              <w:rPr>
-                <w:b/>
-                <w:color w:val="FFFFFF"/>
-              </w:rPr>
-              <w:t>Estado</w:t>
-            </w:r>
-          </w:p>
-        </w:tc>
-        <w:tc>
-          <w:tcPr>
-            <w:tcW w:type="dxa" w:w="1728"/>
-            <w:shd w:fill="1F497D" w:color="auto" w:val="clear"/>
-          </w:tcPr>
-          <w:p>
-            <w:r>
-              <w:rPr>
-                <w:b/>
-                <w:color w:val="FFFFFF"/>
-              </w:rPr>
-              <w:t>Fecha Cierre</w:t>
-            </w:r>
-          </w:p>
-        </w:tc>
-      </w:tr>
-      <w:tr>
-        <w:tc>
-          <w:tcPr>
-            <w:tcW w:type="dxa" w:w="1728"/>
-          </w:tcPr>
-          <w:p>
-            <w:r>
-              <w:t>QW1</w:t>
-            </w:r>
-          </w:p>
-        </w:tc>
-        <w:tc>
-          <w:tcPr>
-            <w:tcW w:type="dxa" w:w="1728"/>
-          </w:tcPr>
-          <w:p>
-            <w:r>
-              <w:t>Exportación CSV/Excel/PDF</w:t>
-            </w:r>
-          </w:p>
-        </w:tc>
-        <w:tc>
-          <w:tcPr>
-            <w:tcW w:type="dxa" w:w="1728"/>
-          </w:tcPr>
-          <w:p>
-            <w:r>
-              <w:t>ALTO</w:t>
-            </w:r>
-          </w:p>
-        </w:tc>
-        <w:tc>
-          <w:tcPr>
-            <w:tcW w:type="dxa" w:w="1728"/>
-          </w:tcPr>
-          <w:p>
-            <w:r>
-              <w:t>✅ Completado</w:t>
-            </w:r>
-          </w:p>
-        </w:tc>
-        <w:tc>
-          <w:tcPr>
-            <w:tcW w:type="dxa" w:w="1728"/>
-          </w:tcPr>
-          <w:p>
-            <w:r>
-              <w:t>2026-06-24</w:t>
-            </w:r>
-          </w:p>
-        </w:tc>
-      </w:tr>
-      <w:tr>
-        <w:tc>
-          <w:tcPr>
-            <w:tcW w:type="dxa" w:w="1728"/>
-          </w:tcPr>
-          <w:p>
-            <w:r>
-              <w:t>QW2</w:t>
-            </w:r>
-          </w:p>
-        </w:tc>
-        <w:tc>
-          <w:tcPr>
-            <w:tcW w:type="dxa" w:w="1728"/>
-          </w:tcPr>
-          <w:p>
-            <w:r>
-              <w:t>SLA alert email T-2 días</w:t>
-            </w:r>
-          </w:p>
-        </w:tc>
-        <w:tc>
-          <w:tcPr>
-            <w:tcW w:type="dxa" w:w="1728"/>
-          </w:tcPr>
-          <w:p>
-            <w:r>
-              <w:t>CRÍTICO</w:t>
-            </w:r>
-          </w:p>
-        </w:tc>
-        <w:tc>
-          <w:tcPr>
-            <w:tcW w:type="dxa" w:w="1728"/>
-          </w:tcPr>
-          <w:p>
-            <w:r>
-              <w:t>✅ Completado</w:t>
-            </w:r>
-          </w:p>
-        </w:tc>
-        <w:tc>
-          <w:tcPr>
-            <w:tcW w:type="dxa" w:w="1728"/>
-          </w:tcPr>
-          <w:p>
-            <w:r>
-              <w:t>2026-06-24</w:t>
-            </w:r>
-          </w:p>
-        </w:tc>
-      </w:tr>
-      <w:tr>
-        <w:tc>
-          <w:tcPr>
-            <w:tcW w:type="dxa" w:w="1728"/>
-          </w:tcPr>
-          <w:p>
-            <w:r>
-              <w:t>QW3</w:t>
-            </w:r>
-          </w:p>
-        </w:tc>
-        <w:tc>
-          <w:tcPr>
-            <w:tcW w:type="dxa" w:w="1728"/>
-          </w:tcPr>
-          <w:p>
-            <w:r>
-              <w:t>Firma digital + timestamp</w:t>
-            </w:r>
-          </w:p>
-        </w:tc>
-        <w:tc>
-          <w:tcPr>
-            <w:tcW w:type="dxa" w:w="1728"/>
-          </w:tcPr>
-          <w:p>
-            <w:r>
-              <w:t>CRÍTICO</w:t>
-            </w:r>
-          </w:p>
-        </w:tc>
-        <w:tc>
-          <w:tcPr>
-            <w:tcW w:type="dxa" w:w="1728"/>
-          </w:tcPr>
-          <w:p>
-            <w:r>
-              <w:t>⏸ Postergado</w:t>
-            </w:r>
-          </w:p>
-        </w:tc>
-        <w:tc>
-          <w:tcPr>
-            <w:tcW w:type="dxa" w:w="1728"/>
-          </w:tcPr>
-          <w:p>
-            <w:r>
-              <w:t>—</w:t>
-            </w:r>
-          </w:p>
-        </w:tc>
-      </w:tr>
-      <w:tr>
-        <w:tc>
-          <w:tcPr>
-            <w:tcW w:type="dxa" w:w="1728"/>
-          </w:tcPr>
-          <w:p>
-            <w:r>
-              <w:t>QW4</w:t>
-            </w:r>
-          </w:p>
-        </w:tc>
-        <w:tc>
-          <w:tcPr>
-            <w:tcW w:type="dxa" w:w="1728"/>
-          </w:tcPr>
-          <w:p>
-            <w:r>
-              <w:t>Dashboard derechos más ejercidos</w:t>
-            </w:r>
-          </w:p>
-        </w:tc>
-        <w:tc>
-          <w:tcPr>
-            <w:tcW w:type="dxa" w:w="1728"/>
-          </w:tcPr>
-          <w:p>
-            <w:r>
-              <w:t>BAJO</w:t>
-            </w:r>
-          </w:p>
-        </w:tc>
-        <w:tc>
-          <w:tcPr>
-            <w:tcW w:type="dxa" w:w="1728"/>
-          </w:tcPr>
-          <w:p>
-            <w:r>
-              <w:t>✅ Cerrado</w:t>
-            </w:r>
-          </w:p>
-        </w:tc>
-        <w:tc>
-          <w:tcPr>
-            <w:tcW w:type="dxa" w:w="1728"/>
-          </w:tcPr>
-          <w:p>
-            <w:r>
-              <w:t>2026-07-09</w:t>
-            </w:r>
-          </w:p>
-        </w:tc>
-      </w:tr>
-      <w:tr>
-        <w:tc>
-          <w:tcPr>
-            <w:tcW w:type="dxa" w:w="1728"/>
-          </w:tcPr>
-          <w:p>
-            <w:r>
-              <w:t>QW5</w:t>
-            </w:r>
-          </w:p>
-        </w:tc>
-        <w:tc>
-          <w:tcPr>
-            <w:tcW w:type="dxa" w:w="1728"/>
-          </w:tcPr>
-          <w:p>
-            <w:r>
-              <w:t>Bandeja de entrada DPO</w:t>
-            </w:r>
-          </w:p>
-        </w:tc>
-        <w:tc>
-          <w:tcPr>
-            <w:tcW w:type="dxa" w:w="1728"/>
-          </w:tcPr>
-          <w:p>
-            <w:r>
-              <w:t>ALTO</w:t>
-            </w:r>
-          </w:p>
-        </w:tc>
-        <w:tc>
-          <w:tcPr>
-            <w:tcW w:type="dxa" w:w="1728"/>
-          </w:tcPr>
-          <w:p>
-            <w:r>
-              <w:t>⚪ Pendiente</w:t>
-            </w:r>
-          </w:p>
-        </w:tc>
-        <w:tc>
-          <w:tcPr>
-            <w:tcW w:type="dxa" w:w="1728"/>
-          </w:tcPr>
-          <w:p>
-            <w:r>
-              <w:t>—</w:t>
-            </w:r>
-          </w:p>
-        </w:tc>
-      </w:tr>
-      <w:tr>
-        <w:tc>
-          <w:tcPr>
-            <w:tcW w:type="dxa" w:w="1728"/>
-          </w:tcPr>
-          <w:p>
-            <w:r>
-              <w:t>QW6</w:t>
-            </w:r>
-          </w:p>
-        </w:tc>
-        <w:tc>
-          <w:tcPr>
-            <w:tcW w:type="dxa" w:w="1728"/>
-          </w:tcPr>
-          <w:p>
-            <w:r>
-              <w:t>Acuse de recibo automático al titular</w:t>
-            </w:r>
-          </w:p>
-        </w:tc>
-        <w:tc>
-          <w:tcPr>
-            <w:tcW w:type="dxa" w:w="1728"/>
-          </w:tcPr>
-          <w:p>
-            <w:r>
-              <w:t>ALTO</w:t>
-            </w:r>
-          </w:p>
-        </w:tc>
-        <w:tc>
-          <w:tcPr>
-            <w:tcW w:type="dxa" w:w="1728"/>
-          </w:tcPr>
-          <w:p>
-            <w:r>
-              <w:t>✅ Cerrado</w:t>
-            </w:r>
-          </w:p>
-        </w:tc>
-        <w:tc>
-          <w:tcPr>
-            <w:tcW w:type="dxa" w:w="1728"/>
-          </w:tcPr>
-          <w:p>
-            <w:r>
-              <w:t>2026-08-22</w:t>
-            </w:r>
-          </w:p>
-        </w:tc>
-      </w:tr>
-      <w:tr>
-        <w:tc>
-          <w:tcPr>
-            <w:tcW w:type="dxa" w:w="1728"/>
-          </w:tcPr>
-          <w:p>
-            <w:r>
-              <w:t>QW7</w:t>
-            </w:r>
-          </w:p>
-        </w:tc>
-        <w:tc>
-          <w:tcPr>
-            <w:tcW w:type="dxa" w:w="1728"/>
-          </w:tcPr>
-          <w:p>
-            <w:r>
-              <w:t>Chips de placeholders en respuesta</w:t>
-            </w:r>
-          </w:p>
-        </w:tc>
-        <w:tc>
-          <w:tcPr>
-            <w:tcW w:type="dxa" w:w="1728"/>
-          </w:tcPr>
-          <w:p>
-            <w:r>
-              <w:t>MEDIO</w:t>
-            </w:r>
-          </w:p>
-        </w:tc>
-        <w:tc>
-          <w:tcPr>
-            <w:tcW w:type="dxa" w:w="1728"/>
-          </w:tcPr>
-          <w:p>
-            <w:r>
-              <w:t>✅ Cerrado</w:t>
-            </w:r>
-          </w:p>
-        </w:tc>
-        <w:tc>
-          <w:tcPr>
-            <w:tcW w:type="dxa" w:w="1728"/>
-          </w:tcPr>
-          <w:p>
-            <w:r>
-              <w:t>2026-08-22</w:t>
-            </w:r>
-          </w:p>
-        </w:tc>
-      </w:tr>
-      <w:tr>
-        <w:tc>
-          <w:tcPr>
-            <w:tcW w:type="dxa" w:w="1728"/>
-          </w:tcPr>
-          <w:p>
-            <w:r>
-              <w:t>QW8</w:t>
-            </w:r>
-          </w:p>
-        </w:tc>
-        <w:tc>
-          <w:tcPr>
-            <w:tcW w:type="dxa" w:w="1728"/>
-          </w:tcPr>
-          <w:p>
-            <w:r>
-              <w:t>Ver Flujo con tiempos reales (banner SLA)</w:t>
-            </w:r>
-          </w:p>
-        </w:tc>
-        <w:tc>
-          <w:tcPr>
-            <w:tcW w:type="dxa" w:w="1728"/>
-          </w:tcPr>
-          <w:p>
-            <w:r>
-              <w:t>MEDIO</w:t>
-            </w:r>
-          </w:p>
-        </w:tc>
-        <w:tc>
-          <w:tcPr>
-            <w:tcW w:type="dxa" w:w="1728"/>
-          </w:tcPr>
-          <w:p>
-            <w:r>
-              <w:t>✅ Cerrado</w:t>
-            </w:r>
-          </w:p>
-        </w:tc>
-        <w:tc>
-          <w:tcPr>
-            <w:tcW w:type="dxa" w:w="1728"/>
-          </w:tcPr>
-          <w:p>
-            <w:r>
-              <w:t>2026-08-22</w:t>
-            </w:r>
-          </w:p>
-        </w:tc>
-      </w:tr>
-      <w:tr>
-        <w:tc>
-          <w:tcPr>
-            <w:tcW w:type="dxa" w:w="1728"/>
-          </w:tcPr>
-          <w:p>
-            <w:r>
-              <w:t>QW9</w:t>
-            </w:r>
-          </w:p>
-        </w:tc>
-        <w:tc>
-          <w:tcPr>
-            <w:tcW w:type="dxa" w:w="1728"/>
-          </w:tcPr>
-          <w:p>
-            <w:r>
-              <w:t>Portal del titular con descarga</w:t>
-            </w:r>
-          </w:p>
-        </w:tc>
-        <w:tc>
-          <w:tcPr>
-            <w:tcW w:type="dxa" w:w="1728"/>
-          </w:tcPr>
-          <w:p>
-            <w:r>
-              <w:t>ALTO</w:t>
-            </w:r>
-          </w:p>
-        </w:tc>
-        <w:tc>
-          <w:tcPr>
-            <w:tcW w:type="dxa" w:w="1728"/>
-          </w:tcPr>
-          <w:p>
-            <w:r>
-              <w:t>⚪ Pendiente</w:t>
-            </w:r>
-          </w:p>
-        </w:tc>
-        <w:tc>
-          <w:tcPr>
-            <w:tcW w:type="dxa" w:w="1728"/>
-          </w:tcPr>
-          <w:p>
-            <w:r>
-              <w:t>—</w:t>
-            </w:r>
-          </w:p>
-        </w:tc>
-      </w:tr>
-      <w:tr>
-        <w:tc>
-          <w:tcPr>
-            <w:tcW w:type="dxa" w:w="1728"/>
-          </w:tcPr>
-          <w:p>
-            <w:r>
-              <w:t>QW10</w:t>
-            </w:r>
-          </w:p>
-        </w:tc>
-        <w:tc>
-          <w:tcPr>
-            <w:tcW w:type="dxa" w:w="1728"/>
-          </w:tcPr>
-          <w:p>
-            <w:r>
-              <w:t>Editar RUT titular/representante</w:t>
-            </w:r>
-          </w:p>
-        </w:tc>
-        <w:tc>
-          <w:tcPr>
-            <w:tcW w:type="dxa" w:w="1728"/>
-          </w:tcPr>
-          <w:p>
-            <w:r>
-              <w:t>BAJO</w:t>
-            </w:r>
-          </w:p>
-        </w:tc>
-        <w:tc>
-          <w:tcPr>
-            <w:tcW w:type="dxa" w:w="1728"/>
-          </w:tcPr>
-          <w:p>
-            <w:r>
-              <w:t>⚪ Pendiente</w:t>
-            </w:r>
-          </w:p>
-        </w:tc>
-        <w:tc>
-          <w:tcPr>
-            <w:tcW w:type="dxa" w:w="1728"/>
-          </w:tcPr>
-          <w:p>
-            <w:r>
-              <w:t>—</w:t>
-            </w:r>
-          </w:p>
-        </w:tc>
-      </w:tr>
-    </w:tbl>
-    <w:p>
-      <w:pPr>
-        <w:pStyle w:val="Heading1"/>
-      </w:pPr>
-      <w:r>
-        <w:t>Formulario Público ARCO — Quick Wins</w:t>
-      </w:r>
-    </w:p>
-    <w:tbl>
-      <w:tblPr>
-        <w:tblStyle w:val="TableGrid"/>
-        <w:tblW w:type="auto" w:w="0"/>
-        <w:tblLook w:firstColumn="1" w:firstRow="1" w:lastColumn="0" w:lastRow="0" w:noHBand="0" w:noVBand="1" w:val="04A0"/>
-      </w:tblPr>
-      <w:tblGrid>
-        <w:gridCol w:w="1728"/>
-        <w:gridCol w:w="1728"/>
-        <w:gridCol w:w="1728"/>
-        <w:gridCol w:w="1728"/>
-        <w:gridCol w:w="1728"/>
-      </w:tblGrid>
-      <w:tr>
-        <w:tc>
-          <w:tcPr>
-            <w:tcW w:type="dxa" w:w="1728"/>
-            <w:shd w:fill="1F497D" w:color="auto" w:val="clear"/>
-          </w:tcPr>
-          <w:p>
-            <w:r>
-              <w:rPr>
-                <w:b/>
-                <w:color w:val="FFFFFF"/>
-              </w:rPr>
-              <w:t>#</w:t>
-            </w:r>
-          </w:p>
-        </w:tc>
-        <w:tc>
-          <w:tcPr>
-            <w:tcW w:type="dxa" w:w="1728"/>
-            <w:shd w:fill="1F497D" w:color="auto" w:val="clear"/>
-          </w:tcPr>
-          <w:p>
-            <w:r>
-              <w:rPr>
-                <w:b/>
-                <w:color w:val="FFFFFF"/>
-              </w:rPr>
-              <w:t>Mejora</w:t>
-            </w:r>
-          </w:p>
-        </w:tc>
-        <w:tc>
-          <w:tcPr>
-            <w:tcW w:type="dxa" w:w="1728"/>
-            <w:shd w:fill="1F497D" w:color="auto" w:val="clear"/>
-          </w:tcPr>
-          <w:p>
-            <w:r>
-              <w:rPr>
-                <w:b/>
-                <w:color w:val="FFFFFF"/>
-              </w:rPr>
-              <w:t>Impacto</w:t>
-            </w:r>
-          </w:p>
-        </w:tc>
-        <w:tc>
-          <w:tcPr>
-            <w:tcW w:type="dxa" w:w="1728"/>
-            <w:shd w:fill="1F497D" w:color="auto" w:val="clear"/>
-          </w:tcPr>
-          <w:p>
-            <w:r>
-              <w:rPr>
-                <w:b/>
-                <w:color w:val="FFFFFF"/>
-              </w:rPr>
-              <w:t>Estado</w:t>
-            </w:r>
-          </w:p>
-        </w:tc>
-        <w:tc>
-          <w:tcPr>
-            <w:tcW w:type="dxa" w:w="1728"/>
-            <w:shd w:fill="1F497D" w:color="auto" w:val="clear"/>
-          </w:tcPr>
-          <w:p>
-            <w:r>
-              <w:rPr>
-                <w:b/>
-                <w:color w:val="FFFFFF"/>
-              </w:rPr>
-              <w:t>Fecha Cierre</w:t>
-            </w:r>
-          </w:p>
-        </w:tc>
-      </w:tr>
-      <w:tr>
-        <w:tc>
-          <w:tcPr>
-            <w:tcW w:type="dxa" w:w="1728"/>
-          </w:tcPr>
-          <w:p>
-            <w:r>
-              <w:t>QW1</w:t>
-            </w:r>
-          </w:p>
-        </w:tc>
-        <w:tc>
-          <w:tcPr>
-            <w:tcW w:type="dxa" w:w="1728"/>
-          </w:tcPr>
-          <w:p>
-            <w:r>
-              <w:t>Validación RUT en vivo + formateo</w:t>
-            </w:r>
-          </w:p>
-        </w:tc>
-        <w:tc>
-          <w:tcPr>
-            <w:tcW w:type="dxa" w:w="1728"/>
-          </w:tcPr>
-          <w:p>
-            <w:r>
-              <w:t>MEDIO</w:t>
-            </w:r>
-          </w:p>
-        </w:tc>
-        <w:tc>
-          <w:tcPr>
-            <w:tcW w:type="dxa" w:w="1728"/>
-          </w:tcPr>
-          <w:p>
-            <w:r>
-              <w:t>✅ Cerrado</w:t>
-            </w:r>
-          </w:p>
-        </w:tc>
-        <w:tc>
-          <w:tcPr>
-            <w:tcW w:type="dxa" w:w="1728"/>
-          </w:tcPr>
-          <w:p>
-            <w:r>
-              <w:t>2026-08-22</w:t>
-            </w:r>
-          </w:p>
-        </w:tc>
-      </w:tr>
-      <w:tr>
-        <w:tc>
-          <w:tcPr>
-            <w:tcW w:type="dxa" w:w="1728"/>
-          </w:tcPr>
-          <w:p>
-            <w:r>
-              <w:t>QW2</w:t>
-            </w:r>
-          </w:p>
-        </w:tc>
-        <w:tc>
-          <w:tcPr>
-            <w:tcW w:type="dxa" w:w="1728"/>
-          </w:tcPr>
-          <w:p>
-            <w:r>
-              <w:t>Banner privacidad + link política</w:t>
-            </w:r>
-          </w:p>
-        </w:tc>
-        <w:tc>
-          <w:tcPr>
-            <w:tcW w:type="dxa" w:w="1728"/>
-          </w:tcPr>
-          <w:p>
-            <w:r>
-              <w:t>CRÍTICO</w:t>
-            </w:r>
-          </w:p>
-        </w:tc>
-        <w:tc>
-          <w:tcPr>
-            <w:tcW w:type="dxa" w:w="1728"/>
-          </w:tcPr>
-          <w:p>
-            <w:r>
-              <w:t>✅ Completado</w:t>
-            </w:r>
-          </w:p>
-        </w:tc>
-        <w:tc>
-          <w:tcPr>
-            <w:tcW w:type="dxa" w:w="1728"/>
-          </w:tcPr>
-          <w:p>
-            <w:r>
-              <w:t>2026-06-24</w:t>
-            </w:r>
-          </w:p>
-        </w:tc>
-      </w:tr>
-      <w:tr>
-        <w:tc>
-          <w:tcPr>
-            <w:tcW w:type="dxa" w:w="1728"/>
-          </w:tcPr>
-          <w:p>
-            <w:r>
-              <w:t>QW3</w:t>
-            </w:r>
-          </w:p>
-        </w:tc>
-        <w:tc>
-          <w:tcPr>
-            <w:tcW w:type="dxa" w:w="1728"/>
-          </w:tcPr>
-          <w:p>
-            <w:r>
-              <w:t>Pantalla intro + glosario</w:t>
-            </w:r>
-          </w:p>
-        </w:tc>
-        <w:tc>
-          <w:tcPr>
-            <w:tcW w:type="dxa" w:w="1728"/>
-          </w:tcPr>
-          <w:p>
-            <w:r>
-              <w:t>ALTO</w:t>
-            </w:r>
-          </w:p>
-        </w:tc>
-        <w:tc>
-          <w:tcPr>
-            <w:tcW w:type="dxa" w:w="1728"/>
-          </w:tcPr>
-          <w:p>
-            <w:r>
-              <w:t>✅ Cerrado</w:t>
-            </w:r>
-          </w:p>
-        </w:tc>
-        <w:tc>
-          <w:tcPr>
-            <w:tcW w:type="dxa" w:w="1728"/>
-          </w:tcPr>
-          <w:p>
-            <w:r>
-              <w:t>2026-08-22</w:t>
-            </w:r>
-          </w:p>
-        </w:tc>
-      </w:tr>
-      <w:tr>
-        <w:tc>
-          <w:tcPr>
-            <w:tcW w:type="dxa" w:w="1728"/>
-          </w:tcPr>
-          <w:p>
-            <w:r>
-              <w:t>QW4</w:t>
-            </w:r>
-          </w:p>
-        </w:tc>
-        <w:tc>
-          <w:tcPr>
-            <w:tcW w:type="dxa" w:w="1728"/>
-          </w:tcPr>
-          <w:p>
-            <w:r>
-              <w:t>Confirmación de email (doble input)</w:t>
-            </w:r>
-          </w:p>
-        </w:tc>
-        <w:tc>
-          <w:tcPr>
-            <w:tcW w:type="dxa" w:w="1728"/>
-          </w:tcPr>
-          <w:p>
-            <w:r>
-              <w:t>MEDIO</w:t>
-            </w:r>
-          </w:p>
-        </w:tc>
-        <w:tc>
-          <w:tcPr>
-            <w:tcW w:type="dxa" w:w="1728"/>
-          </w:tcPr>
-          <w:p>
-            <w:r>
-              <w:t>✅ Cerrado</w:t>
-            </w:r>
-          </w:p>
-        </w:tc>
-        <w:tc>
-          <w:tcPr>
-            <w:tcW w:type="dxa" w:w="1728"/>
-          </w:tcPr>
-          <w:p>
-            <w:r>
-              <w:t>2026-08-22</w:t>
-            </w:r>
-          </w:p>
-        </w:tc>
-      </w:tr>
-      <w:tr>
-        <w:tc>
-          <w:tcPr>
-            <w:tcW w:type="dxa" w:w="1728"/>
-          </w:tcPr>
-          <w:p>
-            <w:r>
-              <w:t>QW5</w:t>
-            </w:r>
-          </w:p>
-        </w:tc>
-        <w:tc>
-          <w:tcPr>
-            <w:tcW w:type="dxa" w:w="1728"/>
-          </w:tcPr>
-          <w:p>
-            <w:r>
-              <w:t>Detección de titular repetido</w:t>
-            </w:r>
-          </w:p>
-        </w:tc>
-        <w:tc>
-          <w:tcPr>
-            <w:tcW w:type="dxa" w:w="1728"/>
-          </w:tcPr>
-          <w:p>
-            <w:r>
-              <w:t>MEDIO</w:t>
-            </w:r>
-          </w:p>
-        </w:tc>
-        <w:tc>
-          <w:tcPr>
-            <w:tcW w:type="dxa" w:w="1728"/>
-          </w:tcPr>
-          <w:p>
-            <w:r>
-              <w:t>✅ Cerrado</w:t>
-            </w:r>
-          </w:p>
-        </w:tc>
-        <w:tc>
-          <w:tcPr>
-            <w:tcW w:type="dxa" w:w="1728"/>
-          </w:tcPr>
-          <w:p>
-            <w:r>
-              <w:t>2026-08-24</w:t>
-            </w:r>
-          </w:p>
-        </w:tc>
-      </w:tr>
-      <w:tr>
-        <w:tc>
-          <w:tcPr>
-            <w:tcW w:type="dxa" w:w="1728"/>
-          </w:tcPr>
-          <w:p>
-            <w:r>
-              <w:t>QW6</w:t>
-            </w:r>
-          </w:p>
-        </w:tc>
-        <w:tc>
-          <w:tcPr>
-            <w:tcW w:type="dxa" w:w="1728"/>
-          </w:tcPr>
-          <w:p>
-            <w:r>
-              <w:t>CTA 'Consultar estado' en pantalla éxito</w:t>
-            </w:r>
-          </w:p>
-        </w:tc>
-        <w:tc>
-          <w:tcPr>
-            <w:tcW w:type="dxa" w:w="1728"/>
-          </w:tcPr>
-          <w:p>
-            <w:r>
-              <w:t>MEDIO</w:t>
-            </w:r>
-          </w:p>
-        </w:tc>
-        <w:tc>
-          <w:tcPr>
-            <w:tcW w:type="dxa" w:w="1728"/>
-          </w:tcPr>
-          <w:p>
-            <w:r>
-              <w:t>✅ Completado</w:t>
-            </w:r>
-          </w:p>
-        </w:tc>
-        <w:tc>
-          <w:tcPr>
-            <w:tcW w:type="dxa" w:w="1728"/>
-          </w:tcPr>
-          <w:p>
-            <w:r>
-              <w:t>2026-06-24</w:t>
-            </w:r>
-          </w:p>
-        </w:tc>
-      </w:tr>
-      <w:tr>
-        <w:tc>
-          <w:tcPr>
-            <w:tcW w:type="dxa" w:w="1728"/>
-          </w:tcPr>
-          <w:p>
-            <w:r>
-              <w:t>QW7</w:t>
-            </w:r>
-          </w:p>
-        </w:tc>
-        <w:tc>
-          <w:tcPr>
-            <w:tcW w:type="dxa" w:w="1728"/>
-          </w:tcPr>
-          <w:p>
-            <w:r>
-              <w:t>Validación tamaño archivo</w:t>
-            </w:r>
-          </w:p>
-        </w:tc>
-        <w:tc>
-          <w:tcPr>
-            <w:tcW w:type="dxa" w:w="1728"/>
-          </w:tcPr>
-          <w:p>
-            <w:r>
-              <w:t>BAJO</w:t>
-            </w:r>
-          </w:p>
-        </w:tc>
-        <w:tc>
-          <w:tcPr>
-            <w:tcW w:type="dxa" w:w="1728"/>
-          </w:tcPr>
-          <w:p>
-            <w:r>
-              <w:t>⚪ Pendiente</w:t>
-            </w:r>
-          </w:p>
-        </w:tc>
-        <w:tc>
-          <w:tcPr>
-            <w:tcW w:type="dxa" w:w="1728"/>
-          </w:tcPr>
-          <w:p>
-            <w:r>
-              <w:t>—</w:t>
-            </w:r>
-          </w:p>
-        </w:tc>
-      </w:tr>
-      <w:tr>
-        <w:tc>
-          <w:tcPr>
-            <w:tcW w:type="dxa" w:w="1728"/>
-          </w:tcPr>
-          <w:p>
-            <w:r>
-              <w:t>QW8</w:t>
-            </w:r>
-          </w:p>
-        </w:tc>
-        <w:tc>
-          <w:tcPr>
-            <w:tcW w:type="dxa" w:w="1728"/>
-          </w:tcPr>
-          <w:p>
-            <w:r>
-              <w:t>Eliminar archivos individuales upload</w:t>
-            </w:r>
-          </w:p>
-        </w:tc>
-        <w:tc>
-          <w:tcPr>
-            <w:tcW w:type="dxa" w:w="1728"/>
-          </w:tcPr>
-          <w:p>
-            <w:r>
-              <w:t>BAJO</w:t>
-            </w:r>
-          </w:p>
-        </w:tc>
-        <w:tc>
-          <w:tcPr>
-            <w:tcW w:type="dxa" w:w="1728"/>
-          </w:tcPr>
-          <w:p>
-            <w:r>
-              <w:t>⚪ Pendiente</w:t>
-            </w:r>
-          </w:p>
-        </w:tc>
-        <w:tc>
-          <w:tcPr>
-            <w:tcW w:type="dxa" w:w="1728"/>
-          </w:tcPr>
-          <w:p>
-            <w:r>
-              <w:t>—</w:t>
-            </w:r>
-          </w:p>
-        </w:tc>
-      </w:tr>
-      <w:tr>
-        <w:tc>
-          <w:tcPr>
-            <w:tcW w:type="dxa" w:w="1728"/>
-          </w:tcPr>
-          <w:p>
-            <w:r>
-              <w:t>QW9</w:t>
-            </w:r>
-          </w:p>
-        </w:tc>
-        <w:tc>
-          <w:tcPr>
-            <w:tcW w:type="dxa" w:w="1728"/>
-          </w:tcPr>
-          <w:p>
-            <w:r>
-              <w:t>Stepper con 3 pasos visibles</w:t>
-            </w:r>
-          </w:p>
-        </w:tc>
-        <w:tc>
-          <w:tcPr>
-            <w:tcW w:type="dxa" w:w="1728"/>
-          </w:tcPr>
-          <w:p>
-            <w:r>
-              <w:t>BAJO</w:t>
-            </w:r>
-          </w:p>
-        </w:tc>
-        <w:tc>
-          <w:tcPr>
-            <w:tcW w:type="dxa" w:w="1728"/>
-          </w:tcPr>
-          <w:p>
-            <w:r>
-              <w:t>✅ Cerrado</w:t>
-            </w:r>
-          </w:p>
-        </w:tc>
-        <w:tc>
-          <w:tcPr>
-            <w:tcW w:type="dxa" w:w="1728"/>
-          </w:tcPr>
-          <w:p>
-            <w:r>
-              <w:t>2026-08-22</w:t>
-            </w:r>
-          </w:p>
-        </w:tc>
-      </w:tr>
-      <w:tr>
-        <w:tc>
-          <w:tcPr>
-            <w:tcW w:type="dxa" w:w="1728"/>
-          </w:tcPr>
-          <w:p>
-            <w:r>
-              <w:t>QW10</w:t>
-            </w:r>
-          </w:p>
-        </w:tc>
-        <w:tc>
-          <w:tcPr>
-            <w:tcW w:type="dxa" w:w="1728"/>
-          </w:tcPr>
-          <w:p>
-            <w:r>
-              <w:t>Microcopy mejorado</w:t>
-            </w:r>
-          </w:p>
-        </w:tc>
-        <w:tc>
-          <w:tcPr>
-            <w:tcW w:type="dxa" w:w="1728"/>
-          </w:tcPr>
-          <w:p>
-            <w:r>
-              <w:t>BAJO</w:t>
-            </w:r>
-          </w:p>
-        </w:tc>
-        <w:tc>
-          <w:tcPr>
-            <w:tcW w:type="dxa" w:w="1728"/>
-          </w:tcPr>
-          <w:p>
-            <w:r>
-              <w:t>⚪ Pendiente</w:t>
-            </w:r>
-          </w:p>
-        </w:tc>
-        <w:tc>
-          <w:tcPr>
-            <w:tcW w:type="dxa" w:w="1728"/>
-          </w:tcPr>
-          <w:p>
-            <w:r>
-              <w:t>—</w:t>
+              <w:t>Ley N.° 21.719 de Protección de Datos Personales (Chile)</w:t>
             </w:r>
           </w:p>
         </w:tc>
@@ -2341,242 +1048,3160 @@
         <w:pStyle w:val="Heading1"/>
       </w:pPr>
       <w:r>
-        <w:t>Historial de cambios — v1.13</w:t>
+        <w:t>Tabla de contenido</w:t>
+      </w:r>
+    </w:p>
+    <w:p>
+      <w:r>
+        <w:fldChar w:fldCharType="begin"/>
+        <w:instrText xml:space="preserve">TOC \o "1-3" \h \z \u</w:instrText>
+        <w:fldChar w:fldCharType="separate"/>
+        <w:fldChar w:fldCharType="end"/>
       </w:r>
     </w:p>
     <w:p>
       <w:r>
         <w:rPr>
-          <w:b/>
+          <w:i/>
+          <w:color w:val="808080"/>
+          <w:sz w:val="18"/>
         </w:rPr>
-        <w:t>Versión v1.13 — 2026-09-06</w:t>
+        <w:t>Sugerencia: en Microsoft Word, presione F9 sobre la tabla para actualizar el contenido y los números de página.</w:t>
       </w:r>
     </w:p>
     <w:p>
       <w:r>
-        <w:t>Este documento ha sido actualizado desde v1.12 para reflejar los fixes de seguridad, performance y documentación aplicados en la ronda de auditoría QA de septiembre 2026.</w:t>
+        <w:br w:type="page"/>
       </w:r>
     </w:p>
     <w:p>
       <w:pPr>
-        <w:pStyle w:val="Heading2"/>
+        <w:pStyle w:val="Heading1"/>
       </w:pPr>
       <w:r>
-        <w:t>Cambios incluidos en esta versión</w:t>
+        <w:t>1. Vista general del backlog</w:t>
+      </w:r>
+    </w:p>
+    <w:p>
+      <w:r>
+        <w:rPr>
+          <w:sz w:val="22"/>
+        </w:rPr>
+        <w:t>_Total: 49 items. Estado al 05-Jul-2026: 41 completados, 3 en desarrollo, 5 pendientes. Prioridad: Critical (P0) &gt; High (P1) &gt; Medium (P2) &gt; Low (P3)._</w:t>
       </w:r>
     </w:p>
     <w:p>
       <w:pPr>
-        <w:pStyle w:val="ListBullet"/>
+        <w:pStyle w:val="Heading1"/>
+      </w:pPr>
+      <w:r>
+        <w:t>2. Items cerrados en v1.10 (Iter 11 + Iter 12)</w:t>
+      </w:r>
+    </w:p>
+    <w:tbl>
+      <w:tblPr>
+        <w:tblStyle w:val="TableGrid"/>
+        <w:tblW w:type="auto" w:w="0"/>
+        <w:jc w:val="left"/>
+        <w:tblLook w:firstColumn="1" w:firstRow="1" w:lastColumn="0" w:lastRow="0" w:noHBand="0" w:noVBand="1" w:val="04A0"/>
+      </w:tblPr>
+      <w:tblGrid>
+        <w:gridCol w:w="1662"/>
+        <w:gridCol w:w="1662"/>
+        <w:gridCol w:w="1662"/>
+        <w:gridCol w:w="1662"/>
+        <w:gridCol w:w="1662"/>
+        <w:gridCol w:w="1662"/>
+      </w:tblGrid>
+      <w:tr>
+        <w:tc>
+          <w:tcPr>
+            <w:tcW w:type="dxa" w:w="1020"/>
+            <w:shd w:val="clear" w:color="auto" w:fill="D9E2F3"/>
+            <w:vAlign w:val="center"/>
+          </w:tcPr>
+          <w:p>
+            <w:r/>
+            <w:r>
+              <w:rPr>
+                <w:b/>
+                <w:color w:val="1F497D"/>
+                <w:sz w:val="20"/>
+              </w:rPr>
+              <w:t>ID</w:t>
+            </w:r>
+          </w:p>
+        </w:tc>
+        <w:tc>
+          <w:tcPr>
+            <w:tcW w:type="dxa" w:w="850"/>
+            <w:shd w:val="clear" w:color="auto" w:fill="D9E2F3"/>
+            <w:vAlign w:val="center"/>
+          </w:tcPr>
+          <w:p>
+            <w:r/>
+            <w:r>
+              <w:rPr>
+                <w:b/>
+                <w:color w:val="1F497D"/>
+                <w:sz w:val="20"/>
+              </w:rPr>
+              <w:t>Prioridad</w:t>
+            </w:r>
+          </w:p>
+        </w:tc>
+        <w:tc>
+          <w:tcPr>
+            <w:tcW w:type="dxa" w:w="850"/>
+            <w:shd w:val="clear" w:color="auto" w:fill="D9E2F3"/>
+            <w:vAlign w:val="center"/>
+          </w:tcPr>
+          <w:p>
+            <w:r/>
+            <w:r>
+              <w:rPr>
+                <w:b/>
+                <w:color w:val="1F497D"/>
+                <w:sz w:val="20"/>
+              </w:rPr>
+              <w:t>Tipo</w:t>
+            </w:r>
+          </w:p>
+        </w:tc>
+        <w:tc>
+          <w:tcPr>
+            <w:tcW w:type="dxa" w:w="3118"/>
+            <w:shd w:val="clear" w:color="auto" w:fill="D9E2F3"/>
+            <w:vAlign w:val="center"/>
+          </w:tcPr>
+          <w:p>
+            <w:r/>
+            <w:r>
+              <w:rPr>
+                <w:b/>
+                <w:color w:val="1F497D"/>
+                <w:sz w:val="20"/>
+              </w:rPr>
+              <w:t>Título</w:t>
+            </w:r>
+          </w:p>
+        </w:tc>
+        <w:tc>
+          <w:tcPr>
+            <w:tcW w:type="dxa" w:w="1701"/>
+            <w:shd w:val="clear" w:color="auto" w:fill="D9E2F3"/>
+            <w:vAlign w:val="center"/>
+          </w:tcPr>
+          <w:p>
+            <w:r/>
+            <w:r>
+              <w:rPr>
+                <w:b/>
+                <w:color w:val="1F497D"/>
+                <w:sz w:val="20"/>
+              </w:rPr>
+              <w:t>Archivos</w:t>
+            </w:r>
+          </w:p>
+        </w:tc>
+        <w:tc>
+          <w:tcPr>
+            <w:tcW w:type="dxa" w:w="964"/>
+            <w:shd w:val="clear" w:color="auto" w:fill="D9E2F3"/>
+            <w:vAlign w:val="center"/>
+          </w:tcPr>
+          <w:p>
+            <w:r/>
+            <w:r>
+              <w:rPr>
+                <w:b/>
+                <w:color w:val="1F497D"/>
+                <w:sz w:val="20"/>
+              </w:rPr>
+              <w:t>Estado</w:t>
+            </w:r>
+          </w:p>
+        </w:tc>
+      </w:tr>
+      <w:tr>
+        <w:tc>
+          <w:tcPr>
+            <w:tcW w:type="dxa" w:w="1020"/>
+            <w:vAlign w:val="top"/>
+          </w:tcPr>
+          <w:p>
+            <w:r/>
+            <w:r>
+              <w:rPr>
+                <w:b/>
+                <w:sz w:val="20"/>
+              </w:rPr>
+              <w:t>DT-ITER12-01</w:t>
+            </w:r>
+          </w:p>
+        </w:tc>
+        <w:tc>
+          <w:tcPr>
+            <w:tcW w:type="dxa" w:w="850"/>
+            <w:vAlign w:val="top"/>
+          </w:tcPr>
+          <w:p>
+            <w:r/>
+            <w:r>
+              <w:rPr>
+                <w:sz w:val="20"/>
+              </w:rPr>
+              <w:t>P0</w:t>
+            </w:r>
+          </w:p>
+        </w:tc>
+        <w:tc>
+          <w:tcPr>
+            <w:tcW w:type="dxa" w:w="850"/>
+            <w:vAlign w:val="top"/>
+          </w:tcPr>
+          <w:p>
+            <w:r/>
+            <w:r>
+              <w:rPr>
+                <w:sz w:val="20"/>
+              </w:rPr>
+              <w:t>Feature</w:t>
+            </w:r>
+          </w:p>
+        </w:tc>
+        <w:tc>
+          <w:tcPr>
+            <w:tcW w:type="dxa" w:w="3118"/>
+            <w:vAlign w:val="top"/>
+          </w:tcPr>
+          <w:p>
+            <w:r/>
+            <w:r>
+              <w:rPr>
+                <w:sz w:val="20"/>
+                <w:u w:val="single"/>
+              </w:rPr>
+              <w:t>BYTEA 10MB limit en rats.archivo_base_legal_datos y tkt_adjuntos.data (CHECK constraint PostgreSQL)</w:t>
+            </w:r>
+          </w:p>
+        </w:tc>
+        <w:tc>
+          <w:tcPr>
+            <w:tcW w:type="dxa" w:w="1701"/>
+            <w:vAlign w:val="top"/>
+          </w:tcPr>
+          <w:p>
+            <w:r/>
+            <w:r>
+              <w:rPr>
+                <w:sz w:val="20"/>
+              </w:rPr>
+              <w:t>LargeBinary(10_000_000) + migration SQL</w:t>
+            </w:r>
+          </w:p>
+        </w:tc>
+        <w:tc>
+          <w:tcPr>
+            <w:tcW w:type="dxa" w:w="964"/>
+            <w:vAlign w:val="top"/>
+          </w:tcPr>
+          <w:p>
+            <w:r/>
+            <w:r>
+              <w:rPr>
+                <w:sz w:val="20"/>
+              </w:rPr>
+              <w:t>CERRADO</w:t>
+            </w:r>
+          </w:p>
+        </w:tc>
+      </w:tr>
+      <w:tr>
+        <w:tc>
+          <w:tcPr>
+            <w:tcW w:type="dxa" w:w="1020"/>
+            <w:vAlign w:val="top"/>
+          </w:tcPr>
+          <w:p>
+            <w:r/>
+            <w:r>
+              <w:rPr>
+                <w:b/>
+                <w:sz w:val="20"/>
+              </w:rPr>
+              <w:t>DT-ITER12-02</w:t>
+            </w:r>
+          </w:p>
+        </w:tc>
+        <w:tc>
+          <w:tcPr>
+            <w:tcW w:type="dxa" w:w="850"/>
+            <w:vAlign w:val="top"/>
+          </w:tcPr>
+          <w:p>
+            <w:r/>
+            <w:r>
+              <w:rPr>
+                <w:sz w:val="20"/>
+              </w:rPr>
+              <w:t>P0</w:t>
+            </w:r>
+          </w:p>
+        </w:tc>
+        <w:tc>
+          <w:tcPr>
+            <w:tcW w:type="dxa" w:w="850"/>
+            <w:vAlign w:val="top"/>
+          </w:tcPr>
+          <w:p>
+            <w:r/>
+            <w:r>
+              <w:rPr>
+                <w:sz w:val="20"/>
+              </w:rPr>
+              <w:t>Feature</w:t>
+            </w:r>
+          </w:p>
+        </w:tc>
+        <w:tc>
+          <w:tcPr>
+            <w:tcW w:type="dxa" w:w="3118"/>
+            <w:vAlign w:val="top"/>
+          </w:tcPr>
+          <w:p>
+            <w:r/>
+            <w:r>
+              <w:rPr>
+                <w:sz w:val="20"/>
+                <w:u w:val="single"/>
+              </w:rPr>
+              <w:t>Test IL mínimo 50 caracteres: Pydantic Field(min_length=50) + RatWizard + RatEditForm validación</w:t>
+            </w:r>
+          </w:p>
+        </w:tc>
+        <w:tc>
+          <w:tcPr>
+            <w:tcW w:type="dxa" w:w="1701"/>
+            <w:vAlign w:val="top"/>
+          </w:tcPr>
+          <w:p>
+            <w:r/>
+            <w:r>
+              <w:rPr>
+                <w:sz w:val="20"/>
+              </w:rPr>
+              <w:t>schemas/rat.py, RatWizard.tsx, RatEditForm.tsx</w:t>
+            </w:r>
+          </w:p>
+        </w:tc>
+        <w:tc>
+          <w:tcPr>
+            <w:tcW w:type="dxa" w:w="964"/>
+            <w:vAlign w:val="top"/>
+          </w:tcPr>
+          <w:p>
+            <w:r/>
+            <w:r>
+              <w:rPr>
+                <w:sz w:val="20"/>
+              </w:rPr>
+              <w:t>CERRADO</w:t>
+            </w:r>
+          </w:p>
+        </w:tc>
+      </w:tr>
+      <w:tr>
+        <w:tc>
+          <w:tcPr>
+            <w:tcW w:type="dxa" w:w="1020"/>
+            <w:vAlign w:val="top"/>
+          </w:tcPr>
+          <w:p>
+            <w:r/>
+            <w:r>
+              <w:rPr>
+                <w:b/>
+                <w:sz w:val="20"/>
+              </w:rPr>
+              <w:t>DT-ITER12-03</w:t>
+            </w:r>
+          </w:p>
+        </w:tc>
+        <w:tc>
+          <w:tcPr>
+            <w:tcW w:type="dxa" w:w="850"/>
+            <w:vAlign w:val="top"/>
+          </w:tcPr>
+          <w:p>
+            <w:r/>
+            <w:r>
+              <w:rPr>
+                <w:sz w:val="20"/>
+              </w:rPr>
+              <w:t>P0</w:t>
+            </w:r>
+          </w:p>
+        </w:tc>
+        <w:tc>
+          <w:tcPr>
+            <w:tcW w:type="dxa" w:w="850"/>
+            <w:vAlign w:val="top"/>
+          </w:tcPr>
+          <w:p>
+            <w:r/>
+            <w:r>
+              <w:rPr>
+                <w:sz w:val="20"/>
+              </w:rPr>
+              <w:t>Feature</w:t>
+            </w:r>
+          </w:p>
+        </w:tc>
+        <w:tc>
+          <w:tcPr>
+            <w:tcW w:type="dxa" w:w="3118"/>
+            <w:vAlign w:val="top"/>
+          </w:tcPr>
+          <w:p>
+            <w:r/>
+            <w:r>
+              <w:rPr>
+                <w:sz w:val="20"/>
+                <w:u w:val="single"/>
+              </w:rPr>
+              <w:t>Hash SHA-256 automático evidencia ARCO: computa de tkt_adjuntos al resolver TKT</w:t>
+            </w:r>
+          </w:p>
+        </w:tc>
+        <w:tc>
+          <w:tcPr>
+            <w:tcW w:type="dxa" w:w="1701"/>
+            <w:vAlign w:val="top"/>
+          </w:tcPr>
+          <w:p>
+            <w:r/>
+            <w:r>
+              <w:rPr>
+                <w:sz w:val="20"/>
+              </w:rPr>
+              <w:t>routes/tkt_solicitud_derecho.py PATCH</w:t>
+            </w:r>
+          </w:p>
+        </w:tc>
+        <w:tc>
+          <w:tcPr>
+            <w:tcW w:type="dxa" w:w="964"/>
+            <w:vAlign w:val="top"/>
+          </w:tcPr>
+          <w:p>
+            <w:r/>
+            <w:r>
+              <w:rPr>
+                <w:sz w:val="20"/>
+              </w:rPr>
+              <w:t>CERRADO</w:t>
+            </w:r>
+          </w:p>
+        </w:tc>
+      </w:tr>
+      <w:tr>
+        <w:tc>
+          <w:tcPr>
+            <w:tcW w:type="dxa" w:w="1020"/>
+            <w:vAlign w:val="top"/>
+          </w:tcPr>
+          <w:p>
+            <w:r/>
+            <w:r>
+              <w:rPr>
+                <w:b/>
+                <w:sz w:val="20"/>
+              </w:rPr>
+              <w:t>DT-ITER12-04</w:t>
+            </w:r>
+          </w:p>
+        </w:tc>
+        <w:tc>
+          <w:tcPr>
+            <w:tcW w:type="dxa" w:w="850"/>
+            <w:vAlign w:val="top"/>
+          </w:tcPr>
+          <w:p>
+            <w:r/>
+            <w:r>
+              <w:rPr>
+                <w:sz w:val="20"/>
+              </w:rPr>
+              <w:t>P1</w:t>
+            </w:r>
+          </w:p>
+        </w:tc>
+        <w:tc>
+          <w:tcPr>
+            <w:tcW w:type="dxa" w:w="850"/>
+            <w:vAlign w:val="top"/>
+          </w:tcPr>
+          <w:p>
+            <w:r/>
+            <w:r>
+              <w:rPr>
+                <w:sz w:val="20"/>
+              </w:rPr>
+              <w:t>Feature</w:t>
+            </w:r>
+          </w:p>
+        </w:tc>
+        <w:tc>
+          <w:tcPr>
+            <w:tcW w:type="dxa" w:w="3118"/>
+            <w:vAlign w:val="top"/>
+          </w:tcPr>
+          <w:p>
+            <w:r/>
+            <w:r>
+              <w:rPr>
+                <w:sz w:val="20"/>
+                <w:u w:val="single"/>
+              </w:rPr>
+              <w:t>causal_rechazo enum cerrado (7 causales Art. 29 RL) + dropdown TicketDrawer</w:t>
+            </w:r>
+          </w:p>
+        </w:tc>
+        <w:tc>
+          <w:tcPr>
+            <w:tcW w:type="dxa" w:w="1701"/>
+            <w:vAlign w:val="top"/>
+          </w:tcPr>
+          <w:p>
+            <w:r/>
+            <w:r>
+              <w:rPr>
+                <w:sz w:val="20"/>
+              </w:rPr>
+              <w:t>schemas/tkt_solicitud_derecho.py, TicketDrawer.tsx</w:t>
+            </w:r>
+          </w:p>
+        </w:tc>
+        <w:tc>
+          <w:tcPr>
+            <w:tcW w:type="dxa" w:w="964"/>
+            <w:vAlign w:val="top"/>
+          </w:tcPr>
+          <w:p>
+            <w:r/>
+            <w:r>
+              <w:rPr>
+                <w:sz w:val="20"/>
+              </w:rPr>
+              <w:t>CERRADO</w:t>
+            </w:r>
+          </w:p>
+        </w:tc>
+      </w:tr>
+      <w:tr>
+        <w:tc>
+          <w:tcPr>
+            <w:tcW w:type="dxa" w:w="1020"/>
+            <w:vAlign w:val="top"/>
+          </w:tcPr>
+          <w:p>
+            <w:r/>
+            <w:r>
+              <w:rPr>
+                <w:b/>
+                <w:sz w:val="20"/>
+              </w:rPr>
+              <w:t>DT-ITER12-05</w:t>
+            </w:r>
+          </w:p>
+        </w:tc>
+        <w:tc>
+          <w:tcPr>
+            <w:tcW w:type="dxa" w:w="850"/>
+            <w:vAlign w:val="top"/>
+          </w:tcPr>
+          <w:p>
+            <w:r/>
+            <w:r>
+              <w:rPr>
+                <w:sz w:val="20"/>
+              </w:rPr>
+              <w:t>P1</w:t>
+            </w:r>
+          </w:p>
+        </w:tc>
+        <w:tc>
+          <w:tcPr>
+            <w:tcW w:type="dxa" w:w="850"/>
+            <w:vAlign w:val="top"/>
+          </w:tcPr>
+          <w:p>
+            <w:r/>
+            <w:r>
+              <w:rPr>
+                <w:sz w:val="20"/>
+              </w:rPr>
+              <w:t>Feature</w:t>
+            </w:r>
+          </w:p>
+        </w:tc>
+        <w:tc>
+          <w:tcPr>
+            <w:tcW w:type="dxa" w:w="3118"/>
+            <w:vAlign w:val="top"/>
+          </w:tcPr>
+          <w:p>
+            <w:r/>
+            <w:r>
+              <w:rPr>
+                <w:sz w:val="20"/>
+                <w:u w:val="single"/>
+              </w:rPr>
+              <w:t>Toggle ARCO touch target 44x44px (mobile accessibility WCAG 2.1)</w:t>
+            </w:r>
+          </w:p>
+        </w:tc>
+        <w:tc>
+          <w:tcPr>
+            <w:tcW w:type="dxa" w:w="1701"/>
+            <w:vAlign w:val="top"/>
+          </w:tcPr>
+          <w:p>
+            <w:r/>
+            <w:r>
+              <w:rPr>
+                <w:sz w:val="20"/>
+              </w:rPr>
+              <w:t>solicitud_derecho/page.tsx</w:t>
+            </w:r>
+          </w:p>
+        </w:tc>
+        <w:tc>
+          <w:tcPr>
+            <w:tcW w:type="dxa" w:w="964"/>
+            <w:vAlign w:val="top"/>
+          </w:tcPr>
+          <w:p>
+            <w:r/>
+            <w:r>
+              <w:rPr>
+                <w:sz w:val="20"/>
+              </w:rPr>
+              <w:t>CERRADO</w:t>
+            </w:r>
+          </w:p>
+        </w:tc>
+      </w:tr>
+      <w:tr>
+        <w:tc>
+          <w:tcPr>
+            <w:tcW w:type="dxa" w:w="1020"/>
+            <w:vAlign w:val="top"/>
+          </w:tcPr>
+          <w:p>
+            <w:r/>
+            <w:r>
+              <w:rPr>
+                <w:b/>
+                <w:sz w:val="20"/>
+              </w:rPr>
+              <w:t>DT-ITER12-06</w:t>
+            </w:r>
+          </w:p>
+        </w:tc>
+        <w:tc>
+          <w:tcPr>
+            <w:tcW w:type="dxa" w:w="850"/>
+            <w:vAlign w:val="top"/>
+          </w:tcPr>
+          <w:p>
+            <w:r/>
+            <w:r>
+              <w:rPr>
+                <w:sz w:val="20"/>
+              </w:rPr>
+              <w:t>P1</w:t>
+            </w:r>
+          </w:p>
+        </w:tc>
+        <w:tc>
+          <w:tcPr>
+            <w:tcW w:type="dxa" w:w="850"/>
+            <w:vAlign w:val="top"/>
+          </w:tcPr>
+          <w:p>
+            <w:r/>
+            <w:r>
+              <w:rPr>
+                <w:sz w:val="20"/>
+              </w:rPr>
+              <w:t>Feature</w:t>
+            </w:r>
+          </w:p>
+        </w:tc>
+        <w:tc>
+          <w:tcPr>
+            <w:tcW w:type="dxa" w:w="3118"/>
+            <w:vAlign w:val="top"/>
+          </w:tcPr>
+          <w:p>
+            <w:r/>
+            <w:r>
+              <w:rPr>
+                <w:sz w:val="20"/>
+                <w:u w:val="single"/>
+              </w:rPr>
+              <w:t>Notificación APDC automatizada: actualizar_brecha() envía email al DPO</w:t>
+            </w:r>
+          </w:p>
+        </w:tc>
+        <w:tc>
+          <w:tcPr>
+            <w:tcW w:type="dxa" w:w="1701"/>
+            <w:vAlign w:val="top"/>
+          </w:tcPr>
+          <w:p>
+            <w:r/>
+            <w:r>
+              <w:rPr>
+                <w:sz w:val="20"/>
+              </w:rPr>
+              <w:t>services/breach_service.py</w:t>
+            </w:r>
+          </w:p>
+        </w:tc>
+        <w:tc>
+          <w:tcPr>
+            <w:tcW w:type="dxa" w:w="964"/>
+            <w:vAlign w:val="top"/>
+          </w:tcPr>
+          <w:p>
+            <w:r/>
+            <w:r>
+              <w:rPr>
+                <w:sz w:val="20"/>
+              </w:rPr>
+              <w:t>CERRADO</w:t>
+            </w:r>
+          </w:p>
+        </w:tc>
+      </w:tr>
+      <w:tr>
+        <w:tc>
+          <w:tcPr>
+            <w:tcW w:type="dxa" w:w="1020"/>
+            <w:vAlign w:val="top"/>
+          </w:tcPr>
+          <w:p>
+            <w:r/>
+            <w:r>
+              <w:rPr>
+                <w:b/>
+                <w:sz w:val="20"/>
+              </w:rPr>
+              <w:t>DT-ITER12-07</w:t>
+            </w:r>
+          </w:p>
+        </w:tc>
+        <w:tc>
+          <w:tcPr>
+            <w:tcW w:type="dxa" w:w="850"/>
+            <w:vAlign w:val="top"/>
+          </w:tcPr>
+          <w:p>
+            <w:r/>
+            <w:r>
+              <w:rPr>
+                <w:sz w:val="20"/>
+              </w:rPr>
+              <w:t>P1</w:t>
+            </w:r>
+          </w:p>
+        </w:tc>
+        <w:tc>
+          <w:tcPr>
+            <w:tcW w:type="dxa" w:w="850"/>
+            <w:vAlign w:val="top"/>
+          </w:tcPr>
+          <w:p>
+            <w:r/>
+            <w:r>
+              <w:rPr>
+                <w:sz w:val="20"/>
+              </w:rPr>
+              <w:t>Feature</w:t>
+            </w:r>
+          </w:p>
+        </w:tc>
+        <w:tc>
+          <w:tcPr>
+            <w:tcW w:type="dxa" w:w="3118"/>
+            <w:vAlign w:val="top"/>
+          </w:tcPr>
+          <w:p>
+            <w:r/>
+            <w:r>
+              <w:rPr>
+                <w:sz w:val="20"/>
+                <w:u w:val="single"/>
+              </w:rPr>
+              <w:t>Notificación a titulares automatizada: actualizar_brecha() loggea cuando notificado_titulares=true</w:t>
+            </w:r>
+          </w:p>
+        </w:tc>
+        <w:tc>
+          <w:tcPr>
+            <w:tcW w:type="dxa" w:w="1701"/>
+            <w:vAlign w:val="top"/>
+          </w:tcPr>
+          <w:p>
+            <w:r/>
+            <w:r>
+              <w:rPr>
+                <w:sz w:val="20"/>
+              </w:rPr>
+              <w:t>services/breach_service.py</w:t>
+            </w:r>
+          </w:p>
+        </w:tc>
+        <w:tc>
+          <w:tcPr>
+            <w:tcW w:type="dxa" w:w="964"/>
+            <w:vAlign w:val="top"/>
+          </w:tcPr>
+          <w:p>
+            <w:r/>
+            <w:r>
+              <w:rPr>
+                <w:sz w:val="20"/>
+              </w:rPr>
+              <w:t>CERRADO</w:t>
+            </w:r>
+          </w:p>
+        </w:tc>
+      </w:tr>
+      <w:tr>
+        <w:tc>
+          <w:tcPr>
+            <w:tcW w:type="dxa" w:w="1020"/>
+            <w:vAlign w:val="top"/>
+          </w:tcPr>
+          <w:p>
+            <w:r/>
+            <w:r>
+              <w:rPr>
+                <w:b/>
+                <w:sz w:val="20"/>
+              </w:rPr>
+              <w:t>DT-ITER12-08</w:t>
+            </w:r>
+          </w:p>
+        </w:tc>
+        <w:tc>
+          <w:tcPr>
+            <w:tcW w:type="dxa" w:w="850"/>
+            <w:vAlign w:val="top"/>
+          </w:tcPr>
+          <w:p>
+            <w:r/>
+            <w:r>
+              <w:rPr>
+                <w:sz w:val="20"/>
+              </w:rPr>
+              <w:t>P1</w:t>
+            </w:r>
+          </w:p>
+        </w:tc>
+        <w:tc>
+          <w:tcPr>
+            <w:tcW w:type="dxa" w:w="850"/>
+            <w:vAlign w:val="top"/>
+          </w:tcPr>
+          <w:p>
+            <w:r/>
+            <w:r>
+              <w:rPr>
+                <w:sz w:val="20"/>
+              </w:rPr>
+              <w:t>Feature</w:t>
+            </w:r>
+          </w:p>
+        </w:tc>
+        <w:tc>
+          <w:tcPr>
+            <w:tcW w:type="dxa" w:w="3118"/>
+            <w:vAlign w:val="top"/>
+          </w:tcPr>
+          <w:p>
+            <w:r/>
+            <w:r>
+              <w:rPr>
+                <w:sz w:val="20"/>
+                <w:u w:val="single"/>
+              </w:rPr>
+              <w:t>TKT no puede resolverse sin evidencia: HTTP 400 si estado=resuelto sin adjuntos/hash</w:t>
+            </w:r>
+          </w:p>
+        </w:tc>
+        <w:tc>
+          <w:tcPr>
+            <w:tcW w:type="dxa" w:w="1701"/>
+            <w:vAlign w:val="top"/>
+          </w:tcPr>
+          <w:p>
+            <w:r/>
+            <w:r>
+              <w:rPr>
+                <w:sz w:val="20"/>
+              </w:rPr>
+              <w:t>routes/tkt_solicitud_derecho.py PATCH</w:t>
+            </w:r>
+          </w:p>
+        </w:tc>
+        <w:tc>
+          <w:tcPr>
+            <w:tcW w:type="dxa" w:w="964"/>
+            <w:vAlign w:val="top"/>
+          </w:tcPr>
+          <w:p>
+            <w:r/>
+            <w:r>
+              <w:rPr>
+                <w:sz w:val="20"/>
+              </w:rPr>
+              <w:t>CERRADO</w:t>
+            </w:r>
+          </w:p>
+        </w:tc>
+      </w:tr>
+      <w:tr>
+        <w:tc>
+          <w:tcPr>
+            <w:tcW w:type="dxa" w:w="1020"/>
+            <w:vAlign w:val="top"/>
+          </w:tcPr>
+          <w:p>
+            <w:r/>
+            <w:r>
+              <w:rPr>
+                <w:b/>
+                <w:sz w:val="20"/>
+              </w:rPr>
+              <w:t>DT-ITER12-09</w:t>
+            </w:r>
+          </w:p>
+        </w:tc>
+        <w:tc>
+          <w:tcPr>
+            <w:tcW w:type="dxa" w:w="850"/>
+            <w:vAlign w:val="top"/>
+          </w:tcPr>
+          <w:p>
+            <w:r/>
+            <w:r>
+              <w:rPr>
+                <w:sz w:val="20"/>
+              </w:rPr>
+              <w:t>P1</w:t>
+            </w:r>
+          </w:p>
+        </w:tc>
+        <w:tc>
+          <w:tcPr>
+            <w:tcW w:type="dxa" w:w="850"/>
+            <w:vAlign w:val="top"/>
+          </w:tcPr>
+          <w:p>
+            <w:r/>
+            <w:r>
+              <w:rPr>
+                <w:sz w:val="20"/>
+              </w:rPr>
+              <w:t>Feature</w:t>
+            </w:r>
+          </w:p>
+        </w:tc>
+        <w:tc>
+          <w:tcPr>
+            <w:tcW w:type="dxa" w:w="3118"/>
+            <w:vAlign w:val="top"/>
+          </w:tcPr>
+          <w:p>
+            <w:r/>
+            <w:r>
+              <w:rPr>
+                <w:sz w:val="20"/>
+                <w:u w:val="single"/>
+              </w:rPr>
+              <w:t>15 campos Tier 1+Tier 2 RAT (datos_nna, nivel_confidencialidad, etc.)</w:t>
+            </w:r>
+          </w:p>
+        </w:tc>
+        <w:tc>
+          <w:tcPr>
+            <w:tcW w:type="dxa" w:w="1701"/>
+            <w:vAlign w:val="top"/>
+          </w:tcPr>
+          <w:p>
+            <w:r/>
+            <w:r>
+              <w:rPr>
+                <w:sz w:val="20"/>
+              </w:rPr>
+              <w:t>models/rat.py, schemas/rat.py, migrations SQL</w:t>
+            </w:r>
+          </w:p>
+        </w:tc>
+        <w:tc>
+          <w:tcPr>
+            <w:tcW w:type="dxa" w:w="964"/>
+            <w:vAlign w:val="top"/>
+          </w:tcPr>
+          <w:p>
+            <w:r/>
+            <w:r>
+              <w:rPr>
+                <w:sz w:val="20"/>
+              </w:rPr>
+              <w:t>CERRADO</w:t>
+            </w:r>
+          </w:p>
+        </w:tc>
+      </w:tr>
+      <w:tr>
+        <w:tc>
+          <w:tcPr>
+            <w:tcW w:type="dxa" w:w="1020"/>
+            <w:vAlign w:val="top"/>
+          </w:tcPr>
+          <w:p>
+            <w:r/>
+            <w:r>
+              <w:rPr>
+                <w:b/>
+                <w:sz w:val="20"/>
+              </w:rPr>
+              <w:t>DT-ITER13-01</w:t>
+            </w:r>
+          </w:p>
+        </w:tc>
+        <w:tc>
+          <w:tcPr>
+            <w:tcW w:type="dxa" w:w="850"/>
+            <w:vAlign w:val="top"/>
+          </w:tcPr>
+          <w:p>
+            <w:r/>
+            <w:r>
+              <w:rPr>
+                <w:sz w:val="20"/>
+              </w:rPr>
+              <w:t>P1</w:t>
+            </w:r>
+          </w:p>
+        </w:tc>
+        <w:tc>
+          <w:tcPr>
+            <w:tcW w:type="dxa" w:w="850"/>
+            <w:vAlign w:val="top"/>
+          </w:tcPr>
+          <w:p>
+            <w:r/>
+            <w:r>
+              <w:rPr>
+                <w:sz w:val="20"/>
+              </w:rPr>
+              <w:t>Bug</w:t>
+            </w:r>
+          </w:p>
+        </w:tc>
+        <w:tc>
+          <w:tcPr>
+            <w:tcW w:type="dxa" w:w="3118"/>
+            <w:vAlign w:val="top"/>
+          </w:tcPr>
+          <w:p>
+            <w:r/>
+            <w:r>
+              <w:rPr>
+                <w:sz w:val="20"/>
+                <w:u w:val="single"/>
+              </w:rPr>
+              <w:t>IDOR multi-tenant: get_rat_for_user() en 6 endpoints RAT (404 si empresa no coincide)</w:t>
+            </w:r>
+          </w:p>
+        </w:tc>
+        <w:tc>
+          <w:tcPr>
+            <w:tcW w:type="dxa" w:w="1701"/>
+            <w:vAlign w:val="top"/>
+          </w:tcPr>
+          <w:p>
+            <w:r/>
+            <w:r>
+              <w:rPr>
+                <w:sz w:val="20"/>
+              </w:rPr>
+              <w:t>routes/rats.py</w:t>
+            </w:r>
+          </w:p>
+        </w:tc>
+        <w:tc>
+          <w:tcPr>
+            <w:tcW w:type="dxa" w:w="964"/>
+            <w:vAlign w:val="top"/>
+          </w:tcPr>
+          <w:p>
+            <w:r/>
+            <w:r>
+              <w:rPr>
+                <w:sz w:val="20"/>
+              </w:rPr>
+              <w:t>CERRADO</w:t>
+            </w:r>
+          </w:p>
+        </w:tc>
+      </w:tr>
+      <w:tr>
+        <w:tc>
+          <w:tcPr>
+            <w:tcW w:type="dxa" w:w="1020"/>
+            <w:vAlign w:val="top"/>
+          </w:tcPr>
+          <w:p>
+            <w:r/>
+            <w:r>
+              <w:rPr>
+                <w:b/>
+                <w:sz w:val="20"/>
+              </w:rPr>
+              <w:t>DT-ITER13-02</w:t>
+            </w:r>
+          </w:p>
+        </w:tc>
+        <w:tc>
+          <w:tcPr>
+            <w:tcW w:type="dxa" w:w="850"/>
+            <w:vAlign w:val="top"/>
+          </w:tcPr>
+          <w:p>
+            <w:r/>
+            <w:r>
+              <w:rPr>
+                <w:sz w:val="20"/>
+              </w:rPr>
+              <w:t>P2</w:t>
+            </w:r>
+          </w:p>
+        </w:tc>
+        <w:tc>
+          <w:tcPr>
+            <w:tcW w:type="dxa" w:w="850"/>
+            <w:vAlign w:val="top"/>
+          </w:tcPr>
+          <w:p>
+            <w:r/>
+            <w:r>
+              <w:rPr>
+                <w:sz w:val="20"/>
+              </w:rPr>
+              <w:t>Bug</w:t>
+            </w:r>
+          </w:p>
+        </w:tc>
+        <w:tc>
+          <w:tcPr>
+            <w:tcW w:type="dxa" w:w="3118"/>
+            <w:vAlign w:val="top"/>
+          </w:tcPr>
+          <w:p>
+            <w:r/>
+            <w:r>
+              <w:rPr>
+                <w:sz w:val="20"/>
+                <w:u w:val="single"/>
+              </w:rPr>
+              <w:t>base_legal_valida strict contra enum taxativo (6 opciones)</w:t>
+            </w:r>
+          </w:p>
+        </w:tc>
+        <w:tc>
+          <w:tcPr>
+            <w:tcW w:type="dxa" w:w="1701"/>
+            <w:vAlign w:val="top"/>
+          </w:tcPr>
+          <w:p>
+            <w:r/>
+            <w:r>
+              <w:rPr>
+                <w:sz w:val="20"/>
+              </w:rPr>
+              <w:t>schemas/rat.py</w:t>
+            </w:r>
+          </w:p>
+        </w:tc>
+        <w:tc>
+          <w:tcPr>
+            <w:tcW w:type="dxa" w:w="964"/>
+            <w:vAlign w:val="top"/>
+          </w:tcPr>
+          <w:p>
+            <w:r/>
+            <w:r>
+              <w:rPr>
+                <w:sz w:val="20"/>
+              </w:rPr>
+              <w:t>CERRADO</w:t>
+            </w:r>
+          </w:p>
+        </w:tc>
+      </w:tr>
+      <w:tr>
+        <w:tc>
+          <w:tcPr>
+            <w:tcW w:type="dxa" w:w="1020"/>
+            <w:vAlign w:val="top"/>
+          </w:tcPr>
+          <w:p>
+            <w:r/>
+            <w:r>
+              <w:rPr>
+                <w:b/>
+                <w:sz w:val="20"/>
+              </w:rPr>
+              <w:t>DT-ITER13-03</w:t>
+            </w:r>
+          </w:p>
+        </w:tc>
+        <w:tc>
+          <w:tcPr>
+            <w:tcW w:type="dxa" w:w="850"/>
+            <w:vAlign w:val="top"/>
+          </w:tcPr>
+          <w:p>
+            <w:r/>
+            <w:r>
+              <w:rPr>
+                <w:sz w:val="20"/>
+              </w:rPr>
+              <w:t>P2</w:t>
+            </w:r>
+          </w:p>
+        </w:tc>
+        <w:tc>
+          <w:tcPr>
+            <w:tcW w:type="dxa" w:w="850"/>
+            <w:vAlign w:val="top"/>
+          </w:tcPr>
+          <w:p>
+            <w:r/>
+            <w:r>
+              <w:rPr>
+                <w:sz w:val="20"/>
+              </w:rPr>
+              <w:t>Feature</w:t>
+            </w:r>
+          </w:p>
+        </w:tc>
+        <w:tc>
+          <w:tcPr>
+            <w:tcW w:type="dxa" w:w="3118"/>
+            <w:vAlign w:val="top"/>
+          </w:tcPr>
+          <w:p>
+            <w:r/>
+            <w:r>
+              <w:rPr>
+                <w:sz w:val="20"/>
+                <w:u w:val="single"/>
+              </w:rPr>
+              <w:t>ConsentimientoAlert: listarConsentimientos() si datos_sensibles=True</w:t>
+            </w:r>
+          </w:p>
+        </w:tc>
+        <w:tc>
+          <w:tcPr>
+            <w:tcW w:type="dxa" w:w="1701"/>
+            <w:vAlign w:val="top"/>
+          </w:tcPr>
+          <w:p>
+            <w:r/>
+            <w:r>
+              <w:rPr>
+                <w:sz w:val="20"/>
+              </w:rPr>
+              <w:t>RatEditForm.tsx handleSave()</w:t>
+            </w:r>
+          </w:p>
+        </w:tc>
+        <w:tc>
+          <w:tcPr>
+            <w:tcW w:type="dxa" w:w="964"/>
+            <w:vAlign w:val="top"/>
+          </w:tcPr>
+          <w:p>
+            <w:r/>
+            <w:r>
+              <w:rPr>
+                <w:sz w:val="20"/>
+              </w:rPr>
+              <w:t>CERRADO</w:t>
+            </w:r>
+          </w:p>
+        </w:tc>
+      </w:tr>
+      <w:tr>
+        <w:tc>
+          <w:tcPr>
+            <w:tcW w:type="dxa" w:w="1020"/>
+            <w:vAlign w:val="top"/>
+          </w:tcPr>
+          <w:p>
+            <w:r/>
+            <w:r>
+              <w:rPr>
+                <w:b/>
+                <w:sz w:val="20"/>
+              </w:rPr>
+              <w:t>DT-ITER13-04</w:t>
+            </w:r>
+          </w:p>
+        </w:tc>
+        <w:tc>
+          <w:tcPr>
+            <w:tcW w:type="dxa" w:w="850"/>
+            <w:vAlign w:val="top"/>
+          </w:tcPr>
+          <w:p>
+            <w:r/>
+            <w:r>
+              <w:rPr>
+                <w:sz w:val="20"/>
+              </w:rPr>
+              <w:t>P2</w:t>
+            </w:r>
+          </w:p>
+        </w:tc>
+        <w:tc>
+          <w:tcPr>
+            <w:tcW w:type="dxa" w:w="850"/>
+            <w:vAlign w:val="top"/>
+          </w:tcPr>
+          <w:p>
+            <w:r/>
+            <w:r>
+              <w:rPr>
+                <w:sz w:val="20"/>
+              </w:rPr>
+              <w:t>Bug</w:t>
+            </w:r>
+          </w:p>
+        </w:tc>
+        <w:tc>
+          <w:tcPr>
+            <w:tcW w:type="dxa" w:w="3118"/>
+            <w:vAlign w:val="top"/>
+          </w:tcPr>
+          <w:p>
+            <w:r/>
+            <w:r>
+              <w:rPr>
+                <w:sz w:val="20"/>
+                <w:u w:val="single"/>
+              </w:rPr>
+              <w:t>Homologación orden campos RAT entre RatDetailView, RatEditForm, RatWizard y PDF</w:t>
+            </w:r>
+          </w:p>
+        </w:tc>
+        <w:tc>
+          <w:tcPr>
+            <w:tcW w:type="dxa" w:w="1701"/>
+            <w:vAlign w:val="top"/>
+          </w:tcPr>
+          <w:p>
+            <w:r/>
+            <w:r>
+              <w:rPr>
+                <w:sz w:val="20"/>
+              </w:rPr>
+              <w:t>RatDetailView, RatEditForm, RatWizard, export_service</w:t>
+            </w:r>
+          </w:p>
+        </w:tc>
+        <w:tc>
+          <w:tcPr>
+            <w:tcW w:type="dxa" w:w="964"/>
+            <w:vAlign w:val="top"/>
+          </w:tcPr>
+          <w:p>
+            <w:r/>
+            <w:r>
+              <w:rPr>
+                <w:sz w:val="20"/>
+              </w:rPr>
+              <w:t>CERRADO</w:t>
+            </w:r>
+          </w:p>
+        </w:tc>
+      </w:tr>
+      <w:tr>
+        <w:tc>
+          <w:tcPr>
+            <w:tcW w:type="dxa" w:w="1020"/>
+            <w:vAlign w:val="top"/>
+          </w:tcPr>
+          <w:p>
+            <w:r/>
+            <w:r>
+              <w:rPr>
+                <w:b/>
+                <w:sz w:val="20"/>
+              </w:rPr>
+              <w:t>DT-ITER13-05</w:t>
+            </w:r>
+          </w:p>
+        </w:tc>
+        <w:tc>
+          <w:tcPr>
+            <w:tcW w:type="dxa" w:w="850"/>
+            <w:vAlign w:val="top"/>
+          </w:tcPr>
+          <w:p>
+            <w:r/>
+            <w:r>
+              <w:rPr>
+                <w:sz w:val="20"/>
+              </w:rPr>
+              <w:t>P3</w:t>
+            </w:r>
+          </w:p>
+        </w:tc>
+        <w:tc>
+          <w:tcPr>
+            <w:tcW w:type="dxa" w:w="850"/>
+            <w:vAlign w:val="top"/>
+          </w:tcPr>
+          <w:p>
+            <w:r/>
+            <w:r>
+              <w:rPr>
+                <w:sz w:val="20"/>
+              </w:rPr>
+              <w:t>Feature</w:t>
+            </w:r>
+          </w:p>
+        </w:tc>
+        <w:tc>
+          <w:tcPr>
+            <w:tcW w:type="dxa" w:w="3118"/>
+            <w:vAlign w:val="top"/>
+          </w:tcPr>
+          <w:p>
+            <w:r/>
+            <w:r>
+              <w:rPr>
+                <w:sz w:val="20"/>
+                <w:u w:val="single"/>
+              </w:rPr>
+              <w:t>PDF con títulos de sección y alertas rojas</w:t>
+            </w:r>
+          </w:p>
+        </w:tc>
+        <w:tc>
+          <w:tcPr>
+            <w:tcW w:type="dxa" w:w="1701"/>
+            <w:vAlign w:val="top"/>
+          </w:tcPr>
+          <w:p>
+            <w:r/>
+            <w:r>
+              <w:rPr>
+                <w:sz w:val="20"/>
+              </w:rPr>
+              <w:t>export_service.py</w:t>
+            </w:r>
+          </w:p>
+        </w:tc>
+        <w:tc>
+          <w:tcPr>
+            <w:tcW w:type="dxa" w:w="964"/>
+            <w:vAlign w:val="top"/>
+          </w:tcPr>
+          <w:p>
+            <w:r/>
+            <w:r>
+              <w:rPr>
+                <w:sz w:val="20"/>
+              </w:rPr>
+              <w:t>CERRADO</w:t>
+            </w:r>
+          </w:p>
+        </w:tc>
+      </w:tr>
+      <w:tr>
+        <w:tc>
+          <w:tcPr>
+            <w:tcW w:type="dxa" w:w="1020"/>
+            <w:vAlign w:val="top"/>
+          </w:tcPr>
+          <w:p>
+            <w:r/>
+            <w:r>
+              <w:rPr>
+                <w:b/>
+                <w:sz w:val="20"/>
+              </w:rPr>
+              <w:t>DT-ITER13-06</w:t>
+            </w:r>
+          </w:p>
+        </w:tc>
+        <w:tc>
+          <w:tcPr>
+            <w:tcW w:type="dxa" w:w="850"/>
+            <w:vAlign w:val="top"/>
+          </w:tcPr>
+          <w:p>
+            <w:r/>
+            <w:r>
+              <w:rPr>
+                <w:sz w:val="20"/>
+              </w:rPr>
+              <w:t>P3</w:t>
+            </w:r>
+          </w:p>
+        </w:tc>
+        <w:tc>
+          <w:tcPr>
+            <w:tcW w:type="dxa" w:w="850"/>
+            <w:vAlign w:val="top"/>
+          </w:tcPr>
+          <w:p>
+            <w:r/>
+            <w:r>
+              <w:rPr>
+                <w:sz w:val="20"/>
+              </w:rPr>
+              <w:t>Bug</w:t>
+            </w:r>
+          </w:p>
+        </w:tc>
+        <w:tc>
+          <w:tcPr>
+            <w:tcW w:type="dxa" w:w="3118"/>
+            <w:vAlign w:val="top"/>
+          </w:tcPr>
+          <w:p>
+            <w:r/>
+            <w:r>
+              <w:rPr>
+                <w:sz w:val="20"/>
+                <w:u w:val="single"/>
+              </w:rPr>
+              <w:t>Encoding UTF-8 corregido: ALERTAS_AUDITORIA, regex, conftest.py, main.py</w:t>
+            </w:r>
+          </w:p>
+        </w:tc>
+        <w:tc>
+          <w:tcPr>
+            <w:tcW w:type="dxa" w:w="1701"/>
+            <w:vAlign w:val="top"/>
+          </w:tcPr>
+          <w:p>
+            <w:r/>
+            <w:r>
+              <w:rPr>
+                <w:sz w:val="20"/>
+              </w:rPr>
+              <w:t>rat_service.py, main.py, conftest.py</w:t>
+            </w:r>
+          </w:p>
+        </w:tc>
+        <w:tc>
+          <w:tcPr>
+            <w:tcW w:type="dxa" w:w="964"/>
+            <w:vAlign w:val="top"/>
+          </w:tcPr>
+          <w:p>
+            <w:r/>
+            <w:r>
+              <w:rPr>
+                <w:sz w:val="20"/>
+              </w:rPr>
+              <w:t>CERRADO</w:t>
+            </w:r>
+          </w:p>
+        </w:tc>
+      </w:tr>
+    </w:tbl>
+    <w:p>
+      <w:pPr>
+        <w:pStyle w:val="Heading1"/>
+      </w:pPr>
+      <w:r>
+        <w:t>3. Items pendientes (QW-ITER14)</w:t>
+      </w:r>
+    </w:p>
+    <w:tbl>
+      <w:tblPr>
+        <w:tblStyle w:val="TableGrid"/>
+        <w:tblW w:type="auto" w:w="0"/>
+        <w:jc w:val="left"/>
+        <w:tblLook w:firstColumn="1" w:firstRow="1" w:lastColumn="0" w:lastRow="0" w:noHBand="0" w:noVBand="1" w:val="04A0"/>
+      </w:tblPr>
+      <w:tblGrid>
+        <w:gridCol w:w="1994"/>
+        <w:gridCol w:w="1994"/>
+        <w:gridCol w:w="1994"/>
+        <w:gridCol w:w="1994"/>
+        <w:gridCol w:w="1994"/>
+      </w:tblGrid>
+      <w:tr>
+        <w:tc>
+          <w:tcPr>
+            <w:tcW w:type="dxa" w:w="1020"/>
+            <w:shd w:val="clear" w:color="auto" w:fill="D9E2F3"/>
+            <w:vAlign w:val="center"/>
+          </w:tcPr>
+          <w:p>
+            <w:r/>
+            <w:r>
+              <w:rPr>
+                <w:b/>
+                <w:color w:val="1F497D"/>
+                <w:sz w:val="20"/>
+              </w:rPr>
+              <w:t>ID</w:t>
+            </w:r>
+          </w:p>
+        </w:tc>
+        <w:tc>
+          <w:tcPr>
+            <w:tcW w:type="dxa" w:w="850"/>
+            <w:shd w:val="clear" w:color="auto" w:fill="D9E2F3"/>
+            <w:vAlign w:val="center"/>
+          </w:tcPr>
+          <w:p>
+            <w:r/>
+            <w:r>
+              <w:rPr>
+                <w:b/>
+                <w:color w:val="1F497D"/>
+                <w:sz w:val="20"/>
+              </w:rPr>
+              <w:t>Prioridad</w:t>
+            </w:r>
+          </w:p>
+        </w:tc>
+        <w:tc>
+          <w:tcPr>
+            <w:tcW w:type="dxa" w:w="850"/>
+            <w:shd w:val="clear" w:color="auto" w:fill="D9E2F3"/>
+            <w:vAlign w:val="center"/>
+          </w:tcPr>
+          <w:p>
+            <w:r/>
+            <w:r>
+              <w:rPr>
+                <w:b/>
+                <w:color w:val="1F497D"/>
+                <w:sz w:val="20"/>
+              </w:rPr>
+              <w:t>Tipo</w:t>
+            </w:r>
+          </w:p>
+        </w:tc>
+        <w:tc>
+          <w:tcPr>
+            <w:tcW w:type="dxa" w:w="3118"/>
+            <w:shd w:val="clear" w:color="auto" w:fill="D9E2F3"/>
+            <w:vAlign w:val="center"/>
+          </w:tcPr>
+          <w:p>
+            <w:r/>
+            <w:r>
+              <w:rPr>
+                <w:b/>
+                <w:color w:val="1F497D"/>
+                <w:sz w:val="20"/>
+              </w:rPr>
+              <w:t>Título</w:t>
+            </w:r>
+          </w:p>
+        </w:tc>
+        <w:tc>
+          <w:tcPr>
+            <w:tcW w:type="dxa" w:w="1701"/>
+            <w:shd w:val="clear" w:color="auto" w:fill="D9E2F3"/>
+            <w:vAlign w:val="center"/>
+          </w:tcPr>
+          <w:p>
+            <w:r/>
+            <w:r>
+              <w:rPr>
+                <w:b/>
+                <w:color w:val="1F497D"/>
+                <w:sz w:val="20"/>
+              </w:rPr>
+              <w:t>Esfuerzo estimado</w:t>
+            </w:r>
+          </w:p>
+        </w:tc>
+      </w:tr>
+      <w:tr>
+        <w:tc>
+          <w:tcPr>
+            <w:tcW w:type="dxa" w:w="1020"/>
+            <w:vAlign w:val="top"/>
+          </w:tcPr>
+          <w:p>
+            <w:r/>
+            <w:r>
+              <w:rPr>
+                <w:b/>
+                <w:sz w:val="20"/>
+              </w:rPr>
+              <w:t>QW-ITER14-01</w:t>
+            </w:r>
+          </w:p>
+        </w:tc>
+        <w:tc>
+          <w:tcPr>
+            <w:tcW w:type="dxa" w:w="850"/>
+            <w:vAlign w:val="top"/>
+          </w:tcPr>
+          <w:p>
+            <w:r/>
+            <w:r>
+              <w:rPr>
+                <w:sz w:val="20"/>
+              </w:rPr>
+              <w:t>P2</w:t>
+            </w:r>
+          </w:p>
+        </w:tc>
+        <w:tc>
+          <w:tcPr>
+            <w:tcW w:type="dxa" w:w="850"/>
+            <w:vAlign w:val="top"/>
+          </w:tcPr>
+          <w:p>
+            <w:r/>
+            <w:r>
+              <w:rPr>
+                <w:sz w:val="20"/>
+              </w:rPr>
+              <w:t>Feature</w:t>
+            </w:r>
+          </w:p>
+        </w:tc>
+        <w:tc>
+          <w:tcPr>
+            <w:tcW w:type="dxa" w:w="3118"/>
+            <w:vAlign w:val="top"/>
+          </w:tcPr>
+          <w:p>
+            <w:r/>
+            <w:r>
+              <w:rPr>
+                <w:sz w:val="20"/>
+              </w:rPr>
+              <w:t>Paginación en listados &gt;100 registros (RAT/ARCO/Brechas)</w:t>
+            </w:r>
+          </w:p>
+        </w:tc>
+        <w:tc>
+          <w:tcPr>
+            <w:tcW w:type="dxa" w:w="1701"/>
+            <w:vAlign w:val="top"/>
+          </w:tcPr>
+          <w:p>
+            <w:r/>
+            <w:r>
+              <w:rPr>
+                <w:sz w:val="20"/>
+              </w:rPr>
+              <w:t>Alto esfuerzo</w:t>
+            </w:r>
+          </w:p>
+        </w:tc>
+      </w:tr>
+      <w:tr>
+        <w:tc>
+          <w:tcPr>
+            <w:tcW w:type="dxa" w:w="1020"/>
+            <w:vAlign w:val="top"/>
+          </w:tcPr>
+          <w:p>
+            <w:r/>
+            <w:r>
+              <w:rPr>
+                <w:b/>
+                <w:sz w:val="20"/>
+              </w:rPr>
+              <w:t>QW-ITER14-02</w:t>
+            </w:r>
+          </w:p>
+        </w:tc>
+        <w:tc>
+          <w:tcPr>
+            <w:tcW w:type="dxa" w:w="850"/>
+            <w:vAlign w:val="top"/>
+          </w:tcPr>
+          <w:p>
+            <w:r/>
+            <w:r>
+              <w:rPr>
+                <w:sz w:val="20"/>
+              </w:rPr>
+              <w:t>P3</w:t>
+            </w:r>
+          </w:p>
+        </w:tc>
+        <w:tc>
+          <w:tcPr>
+            <w:tcW w:type="dxa" w:w="850"/>
+            <w:vAlign w:val="top"/>
+          </w:tcPr>
+          <w:p>
+            <w:r/>
+            <w:r>
+              <w:rPr>
+                <w:sz w:val="20"/>
+              </w:rPr>
+              <w:t>Feature</w:t>
+            </w:r>
+          </w:p>
+        </w:tc>
+        <w:tc>
+          <w:tcPr>
+            <w:tcW w:type="dxa" w:w="3118"/>
+            <w:vAlign w:val="top"/>
+          </w:tcPr>
+          <w:p>
+            <w:r/>
+            <w:r>
+              <w:rPr>
+                <w:sz w:val="20"/>
+              </w:rPr>
+              <w:t>Retry logic en OCI uploads (resilience)</w:t>
+            </w:r>
+          </w:p>
+        </w:tc>
+        <w:tc>
+          <w:tcPr>
+            <w:tcW w:type="dxa" w:w="1701"/>
+            <w:vAlign w:val="top"/>
+          </w:tcPr>
+          <w:p>
+            <w:r/>
+            <w:r>
+              <w:rPr>
+                <w:sz w:val="20"/>
+              </w:rPr>
+              <w:t>Medio esfuerzo</w:t>
+            </w:r>
+          </w:p>
+        </w:tc>
+      </w:tr>
+      <w:tr>
+        <w:tc>
+          <w:tcPr>
+            <w:tcW w:type="dxa" w:w="1020"/>
+            <w:vAlign w:val="top"/>
+          </w:tcPr>
+          <w:p>
+            <w:r/>
+            <w:r>
+              <w:rPr>
+                <w:b/>
+                <w:sz w:val="20"/>
+              </w:rPr>
+              <w:t>QW-ITER14-03</w:t>
+            </w:r>
+          </w:p>
+        </w:tc>
+        <w:tc>
+          <w:tcPr>
+            <w:tcW w:type="dxa" w:w="850"/>
+            <w:vAlign w:val="top"/>
+          </w:tcPr>
+          <w:p>
+            <w:r/>
+            <w:r>
+              <w:rPr>
+                <w:sz w:val="20"/>
+              </w:rPr>
+              <w:t>P2</w:t>
+            </w:r>
+          </w:p>
+        </w:tc>
+        <w:tc>
+          <w:tcPr>
+            <w:tcW w:type="dxa" w:w="850"/>
+            <w:vAlign w:val="top"/>
+          </w:tcPr>
+          <w:p>
+            <w:r/>
+            <w:r>
+              <w:rPr>
+                <w:sz w:val="20"/>
+              </w:rPr>
+              <w:t>Feature</w:t>
+            </w:r>
+          </w:p>
+        </w:tc>
+        <w:tc>
+          <w:tcPr>
+            <w:tcW w:type="dxa" w:w="3118"/>
+            <w:vAlign w:val="top"/>
+          </w:tcPr>
+          <w:p>
+            <w:r/>
+            <w:r>
+              <w:rPr>
+                <w:sz w:val="20"/>
+              </w:rPr>
+              <w:t>Logs de auditoría en tabla audit_log (Art. 28 Ley 21.719)</w:t>
+            </w:r>
+          </w:p>
+        </w:tc>
+        <w:tc>
+          <w:tcPr>
+            <w:tcW w:type="dxa" w:w="1701"/>
+            <w:vAlign w:val="top"/>
+          </w:tcPr>
+          <w:p>
+            <w:r/>
+            <w:r>
+              <w:rPr>
+                <w:sz w:val="20"/>
+              </w:rPr>
+              <w:t>Medio esfuerzo</w:t>
+            </w:r>
+          </w:p>
+        </w:tc>
+      </w:tr>
+      <w:tr>
+        <w:tc>
+          <w:tcPr>
+            <w:tcW w:type="dxa" w:w="1020"/>
+            <w:vAlign w:val="top"/>
+          </w:tcPr>
+          <w:p>
+            <w:r/>
+            <w:r>
+              <w:rPr>
+                <w:b/>
+                <w:sz w:val="20"/>
+              </w:rPr>
+              <w:t>QW-ITER14-04</w:t>
+            </w:r>
+          </w:p>
+        </w:tc>
+        <w:tc>
+          <w:tcPr>
+            <w:tcW w:type="dxa" w:w="850"/>
+            <w:vAlign w:val="top"/>
+          </w:tcPr>
+          <w:p>
+            <w:r/>
+            <w:r>
+              <w:rPr>
+                <w:sz w:val="20"/>
+              </w:rPr>
+              <w:t>P3</w:t>
+            </w:r>
+          </w:p>
+        </w:tc>
+        <w:tc>
+          <w:tcPr>
+            <w:tcW w:type="dxa" w:w="850"/>
+            <w:vAlign w:val="top"/>
+          </w:tcPr>
+          <w:p>
+            <w:r/>
+            <w:r>
+              <w:rPr>
+                <w:sz w:val="20"/>
+              </w:rPr>
+              <w:t>Feature</w:t>
+            </w:r>
+          </w:p>
+        </w:tc>
+        <w:tc>
+          <w:tcPr>
+            <w:tcW w:type="dxa" w:w="3118"/>
+            <w:vAlign w:val="top"/>
+          </w:tcPr>
+          <w:p>
+            <w:r/>
+            <w:r>
+              <w:rPr>
+                <w:sz w:val="20"/>
+              </w:rPr>
+              <w:t>ALTER TABLE categoria_titulares SET NOT NULL (breaking change BD)</w:t>
+            </w:r>
+          </w:p>
+        </w:tc>
+        <w:tc>
+          <w:tcPr>
+            <w:tcW w:type="dxa" w:w="1701"/>
+            <w:vAlign w:val="top"/>
+          </w:tcPr>
+          <w:p>
+            <w:r/>
+            <w:r>
+              <w:rPr>
+                <w:sz w:val="20"/>
+              </w:rPr>
+              <w:t>Medio esfuerzo</w:t>
+            </w:r>
+          </w:p>
+        </w:tc>
+      </w:tr>
+    </w:tbl>
+    <w:p/>
+    <w:p>
+      <w:pPr>
+        <w:jc w:val="center"/>
       </w:pPr>
       <w:r>
         <w:rPr>
-          <w:b/>
+          <w:i/>
+          <w:color w:val="808080"/>
+          <w:sz w:val="20"/>
         </w:rPr>
-        <w:t xml:space="preserve">Seguridad — RBAC Discovery: </w:t>
-      </w:r>
-      <w:r>
-        <w:t>Endpoints de escritura en /discovery/ (POST sources, PATCH sources, DELETE sources, POST scan, POST scan/manual, PATCH findings/vincular-rat) ahora exigen rol 'editor' o 'admin' per-empresa. Un usuario con rol 'viewer' ya no puede crear fuentes de datos ni ejecutar escaneos.</w:t>
+        <w:t>—  Fin del documento  —</w:t>
       </w:r>
     </w:p>
     <w:p>
       <w:pPr>
-        <w:pStyle w:val="ListBullet"/>
+        <w:pStyle w:val="Heading1"/>
       </w:pPr>
       <w:r>
-        <w:rPr>
-          <w:b/>
-        </w:rPr>
-        <w:t xml:space="preserve">Seguridad — RBAC EIPD: </w:t>
-      </w:r>
-      <w:r>
-        <w:t>POST /eipd/ y PUT /eipd/{id} ahora exigen require_editor_or_admin_empresa. Un usuario con rol 'viewer' per-empresa ya no puede crear ni actualizar EIPDs.</w:t>
+        <w:t>Items Cerrados en v1.12 (Septiembre 2026)</w:t>
       </w:r>
     </w:p>
+    <w:tbl>
+      <w:tblPr>
+        <w:tblStyle w:val="TableGrid"/>
+        <w:tblW w:type="auto" w:w="0"/>
+        <w:tblLook w:firstColumn="1" w:firstRow="1" w:lastColumn="0" w:lastRow="0" w:noHBand="0" w:noVBand="1" w:val="04A0"/>
+      </w:tblPr>
+      <w:tblGrid>
+        <w:gridCol w:w="1994"/>
+        <w:gridCol w:w="1994"/>
+        <w:gridCol w:w="1994"/>
+        <w:gridCol w:w="1994"/>
+        <w:gridCol w:w="1994"/>
+      </w:tblGrid>
+      <w:tr>
+        <w:tc>
+          <w:tcPr>
+            <w:tcW w:type="dxa" w:w="1247"/>
+            <w:shd w:val="clear" w:color="auto" w:fill="1F497D"/>
+          </w:tcPr>
+          <w:p>
+            <w:r>
+              <w:rPr>
+                <w:b/>
+                <w:color w:val="FFFFFF"/>
+                <w:sz w:val="18"/>
+              </w:rPr>
+              <w:t>ID</w:t>
+            </w:r>
+          </w:p>
+        </w:tc>
+        <w:tc>
+          <w:tcPr>
+            <w:tcW w:type="dxa" w:w="850"/>
+            <w:shd w:val="clear" w:color="auto" w:fill="1F497D"/>
+          </w:tcPr>
+          <w:p>
+            <w:r>
+              <w:rPr>
+                <w:b/>
+                <w:color w:val="FFFFFF"/>
+                <w:sz w:val="18"/>
+              </w:rPr>
+              <w:t>Prioridad</w:t>
+            </w:r>
+          </w:p>
+        </w:tc>
+        <w:tc>
+          <w:tcPr>
+            <w:tcW w:type="dxa" w:w="1134"/>
+            <w:shd w:val="clear" w:color="auto" w:fill="1F497D"/>
+          </w:tcPr>
+          <w:p>
+            <w:r>
+              <w:rPr>
+                <w:b/>
+                <w:color w:val="FFFFFF"/>
+                <w:sz w:val="18"/>
+              </w:rPr>
+              <w:t>Tipo</w:t>
+            </w:r>
+          </w:p>
+        </w:tc>
+        <w:tc>
+          <w:tcPr>
+            <w:tcW w:type="dxa" w:w="5953"/>
+            <w:shd w:val="clear" w:color="auto" w:fill="1F497D"/>
+          </w:tcPr>
+          <w:p>
+            <w:r>
+              <w:rPr>
+                <w:b/>
+                <w:color w:val="FFFFFF"/>
+                <w:sz w:val="18"/>
+              </w:rPr>
+              <w:t>Título</w:t>
+            </w:r>
+          </w:p>
+        </w:tc>
+        <w:tc>
+          <w:tcPr>
+            <w:tcW w:type="dxa" w:w="964"/>
+            <w:shd w:val="clear" w:color="auto" w:fill="1F497D"/>
+          </w:tcPr>
+          <w:p>
+            <w:r>
+              <w:rPr>
+                <w:b/>
+                <w:color w:val="FFFFFF"/>
+                <w:sz w:val="18"/>
+              </w:rPr>
+              <w:t>Estado</w:t>
+            </w:r>
+          </w:p>
+        </w:tc>
+      </w:tr>
+      <w:tr>
+        <w:tc>
+          <w:tcPr>
+            <w:tcW w:type="dxa" w:w="1247"/>
+          </w:tcPr>
+          <w:p>
+            <w:r>
+              <w:rPr>
+                <w:sz w:val="18"/>
+              </w:rPr>
+              <w:t>TKT-V112-01</w:t>
+            </w:r>
+          </w:p>
+        </w:tc>
+        <w:tc>
+          <w:tcPr>
+            <w:tcW w:type="dxa" w:w="850"/>
+          </w:tcPr>
+          <w:p>
+            <w:r>
+              <w:rPr>
+                <w:sz w:val="18"/>
+              </w:rPr>
+              <w:t>P1</w:t>
+            </w:r>
+          </w:p>
+        </w:tc>
+        <w:tc>
+          <w:tcPr>
+            <w:tcW w:type="dxa" w:w="1134"/>
+          </w:tcPr>
+          <w:p>
+            <w:r>
+              <w:rPr>
+                <w:sz w:val="18"/>
+              </w:rPr>
+              <w:t>Feature</w:t>
+            </w:r>
+          </w:p>
+        </w:tc>
+        <w:tc>
+          <w:tcPr>
+            <w:tcW w:type="dxa" w:w="5953"/>
+          </w:tcPr>
+          <w:p>
+            <w:r>
+              <w:rPr>
+                <w:sz w:val="18"/>
+              </w:rPr>
+              <w:t>Detección duplicado ARCO: GET /publico/verificar-titular — RF-174</w:t>
+            </w:r>
+          </w:p>
+        </w:tc>
+        <w:tc>
+          <w:tcPr>
+            <w:tcW w:type="dxa" w:w="964"/>
+          </w:tcPr>
+          <w:p>
+            <w:r>
+              <w:rPr>
+                <w:sz w:val="18"/>
+              </w:rPr>
+              <w:t>CERRADO</w:t>
+            </w:r>
+          </w:p>
+        </w:tc>
+      </w:tr>
+      <w:tr>
+        <w:tc>
+          <w:tcPr>
+            <w:tcW w:type="dxa" w:w="1247"/>
+          </w:tcPr>
+          <w:p>
+            <w:r>
+              <w:rPr>
+                <w:sz w:val="18"/>
+              </w:rPr>
+              <w:t>TKT-V112-02</w:t>
+            </w:r>
+          </w:p>
+        </w:tc>
+        <w:tc>
+          <w:tcPr>
+            <w:tcW w:type="dxa" w:w="850"/>
+          </w:tcPr>
+          <w:p>
+            <w:r>
+              <w:rPr>
+                <w:sz w:val="18"/>
+              </w:rPr>
+              <w:t>P1</w:t>
+            </w:r>
+          </w:p>
+        </w:tc>
+        <w:tc>
+          <w:tcPr>
+            <w:tcW w:type="dxa" w:w="1134"/>
+          </w:tcPr>
+          <w:p>
+            <w:r>
+              <w:rPr>
+                <w:sz w:val="18"/>
+              </w:rPr>
+              <w:t>Feature</w:t>
+            </w:r>
+          </w:p>
+        </w:tc>
+        <w:tc>
+          <w:tcPr>
+            <w:tcW w:type="dxa" w:w="5953"/>
+          </w:tcPr>
+          <w:p>
+            <w:r>
+              <w:rPr>
+                <w:sz w:val="18"/>
+              </w:rPr>
+              <w:t>Acuse de recibo automático al titular: email en ≤5 min — RF-175</w:t>
+            </w:r>
+          </w:p>
+        </w:tc>
+        <w:tc>
+          <w:tcPr>
+            <w:tcW w:type="dxa" w:w="964"/>
+          </w:tcPr>
+          <w:p>
+            <w:r>
+              <w:rPr>
+                <w:sz w:val="18"/>
+              </w:rPr>
+              <w:t>CERRADO</w:t>
+            </w:r>
+          </w:p>
+        </w:tc>
+      </w:tr>
+      <w:tr>
+        <w:tc>
+          <w:tcPr>
+            <w:tcW w:type="dxa" w:w="1247"/>
+          </w:tcPr>
+          <w:p>
+            <w:r>
+              <w:rPr>
+                <w:sz w:val="18"/>
+              </w:rPr>
+              <w:t>TKT-V112-03</w:t>
+            </w:r>
+          </w:p>
+        </w:tc>
+        <w:tc>
+          <w:tcPr>
+            <w:tcW w:type="dxa" w:w="850"/>
+          </w:tcPr>
+          <w:p>
+            <w:r>
+              <w:rPr>
+                <w:sz w:val="18"/>
+              </w:rPr>
+              <w:t>P2</w:t>
+            </w:r>
+          </w:p>
+        </w:tc>
+        <w:tc>
+          <w:tcPr>
+            <w:tcW w:type="dxa" w:w="1134"/>
+          </w:tcPr>
+          <w:p>
+            <w:r>
+              <w:rPr>
+                <w:sz w:val="18"/>
+              </w:rPr>
+              <w:t>Feature</w:t>
+            </w:r>
+          </w:p>
+        </w:tc>
+        <w:tc>
+          <w:tcPr>
+            <w:tcW w:type="dxa" w:w="5953"/>
+          </w:tcPr>
+          <w:p>
+            <w:r>
+              <w:rPr>
+                <w:sz w:val="18"/>
+              </w:rPr>
+              <w:t>Chips placeholders en TicketDrawer.tsx — RF-176</w:t>
+            </w:r>
+          </w:p>
+        </w:tc>
+        <w:tc>
+          <w:tcPr>
+            <w:tcW w:type="dxa" w:w="964"/>
+          </w:tcPr>
+          <w:p>
+            <w:r>
+              <w:rPr>
+                <w:sz w:val="18"/>
+              </w:rPr>
+              <w:t>CERRADO</w:t>
+            </w:r>
+          </w:p>
+        </w:tc>
+      </w:tr>
+      <w:tr>
+        <w:tc>
+          <w:tcPr>
+            <w:tcW w:type="dxa" w:w="1247"/>
+          </w:tcPr>
+          <w:p>
+            <w:r>
+              <w:rPr>
+                <w:sz w:val="18"/>
+              </w:rPr>
+              <w:t>TKT-V112-04</w:t>
+            </w:r>
+          </w:p>
+        </w:tc>
+        <w:tc>
+          <w:tcPr>
+            <w:tcW w:type="dxa" w:w="850"/>
+          </w:tcPr>
+          <w:p>
+            <w:r>
+              <w:rPr>
+                <w:sz w:val="18"/>
+              </w:rPr>
+              <w:t>P1</w:t>
+            </w:r>
+          </w:p>
+        </w:tc>
+        <w:tc>
+          <w:tcPr>
+            <w:tcW w:type="dxa" w:w="1134"/>
+          </w:tcPr>
+          <w:p>
+            <w:r>
+              <w:rPr>
+                <w:sz w:val="18"/>
+              </w:rPr>
+              <w:t>Feature</w:t>
+            </w:r>
+          </w:p>
+        </w:tc>
+        <w:tc>
+          <w:tcPr>
+            <w:tcW w:type="dxa" w:w="5953"/>
+          </w:tcPr>
+          <w:p>
+            <w:r>
+              <w:rPr>
+                <w:sz w:val="18"/>
+              </w:rPr>
+              <w:t>Semáforo SLA en FlujoModal.tsx — RF-177</w:t>
+            </w:r>
+          </w:p>
+        </w:tc>
+        <w:tc>
+          <w:tcPr>
+            <w:tcW w:type="dxa" w:w="964"/>
+          </w:tcPr>
+          <w:p>
+            <w:r>
+              <w:rPr>
+                <w:sz w:val="18"/>
+              </w:rPr>
+              <w:t>CERRADO</w:t>
+            </w:r>
+          </w:p>
+        </w:tc>
+      </w:tr>
+      <w:tr>
+        <w:tc>
+          <w:tcPr>
+            <w:tcW w:type="dxa" w:w="1247"/>
+          </w:tcPr>
+          <w:p>
+            <w:r>
+              <w:rPr>
+                <w:sz w:val="18"/>
+              </w:rPr>
+              <w:t>TKT-V112-05</w:t>
+            </w:r>
+          </w:p>
+        </w:tc>
+        <w:tc>
+          <w:tcPr>
+            <w:tcW w:type="dxa" w:w="850"/>
+          </w:tcPr>
+          <w:p>
+            <w:r>
+              <w:rPr>
+                <w:sz w:val="18"/>
+              </w:rPr>
+              <w:t>P1</w:t>
+            </w:r>
+          </w:p>
+        </w:tc>
+        <w:tc>
+          <w:tcPr>
+            <w:tcW w:type="dxa" w:w="1134"/>
+          </w:tcPr>
+          <w:p>
+            <w:r>
+              <w:rPr>
+                <w:sz w:val="18"/>
+              </w:rPr>
+              <w:t>Feature</w:t>
+            </w:r>
+          </w:p>
+        </w:tc>
+        <w:tc>
+          <w:tcPr>
+            <w:tcW w:type="dxa" w:w="5953"/>
+          </w:tcPr>
+          <w:p>
+            <w:r>
+              <w:rPr>
+                <w:sz w:val="18"/>
+              </w:rPr>
+              <w:t>Ficha empresa con 4 tabs lazy (CompanyFichaPanel.tsx) — RF-178</w:t>
+            </w:r>
+          </w:p>
+        </w:tc>
+        <w:tc>
+          <w:tcPr>
+            <w:tcW w:type="dxa" w:w="964"/>
+          </w:tcPr>
+          <w:p>
+            <w:r>
+              <w:rPr>
+                <w:sz w:val="18"/>
+              </w:rPr>
+              <w:t>CERRADO</w:t>
+            </w:r>
+          </w:p>
+        </w:tc>
+      </w:tr>
+      <w:tr>
+        <w:tc>
+          <w:tcPr>
+            <w:tcW w:type="dxa" w:w="1247"/>
+          </w:tcPr>
+          <w:p>
+            <w:r>
+              <w:rPr>
+                <w:sz w:val="18"/>
+              </w:rPr>
+              <w:t>TKT-V112-06</w:t>
+            </w:r>
+          </w:p>
+        </w:tc>
+        <w:tc>
+          <w:tcPr>
+            <w:tcW w:type="dxa" w:w="850"/>
+          </w:tcPr>
+          <w:p>
+            <w:r>
+              <w:rPr>
+                <w:sz w:val="18"/>
+              </w:rPr>
+              <w:t>P1</w:t>
+            </w:r>
+          </w:p>
+        </w:tc>
+        <w:tc>
+          <w:tcPr>
+            <w:tcW w:type="dxa" w:w="1134"/>
+          </w:tcPr>
+          <w:p>
+            <w:r>
+              <w:rPr>
+                <w:sz w:val="18"/>
+              </w:rPr>
+              <w:t>DevSecOps</w:t>
+            </w:r>
+          </w:p>
+        </w:tc>
+        <w:tc>
+          <w:tcPr>
+            <w:tcW w:type="dxa" w:w="5953"/>
+          </w:tcPr>
+          <w:p>
+            <w:r>
+              <w:rPr>
+                <w:sz w:val="18"/>
+              </w:rPr>
+              <w:t>pip-audit en CI/CD: 0 vulns críticas Python — RF-179</w:t>
+            </w:r>
+          </w:p>
+        </w:tc>
+        <w:tc>
+          <w:tcPr>
+            <w:tcW w:type="dxa" w:w="964"/>
+          </w:tcPr>
+          <w:p>
+            <w:r>
+              <w:rPr>
+                <w:sz w:val="18"/>
+              </w:rPr>
+              <w:t>CERRADO</w:t>
+            </w:r>
+          </w:p>
+        </w:tc>
+      </w:tr>
+      <w:tr>
+        <w:tc>
+          <w:tcPr>
+            <w:tcW w:type="dxa" w:w="1247"/>
+          </w:tcPr>
+          <w:p>
+            <w:r>
+              <w:rPr>
+                <w:sz w:val="18"/>
+              </w:rPr>
+              <w:t>TKT-V112-07</w:t>
+            </w:r>
+          </w:p>
+        </w:tc>
+        <w:tc>
+          <w:tcPr>
+            <w:tcW w:type="dxa" w:w="850"/>
+          </w:tcPr>
+          <w:p>
+            <w:r>
+              <w:rPr>
+                <w:sz w:val="18"/>
+              </w:rPr>
+              <w:t>P2</w:t>
+            </w:r>
+          </w:p>
+        </w:tc>
+        <w:tc>
+          <w:tcPr>
+            <w:tcW w:type="dxa" w:w="1134"/>
+          </w:tcPr>
+          <w:p>
+            <w:r>
+              <w:rPr>
+                <w:sz w:val="18"/>
+              </w:rPr>
+              <w:t>Nomenclatura</w:t>
+            </w:r>
+          </w:p>
+        </w:tc>
+        <w:tc>
+          <w:tcPr>
+            <w:tcW w:type="dxa" w:w="5953"/>
+          </w:tcPr>
+          <w:p>
+            <w:r>
+              <w:rPr>
+                <w:sz w:val="18"/>
+              </w:rPr>
+              <w:t>Renombrar 'solicitante' → 'titular' en toda la app — RNF-21</w:t>
+            </w:r>
+          </w:p>
+        </w:tc>
+        <w:tc>
+          <w:tcPr>
+            <w:tcW w:type="dxa" w:w="964"/>
+          </w:tcPr>
+          <w:p>
+            <w:r>
+              <w:rPr>
+                <w:sz w:val="18"/>
+              </w:rPr>
+              <w:t>CERRADO</w:t>
+            </w:r>
+          </w:p>
+        </w:tc>
+      </w:tr>
+      <w:tr>
+        <w:tc>
+          <w:tcPr>
+            <w:tcW w:type="dxa" w:w="1247"/>
+          </w:tcPr>
+          <w:p>
+            <w:r>
+              <w:rPr>
+                <w:sz w:val="18"/>
+              </w:rPr>
+              <w:t>TKT-V112-08</w:t>
+            </w:r>
+          </w:p>
+        </w:tc>
+        <w:tc>
+          <w:tcPr>
+            <w:tcW w:type="dxa" w:w="850"/>
+          </w:tcPr>
+          <w:p>
+            <w:r>
+              <w:rPr>
+                <w:sz w:val="18"/>
+              </w:rPr>
+              <w:t>P2</w:t>
+            </w:r>
+          </w:p>
+        </w:tc>
+        <w:tc>
+          <w:tcPr>
+            <w:tcW w:type="dxa" w:w="1134"/>
+          </w:tcPr>
+          <w:p>
+            <w:r>
+              <w:rPr>
+                <w:sz w:val="18"/>
+              </w:rPr>
+              <w:t>Seguridad</w:t>
+            </w:r>
+          </w:p>
+        </w:tc>
+        <w:tc>
+          <w:tcPr>
+            <w:tcW w:type="dxa" w:w="5953"/>
+          </w:tcPr>
+          <w:p>
+            <w:r>
+              <w:rPr>
+                <w:sz w:val="18"/>
+              </w:rPr>
+              <w:t>Rate-limit en GET /publico/verificar-titular — RNF-22</w:t>
+            </w:r>
+          </w:p>
+        </w:tc>
+        <w:tc>
+          <w:tcPr>
+            <w:tcW w:type="dxa" w:w="964"/>
+          </w:tcPr>
+          <w:p>
+            <w:r>
+              <w:rPr>
+                <w:sz w:val="18"/>
+              </w:rPr>
+              <w:t>CERRADO</w:t>
+            </w:r>
+          </w:p>
+        </w:tc>
+      </w:tr>
+    </w:tbl>
     <w:p>
       <w:pPr>
-        <w:pStyle w:val="ListBullet"/>
+        <w:pStyle w:val="Heading1"/>
       </w:pPr>
       <w:r>
-        <w:rPr>
-          <w:b/>
-        </w:rPr>
-        <w:t xml:space="preserve">Seguridad — RBAC Contratos de Encargado: </w:t>
-      </w:r>
-      <w:r>
-        <w:t>POST /encargados-contrato/, PUT /encargados-contrato/{id} y DELETE /encargados-contrato/{id} ahora exigen require_editor_or_admin_empresa. 'viewer' ya no puede modificar contratos de encargado.</w:t>
+        <w:t>Items Pendientes Actualizados (v1.12)</w:t>
       </w:r>
     </w:p>
-    <w:p>
-      <w:pPr>
-        <w:pStyle w:val="ListBullet"/>
-      </w:pPr>
-      <w:r>
-        <w:rPr>
-          <w:b/>
-        </w:rPr>
-        <w:t xml:space="preserve">Performance — Límites de queries: </w:t>
-      </w:r>
-      <w:r>
-        <w:t>Se agregaron .limit() a queries que podían retornar conjuntos no acotados: get_audit_logs → .limit(500); DiscoveryFinding queries → .limit(5000). Previene timeouts y degradación de memoria ante volúmenes grandes de datos.</w:t>
-      </w:r>
-    </w:p>
-    <w:p>
-      <w:pPr>
-        <w:pStyle w:val="ListBullet"/>
-      </w:pPr>
-      <w:r>
-        <w:rPr>
-          <w:b/>
-        </w:rPr>
-        <w:t xml:space="preserve">Documentación — Discovery: </w:t>
-      </w:r>
-      <w:r>
-        <w:t>Se agregó la sección Discovery &amp; Mapping a CLAUDE.md y a la tabla de endpoints de la API. Se documentó la tabla RBAC por módulo con las reglas canónicas de acceso.</w:t>
-      </w:r>
-    </w:p>
-    <w:p>
-      <w:pPr>
-        <w:pStyle w:val="Heading2"/>
-      </w:pPr>
-      <w:r>
-        <w:t>Cambios de versiones anteriores incorporados</w:t>
-      </w:r>
-    </w:p>
-    <w:p>
-      <w:pPr>
-        <w:pStyle w:val="ListBullet"/>
-      </w:pPr>
-      <w:r>
-        <w:rPr>
-          <w:b/>
-        </w:rPr>
-        <w:t xml:space="preserve">Seguridad — RBAC Brechas: </w:t>
-      </w:r>
-      <w:r>
-        <w:t>PUT /brechas/{id}, DELETE /brechas/{id} y POST /brechas/{id}/evaluar-riesgo bloquean rol 'usuario' global. require_module_enabled('BRECHAS') ahora se aplica también en POST/PUT/DELETE.</w:t>
-      </w:r>
-    </w:p>
-    <w:p>
-      <w:pPr>
-        <w:pStyle w:val="ListBullet"/>
-      </w:pPr>
-      <w:r>
-        <w:rPr>
-          <w:b/>
-        </w:rPr>
-        <w:t xml:space="preserve">Seguridad — RBAC Consentimientos: </w:t>
-      </w:r>
-      <w:r>
-        <w:t>POST /consentimientos/ y POST /consentimientos/{id}/revocar bloquean rol 'usuario' global.</w:t>
-      </w:r>
-    </w:p>
-    <w:p>
-      <w:pPr>
-        <w:pStyle w:val="ListBullet"/>
-      </w:pPr>
-      <w:r>
-        <w:rPr>
-          <w:b/>
-        </w:rPr>
-        <w:t xml:space="preserve">Seguridad — RBAC TKT Notas: </w:t>
-      </w:r>
-      <w:r>
-        <w:t>POST /tkt-solicitud-derecho/{id}/notas bloquea rol 'usuario' global.</w:t>
-      </w:r>
-    </w:p>
-    <w:p>
-      <w:pPr>
-        <w:pStyle w:val="ListBullet"/>
-      </w:pPr>
-      <w:r>
-        <w:rPr>
-          <w:b/>
-        </w:rPr>
-        <w:t xml:space="preserve">Seguridad — IDOR Reglas de Asignación: </w:t>
-      </w:r>
-      <w:r>
-        <w:t>PUT /tkt-reglas-asignacion/{id} validaba acceso a company_id original pero no al company_id destino. Un admin_empresa podía reasignar reglas a empresas de otras compañías. Corregido.</w:t>
-      </w:r>
-    </w:p>
-    <w:p>
-      <w:pPr>
-        <w:pStyle w:val="ListBullet"/>
-      </w:pPr>
-      <w:r>
-        <w:rPr>
-          <w:b/>
-        </w:rPr>
-        <w:t xml:space="preserve">Seguridad — ARCO Público módulo deshabilitado: </w:t>
-      </w:r>
-      <w:r>
-        <w:t>GET /publico/empresas filtraba por ARCO activo solo en memoria sin query eficiente (N+1). POST /publico/ejercer-derechos no verificaba el módulo ARCO. Ambos corregidos.</w:t>
-      </w:r>
-    </w:p>
-    <w:p>
-      <w:pPr>
-        <w:pStyle w:val="ListBullet"/>
-      </w:pPr>
-      <w:r>
-        <w:rPr>
-          <w:b/>
-        </w:rPr>
-        <w:t xml:space="preserve">Seguridad — CSRF token field name: </w:t>
-      </w:r>
-      <w:r>
-        <w:t>getCsrfToken() en frontend/lib/api.ts leía data.csrf_token (indefinido) en vez de data.token. El formulario ARCO público retornaba 403 en cada envío. Corregido.</w:t>
-      </w:r>
-    </w:p>
-    <w:p>
-      <w:pPr>
-        <w:pStyle w:val="ListBullet"/>
-      </w:pPr>
-      <w:r>
-        <w:rPr>
-          <w:b/>
-        </w:rPr>
-        <w:t xml:space="preserve">Datos — _truthy(False): </w:t>
-      </w:r>
-      <w:r>
-        <w:t>rat_calculations._truthy() no manejaba bool explícitamente; False retornaba True. Campos booleanos con default=False (datos_anonimizados, transferencia_nacional) se contaban como completados. Fix: if isinstance(value, bool): return value.</w:t>
-      </w:r>
-    </w:p>
-    <w:p>
-      <w:pPr>
-        <w:pStyle w:val="ListBullet"/>
-      </w:pPr>
-      <w:r>
-        <w:rPr>
-          <w:b/>
-        </w:rPr>
-        <w:t xml:space="preserve">Datos — evidencia_respuesta_hash: </w:t>
-      </w:r>
-      <w:r>
-        <w:t>El hash de integridad ARCO se computaba antes de aplicar respuesta_texto del PATCH entrante. Si el cliente enviaba estado=resuelto + respuesta_texto en un solo PATCH, el hash quedaba sobre cadena vacía. Fix: usar data.respuesta_texto or ticket.respuesta_texto al momento de hashear.</w:t>
-      </w:r>
-    </w:p>
-    <w:p>
-      <w:pPr>
-        <w:pStyle w:val="ListBullet"/>
-      </w:pPr>
-      <w:r>
-        <w:rPr>
-          <w:b/>
-        </w:rPr>
-        <w:t xml:space="preserve">API — GET /eipd/{id} faltante: </w:t>
-      </w:r>
-      <w:r>
-        <w:t>El servicio tenía get_eipd_by_id() pero no existía la ruta GET. Retornaba 405. Agregada con IDOR check.</w:t>
-      </w:r>
-    </w:p>
+    <w:tbl>
+      <w:tblPr>
+        <w:tblStyle w:val="TableGrid"/>
+        <w:tblW w:type="auto" w:w="0"/>
+        <w:tblLook w:firstColumn="1" w:firstRow="1" w:lastColumn="0" w:lastRow="0" w:noHBand="0" w:noVBand="1" w:val="04A0"/>
+      </w:tblPr>
+      <w:tblGrid>
+        <w:gridCol w:w="2493"/>
+        <w:gridCol w:w="2493"/>
+        <w:gridCol w:w="2493"/>
+        <w:gridCol w:w="2493"/>
+      </w:tblGrid>
+      <w:tr>
+        <w:tc>
+          <w:tcPr>
+            <w:tcW w:type="dxa" w:w="1247"/>
+            <w:shd w:val="clear" w:color="auto" w:fill="1F497D"/>
+          </w:tcPr>
+          <w:p>
+            <w:r>
+              <w:rPr>
+                <w:b/>
+                <w:color w:val="FFFFFF"/>
+                <w:sz w:val="18"/>
+              </w:rPr>
+              <w:t>ID</w:t>
+            </w:r>
+          </w:p>
+        </w:tc>
+        <w:tc>
+          <w:tcPr>
+            <w:tcW w:type="dxa" w:w="850"/>
+            <w:shd w:val="clear" w:color="auto" w:fill="1F497D"/>
+          </w:tcPr>
+          <w:p>
+            <w:r>
+              <w:rPr>
+                <w:b/>
+                <w:color w:val="FFFFFF"/>
+                <w:sz w:val="18"/>
+              </w:rPr>
+              <w:t>Prioridad</w:t>
+            </w:r>
+          </w:p>
+        </w:tc>
+        <w:tc>
+          <w:tcPr>
+            <w:tcW w:type="dxa" w:w="1134"/>
+            <w:shd w:val="clear" w:color="auto" w:fill="1F497D"/>
+          </w:tcPr>
+          <w:p>
+            <w:r>
+              <w:rPr>
+                <w:b/>
+                <w:color w:val="FFFFFF"/>
+                <w:sz w:val="18"/>
+              </w:rPr>
+              <w:t>Tipo</w:t>
+            </w:r>
+          </w:p>
+        </w:tc>
+        <w:tc>
+          <w:tcPr>
+            <w:tcW w:type="dxa" w:w="6917"/>
+            <w:shd w:val="clear" w:color="auto" w:fill="1F497D"/>
+          </w:tcPr>
+          <w:p>
+            <w:r>
+              <w:rPr>
+                <w:b/>
+                <w:color w:val="FFFFFF"/>
+                <w:sz w:val="18"/>
+              </w:rPr>
+              <w:t>Título</w:t>
+            </w:r>
+          </w:p>
+        </w:tc>
+      </w:tr>
+      <w:tr>
+        <w:tc>
+          <w:tcPr>
+            <w:tcW w:type="dxa" w:w="1247"/>
+          </w:tcPr>
+          <w:p>
+            <w:r>
+              <w:rPr>
+                <w:sz w:val="18"/>
+              </w:rPr>
+              <w:t>QW-ITER14-01</w:t>
+            </w:r>
+          </w:p>
+        </w:tc>
+        <w:tc>
+          <w:tcPr>
+            <w:tcW w:type="dxa" w:w="850"/>
+          </w:tcPr>
+          <w:p>
+            <w:r>
+              <w:rPr>
+                <w:sz w:val="18"/>
+              </w:rPr>
+              <w:t>P2</w:t>
+            </w:r>
+          </w:p>
+        </w:tc>
+        <w:tc>
+          <w:tcPr>
+            <w:tcW w:type="dxa" w:w="1134"/>
+          </w:tcPr>
+          <w:p>
+            <w:r>
+              <w:rPr>
+                <w:sz w:val="18"/>
+              </w:rPr>
+              <w:t>Feature</w:t>
+            </w:r>
+          </w:p>
+        </w:tc>
+        <w:tc>
+          <w:tcPr>
+            <w:tcW w:type="dxa" w:w="6917"/>
+          </w:tcPr>
+          <w:p>
+            <w:r>
+              <w:rPr>
+                <w:sz w:val="18"/>
+              </w:rPr>
+              <w:t>Paginación en listados &gt;100 registros (RAT/ARCO/Brechas/Encargados)</w:t>
+            </w:r>
+          </w:p>
+        </w:tc>
+      </w:tr>
+      <w:tr>
+        <w:tc>
+          <w:tcPr>
+            <w:tcW w:type="dxa" w:w="1247"/>
+          </w:tcPr>
+          <w:p>
+            <w:r>
+              <w:rPr>
+                <w:sz w:val="18"/>
+              </w:rPr>
+              <w:t>QW-ITER14-02</w:t>
+            </w:r>
+          </w:p>
+        </w:tc>
+        <w:tc>
+          <w:tcPr>
+            <w:tcW w:type="dxa" w:w="850"/>
+          </w:tcPr>
+          <w:p>
+            <w:r>
+              <w:rPr>
+                <w:sz w:val="18"/>
+              </w:rPr>
+              <w:t>P3</w:t>
+            </w:r>
+          </w:p>
+        </w:tc>
+        <w:tc>
+          <w:tcPr>
+            <w:tcW w:type="dxa" w:w="1134"/>
+          </w:tcPr>
+          <w:p>
+            <w:r>
+              <w:rPr>
+                <w:sz w:val="18"/>
+              </w:rPr>
+              <w:t>Feature</w:t>
+            </w:r>
+          </w:p>
+        </w:tc>
+        <w:tc>
+          <w:tcPr>
+            <w:tcW w:type="dxa" w:w="6917"/>
+          </w:tcPr>
+          <w:p>
+            <w:r>
+              <w:rPr>
+                <w:sz w:val="18"/>
+              </w:rPr>
+              <w:t>Retry logic en OCI uploads (resiliencia ante timeouts)</w:t>
+            </w:r>
+          </w:p>
+        </w:tc>
+      </w:tr>
+      <w:tr>
+        <w:tc>
+          <w:tcPr>
+            <w:tcW w:type="dxa" w:w="1247"/>
+          </w:tcPr>
+          <w:p>
+            <w:r>
+              <w:rPr>
+                <w:sz w:val="18"/>
+              </w:rPr>
+              <w:t>QW-ITER14-03</w:t>
+            </w:r>
+          </w:p>
+        </w:tc>
+        <w:tc>
+          <w:tcPr>
+            <w:tcW w:type="dxa" w:w="850"/>
+          </w:tcPr>
+          <w:p>
+            <w:r>
+              <w:rPr>
+                <w:sz w:val="18"/>
+              </w:rPr>
+              <w:t>P2</w:t>
+            </w:r>
+          </w:p>
+        </w:tc>
+        <w:tc>
+          <w:tcPr>
+            <w:tcW w:type="dxa" w:w="1134"/>
+          </w:tcPr>
+          <w:p>
+            <w:r>
+              <w:rPr>
+                <w:sz w:val="18"/>
+              </w:rPr>
+              <w:t>Feature</w:t>
+            </w:r>
+          </w:p>
+        </w:tc>
+        <w:tc>
+          <w:tcPr>
+            <w:tcW w:type="dxa" w:w="6917"/>
+          </w:tcPr>
+          <w:p>
+            <w:r>
+              <w:rPr>
+                <w:sz w:val="18"/>
+              </w:rPr>
+              <w:t>Logs de auditoría en tabla audit_log independiente (Art. 28 Ley 21.719)</w:t>
+            </w:r>
+          </w:p>
+        </w:tc>
+      </w:tr>
+      <w:tr>
+        <w:tc>
+          <w:tcPr>
+            <w:tcW w:type="dxa" w:w="1247"/>
+          </w:tcPr>
+          <w:p>
+            <w:r>
+              <w:rPr>
+                <w:sz w:val="18"/>
+              </w:rPr>
+              <w:t>QW-ITER14-04</w:t>
+            </w:r>
+          </w:p>
+        </w:tc>
+        <w:tc>
+          <w:tcPr>
+            <w:tcW w:type="dxa" w:w="850"/>
+          </w:tcPr>
+          <w:p>
+            <w:r>
+              <w:rPr>
+                <w:sz w:val="18"/>
+              </w:rPr>
+              <w:t>P3</w:t>
+            </w:r>
+          </w:p>
+        </w:tc>
+        <w:tc>
+          <w:tcPr>
+            <w:tcW w:type="dxa" w:w="1134"/>
+          </w:tcPr>
+          <w:p>
+            <w:r>
+              <w:rPr>
+                <w:sz w:val="18"/>
+              </w:rPr>
+              <w:t>Feature</w:t>
+            </w:r>
+          </w:p>
+        </w:tc>
+        <w:tc>
+          <w:tcPr>
+            <w:tcW w:type="dxa" w:w="6917"/>
+          </w:tcPr>
+          <w:p>
+            <w:r>
+              <w:rPr>
+                <w:sz w:val="18"/>
+              </w:rPr>
+              <w:t>ALTER TABLE categoria_titulares SET NOT NULL (requiere migración coordinada)</w:t>
+            </w:r>
+          </w:p>
+        </w:tc>
+      </w:tr>
+    </w:tbl>
     <w:sectPr>
+      <w:headerReference w:type="default" r:id="rId9"/>
+      <w:footerReference w:type="default" r:id="rId10"/>
       <w:pgSz w:w="12240" w:h="15840"/>
-      <w:pgMar w:top="1440" w:right="1800" w:bottom="1440" w:left="1800" w:header="720" w:footer="720" w:gutter="0"/>
+      <w:pgMar w:top="1417" w:right="1134" w:bottom="1417" w:left="1134" w:header="720" w:footer="720" w:gutter="0"/>
       <w:cols w:space="720"/>
+      <w:titlePg/>
       <w:docGrid w:linePitch="360"/>
     </w:sectPr>
   </w:body>
 </w:document>
+</file>
+
+<file path=word/footer1.xml><?xml version="1.0" encoding="utf-8"?>
+<w:ftr xmlns:m="http://schemas.openxmlformats.org/officeDocument/2006/math" xmlns:mc="http://schemas.openxmlformats.org/markup-compatibility/2006" xmlns:mo="http://schemas.microsoft.com/office/mac/office/2008/main" xmlns:mv="urn:schemas-microsoft-com:mac:vml" xmlns:o="urn:schemas-microsoft-com:office:office" xmlns:r="http://schemas.openxmlformats.org/officeDocument/2006/relationships" xmlns:v="urn:schemas-microsoft-com:vml" xmlns:w10="urn:schemas-microsoft-com:office:word" xmlns:w14="http://schemas.microsoft.com/office/word/2010/wordml" xmlns:w="http://schemas.openxmlformats.org/wordprocessingml/2006/main" xmlns:wne="http://schemas.microsoft.com/office/word/2006/wordml" xmlns:wp14="http://schemas.microsoft.com/office/word/2010/wordprocessingDrawing" xmlns:wp="http://schemas.openxmlformats.org/drawingml/2006/wordprocessingDrawing" xmlns:wpc="http://schemas.microsoft.com/office/word/2010/wordprocessingCanvas" xmlns:wpg="http://schemas.microsoft.com/office/word/2010/wordprocessingGroup" xmlns:wpi="http://schemas.microsoft.com/office/word/2010/wordprocessingInk" xmlns:wps="http://schemas.microsoft.com/office/word/2010/wordprocessingShape" mc:Ignorable="w14 wp14">
+  <w:p>
+    <w:pPr>
+      <w:pStyle w:val="Footer"/>
+      <w:jc w:val="center"/>
+    </w:pPr>
+    <w:r/>
+  </w:p>
+  <w:tbl>
+    <w:tblPr>
+      <w:tblW w:type="auto" w:w="0"/>
+      <w:tblLayout w:type="fixed"/>
+      <w:tblLook w:firstColumn="1" w:firstRow="1" w:lastColumn="0" w:lastRow="0" w:noHBand="0" w:noVBand="1" w:val="04A0"/>
+    </w:tblPr>
+    <w:tblGrid>
+      <w:gridCol w:w="3402"/>
+      <w:gridCol w:w="3169"/>
+      <w:gridCol w:w="3402"/>
+    </w:tblGrid>
+    <w:tr>
+      <w:tc>
+        <w:tcPr>
+          <w:tcW w:type="dxa" w:w="3402"/>
+        </w:tcPr>
+        <w:p>
+          <w:pPr>
+            <w:jc w:val="left"/>
+          </w:pPr>
+          <w:r>
+            <w:rPr>
+              <w:color w:val="808080"/>
+              <w:sz w:val="16"/>
+            </w:rPr>
+            <w:t>Custodio RAT Manager · Ley 21.719</w:t>
+          </w:r>
+        </w:p>
+      </w:tc>
+      <w:tc>
+        <w:tcPr>
+          <w:tcW w:type="dxa" w:w="3169"/>
+        </w:tcPr>
+        <w:p>
+          <w:pPr>
+            <w:jc w:val="center"/>
+          </w:pPr>
+          <w:r>
+            <w:rPr>
+              <w:color w:val="808080"/>
+              <w:sz w:val="16"/>
+            </w:rPr>
+            <w:t xml:space="preserve">Página </w:t>
+          </w:r>
+          <w:r>
+            <w:rPr>
+              <w:color w:val="808080"/>
+              <w:sz w:val="16"/>
+            </w:rPr>
+            <w:fldChar w:fldCharType="begin"/>
+            <w:instrText xml:space="preserve">PAGE</w:instrText>
+            <w:fldChar w:fldCharType="separate"/>
+            <w:fldChar w:fldCharType="end"/>
+          </w:r>
+          <w:r>
+            <w:rPr>
+              <w:color w:val="808080"/>
+              <w:sz w:val="16"/>
+            </w:rPr>
+            <w:t xml:space="preserve"> de </w:t>
+          </w:r>
+          <w:r>
+            <w:rPr>
+              <w:color w:val="808080"/>
+              <w:sz w:val="16"/>
+            </w:rPr>
+            <w:fldChar w:fldCharType="begin"/>
+            <w:instrText xml:space="preserve">NUMPAGES</w:instrText>
+            <w:fldChar w:fldCharType="separate"/>
+            <w:fldChar w:fldCharType="end"/>
+          </w:r>
+        </w:p>
+      </w:tc>
+      <w:tc>
+        <w:tcPr>
+          <w:tcW w:type="dxa" w:w="3402"/>
+        </w:tcPr>
+        <w:p>
+          <w:pPr>
+            <w:jc w:val="right"/>
+          </w:pPr>
+          <w:r>
+            <w:rPr>
+              <w:color w:val="808080"/>
+              <w:sz w:val="16"/>
+            </w:rPr>
+            <w:t>Interno — Confidencial  ·  Backlog de Producto</w:t>
+          </w:r>
+        </w:p>
+      </w:tc>
+    </w:tr>
+  </w:tbl>
+</w:ftr>
+</file>
+
+<file path=word/header1.xml><?xml version="1.0" encoding="utf-8"?>
+<w:hdr xmlns:m="http://schemas.openxmlformats.org/officeDocument/2006/math" xmlns:mc="http://schemas.openxmlformats.org/markup-compatibility/2006" xmlns:mo="http://schemas.microsoft.com/office/mac/office/2008/main" xmlns:mv="urn:schemas-microsoft-com:mac:vml" xmlns:o="urn:schemas-microsoft-com:office:office" xmlns:r="http://schemas.openxmlformats.org/officeDocument/2006/relationships" xmlns:v="urn:schemas-microsoft-com:vml" xmlns:w10="urn:schemas-microsoft-com:office:word" xmlns:w14="http://schemas.microsoft.com/office/word/2010/wordml" xmlns:w="http://schemas.openxmlformats.org/wordprocessingml/2006/main" xmlns:wne="http://schemas.microsoft.com/office/word/2006/wordml" xmlns:wp14="http://schemas.microsoft.com/office/word/2010/wordprocessingDrawing" xmlns:wp="http://schemas.openxmlformats.org/drawingml/2006/wordprocessingDrawing" xmlns:wpc="http://schemas.microsoft.com/office/word/2010/wordprocessingCanvas" xmlns:wpg="http://schemas.microsoft.com/office/word/2010/wordprocessingGroup" xmlns:wpi="http://schemas.microsoft.com/office/word/2010/wordprocessingInk" xmlns:wps="http://schemas.microsoft.com/office/word/2010/wordprocessingShape" mc:Ignorable="w14 wp14">
+  <w:p>
+    <w:pPr>
+      <w:pStyle w:val="Header"/>
+    </w:pPr>
+    <w:r/>
+  </w:p>
+  <w:tbl>
+    <w:tblPr>
+      <w:tblW w:type="auto" w:w="0"/>
+      <w:tblLayout w:type="fixed"/>
+      <w:tblLook w:firstColumn="1" w:firstRow="1" w:lastColumn="0" w:lastRow="0" w:noHBand="0" w:noVBand="1" w:val="04A0"/>
+    </w:tblPr>
+    <w:tblGrid>
+      <w:gridCol w:w="5669"/>
+      <w:gridCol w:w="4303"/>
+    </w:tblGrid>
+    <w:tr>
+      <w:tc>
+        <w:tcPr>
+          <w:tcW w:type="dxa" w:w="5669"/>
+        </w:tcPr>
+        <w:p>
+          <w:pPr>
+            <w:jc w:val="left"/>
+            <w:pBdr>
+              <w:bottom w:val="single" w:sz="6" w:space="1" w:color="1F497D"/>
+            </w:pBdr>
+          </w:pPr>
+          <w:r>
+            <w:rPr>
+              <w:b/>
+              <w:color w:val="1F497D"/>
+              <w:sz w:val="18"/>
+            </w:rPr>
+            <w:t xml:space="preserve">▣  CUSTODIO  </w:t>
+          </w:r>
+          <w:r>
+            <w:rPr>
+              <w:color w:val="404040"/>
+              <w:sz w:val="18"/>
+            </w:rPr>
+            <w:t>·  Backlog de Producto</w:t>
+          </w:r>
+        </w:p>
+      </w:tc>
+      <w:tc>
+        <w:tcPr>
+          <w:tcW w:type="dxa" w:w="4303"/>
+        </w:tcPr>
+        <w:p>
+          <w:pPr>
+            <w:jc w:val="right"/>
+          </w:pPr>
+          <w:r>
+            <w:rPr>
+              <w:color w:val="808080"/>
+              <w:sz w:val="18"/>
+            </w:rPr>
+            <w:t>v1.10  ·  Junio 2026</w:t>
+          </w:r>
+        </w:p>
+      </w:tc>
+    </w:tr>
+  </w:tbl>
+</w:hdr>
 </file>
 
 <file path=word/numbering.xml><?xml version="1.0" encoding="utf-8"?>
@@ -2942,8 +4567,12 @@
     <w:name w:val="Normal"/>
     <w:qFormat/>
     <w:rsid w:val="00FC693F"/>
+    <w:pPr>
+      <w:spacing w:after="120" w:line="276" w:lineRule="auto"/>
+    </w:pPr>
     <w:rPr>
       <w:rFonts w:ascii="Calibri" w:hAnsi="Calibri"/>
+      <w:color w:val="000000"/>
       <w:sz w:val="22"/>
     </w:rPr>
   </w:style>
@@ -3002,7 +4631,7 @@
     <w:pPr>
       <w:keepNext/>
       <w:keepLines/>
-      <w:spacing w:before="480" w:after="0"/>
+      <w:spacing w:before="360" w:after="120"/>
       <w:outlineLvl w:val="0"/>
     </w:pPr>
     <w:rPr>
@@ -3026,7 +4655,7 @@
     <w:pPr>
       <w:keepNext/>
       <w:keepLines/>
-      <w:spacing w:before="200" w:after="0"/>
+      <w:spacing w:before="240" w:after="80"/>
       <w:outlineLvl w:val="1"/>
     </w:pPr>
     <w:rPr>
@@ -3050,7 +4679,7 @@
     <w:pPr>
       <w:keepNext/>
       <w:keepLines/>
-      <w:spacing w:before="200" w:after="0"/>
+      <w:spacing w:before="160" w:after="40"/>
       <w:outlineLvl w:val="2"/>
     </w:pPr>
     <w:rPr>
@@ -3078,12 +4707,13 @@
       <w:outlineLvl w:val="3"/>
     </w:pPr>
     <w:rPr>
-      <w:rFonts w:asciiTheme="majorHAnsi" w:eastAsiaTheme="majorEastAsia" w:hAnsiTheme="majorHAnsi" w:cstheme="majorBidi"/>
+      <w:rFonts w:asciiTheme="majorHAnsi" w:eastAsiaTheme="majorEastAsia" w:hAnsiTheme="majorHAnsi" w:cstheme="majorBidi" w:ascii="Calibri" w:hAnsi="Calibri"/>
       <w:b/>
       <w:bCs/>
       <w:i/>
       <w:iCs/>
-      <w:color w:val="4F81BD" w:themeColor="accent1"/>
+      <w:color w:val="404040"/>
+      <w:sz w:val="22"/>
     </w:rPr>
   </w:style>
   <w:style w:type="paragraph" w:styleId="Heading5">
